--- a/docs/huong-dan-su-dung-tung-blog.docx
+++ b/docs/huong-dan-su-dung-tung-blog.docx
@@ -4,13 +4,14 @@
   <w:body>
     <w:p>
       <w:pPr>
+        <w:spacing w:before="600"/>
         <w:jc w:val="center"/>
       </w:pPr>
       <w:r>
         <w:drawing>
           <wp:inline xmlns:a="http://schemas.openxmlformats.org/drawingml/2006/main" xmlns:pic="http://schemas.openxmlformats.org/drawingml/2006/picture">
-            <wp:extent cx="1143000" cy="1143000"/>
-            <wp:docPr id="1" name="Picture 1" descr="Ảnh đại diện hiện tại của blog"/>
+            <wp:extent cx="822960" cy="822960"/>
+            <wp:docPr id="1" name="Picture 1"/>
             <wp:cNvGraphicFramePr>
               <a:graphicFrameLocks noChangeAspect="1"/>
             </wp:cNvGraphicFramePr>
@@ -18,7 +19,7 @@
               <a:graphicData uri="http://schemas.openxmlformats.org/drawingml/2006/picture">
                 <pic:pic>
                   <pic:nvPicPr>
-                    <pic:cNvPr id="0" name="profile-avatar-for-guide-baseline.jpg"/>
+                    <pic:cNvPr id="0" name="brand-logo.png"/>
                     <pic:cNvPicPr/>
                   </pic:nvPicPr>
                   <pic:blipFill>
@@ -30,7 +31,7 @@
                   <pic:spPr>
                     <a:xfrm>
                       <a:off x="0" y="0"/>
-                      <a:ext cx="1143000" cy="1143000"/>
+                      <a:ext cx="822960" cy="822960"/>
                     </a:xfrm>
                     <a:prstGeom prst="rect"/>
                   </pic:spPr>
@@ -43,84 +44,112 @@
     </w:p>
     <w:p>
       <w:pPr>
-        <w:spacing w:before="200" w:after="80"/>
+        <w:pStyle w:val="SmallLabel"/>
+        <w:spacing w:before="480"/>
+        <w:jc w:val="center"/>
+      </w:pPr>
+      <w:r>
+        <w:t>CẨM NANG TỰ CẬP NHẬT • THÁNG 7/2026</w:t>
+      </w:r>
+    </w:p>
+    <w:p>
+      <w:pPr>
+        <w:pStyle w:val="Title"/>
+        <w:jc w:val="center"/>
+      </w:pPr>
+      <w:r>
+        <w:t>THANH TÙNG BLOG</w:t>
+      </w:r>
+      <w:r>
+        <w:br/>
+      </w:r>
+      <w:r>
+        <w:rPr>
+          <w:color w:val="087F82"/>
+        </w:rPr>
+        <w:t>&amp; SECOND BRAIN</w:t>
+      </w:r>
+    </w:p>
+    <w:p>
+      <w:pPr>
+        <w:pStyle w:val="Subtitle"/>
+        <w:jc w:val="center"/>
+      </w:pPr>
+      <w:r>
+        <w:t>Viết bài • Quản lý media • Đồng bộ Obsidian • Kiểm tra • Push • Khôi phục</w:t>
+      </w:r>
+    </w:p>
+    <w:tbl>
+      <w:tblPr>
+        <w:tblW w:type="auto" w:w="0"/>
+        <w:jc w:val="center"/>
+        <w:tblLook w:firstColumn="1" w:firstRow="1" w:lastColumn="0" w:lastRow="0" w:noHBand="0" w:noVBand="1" w:val="04A0"/>
+      </w:tblPr>
+      <w:tblGrid>
+        <w:gridCol w:w="9994"/>
+      </w:tblGrid>
+      <w:tr>
+        <w:tc>
+          <w:tcPr>
+            <w:tcW w:type="dxa" w:w="9994"/>
+            <w:shd w:fill="E8F5F4"/>
+            <w:tcMar>
+              <w:top w:w="170" w:type="dxa"/>
+              <w:start w:w="200" w:type="dxa"/>
+              <w:bottom w:w="170" w:type="dxa"/>
+              <w:end w:w="200" w:type="dxa"/>
+            </w:tcMar>
+          </w:tcPr>
+          <w:p>
+            <w:pPr>
+              <w:jc w:val="center"/>
+            </w:pPr>
+            <w:r>
+              <w:rPr>
+                <w:b/>
+              </w:rPr>
+              <w:t xml:space="preserve">Website  </w:t>
+            </w:r>
+            <w:hyperlink r:id="rId12">
+              <w:r>
+                <w:rPr>
+                  <w:color w:val="087F82"/>
+                  <w:u w:val="single"/>
+                </w:rPr>
+                <w:t>www.thanhtung0209.com</w:t>
+              </w:r>
+            </w:hyperlink>
+            <w:r>
+              <w:rPr>
+                <w:b/>
+              </w:rPr>
+              <w:br/>
+              <w:t xml:space="preserve">Second Brain  </w:t>
+            </w:r>
+            <w:hyperlink r:id="rId13">
+              <w:r>
+                <w:rPr>
+                  <w:color w:val="087F82"/>
+                  <w:u w:val="single"/>
+                </w:rPr>
+                <w:t>www.thanhtung0209.com/brain/</w:t>
+              </w:r>
+            </w:hyperlink>
+          </w:p>
+        </w:tc>
+      </w:tr>
+    </w:tbl>
+    <w:p>
+      <w:pPr>
+        <w:spacing w:before="1600"/>
         <w:jc w:val="center"/>
       </w:pPr>
       <w:r>
         <w:rPr>
-          <w:rFonts w:ascii="Calibri" w:hAnsi="Calibri" w:eastAsia="Calibri"/>
           <w:b/>
-          <w:color w:val="1F4D78"/>
-          <w:sz w:val="48"/>
+          <w:color w:val="123047"/>
         </w:rPr>
-        <w:t>HƯỚNG DẪN SỬ DỤNG TUNG-BLOG</w:t>
-      </w:r>
-    </w:p>
-    <w:p>
-      <w:pPr>
-        <w:spacing w:after="280"/>
-        <w:jc w:val="center"/>
-      </w:pPr>
-      <w:r>
-        <w:rPr>
-          <w:rFonts w:ascii="Calibri" w:hAnsi="Calibri" w:eastAsia="Calibri"/>
-          <w:color w:val="667085"/>
-          <w:sz w:val="24"/>
-        </w:rPr>
-        <w:t>Tự tạo bài viết, thay ảnh, kiểm tra và push lên GitHub/Vercel</w:t>
-      </w:r>
-    </w:p>
-    <w:p>
-      <w:pPr>
-        <w:jc w:val="center"/>
-      </w:pPr>
-      <w:r>
-        <w:drawing>
-          <wp:inline xmlns:a="http://schemas.openxmlformats.org/drawingml/2006/main" xmlns:pic="http://schemas.openxmlformats.org/drawingml/2006/picture">
-            <wp:extent cx="5943600" cy="3343275"/>
-            <wp:docPr id="2" name="Picture 2" descr="Ảnh bìa hiện tại của blog"/>
-            <wp:cNvGraphicFramePr>
-              <a:graphicFrameLocks noChangeAspect="1"/>
-            </wp:cNvGraphicFramePr>
-            <a:graphic>
-              <a:graphicData uri="http://schemas.openxmlformats.org/drawingml/2006/picture">
-                <pic:pic>
-                  <pic:nvPicPr>
-                    <pic:cNvPr id="0" name="site-banner-for-guide-baseline.jpg"/>
-                    <pic:cNvPicPr/>
-                  </pic:nvPicPr>
-                  <pic:blipFill>
-                    <a:blip r:embed="rId12"/>
-                    <a:stretch>
-                      <a:fillRect/>
-                    </a:stretch>
-                  </pic:blipFill>
-                  <pic:spPr>
-                    <a:xfrm>
-                      <a:off x="0" y="0"/>
-                      <a:ext cx="5943600" cy="3343275"/>
-                    </a:xfrm>
-                    <a:prstGeom prst="rect"/>
-                  </pic:spPr>
-                </pic:pic>
-              </a:graphicData>
-            </a:graphic>
-          </wp:inline>
-        </w:drawing>
-      </w:r>
-    </w:p>
-    <w:p>
-      <w:pPr>
-        <w:spacing w:before="160"/>
-        <w:jc w:val="center"/>
-      </w:pPr>
-      <w:r>
-        <w:rPr>
-          <w:rFonts w:ascii="Calibri" w:hAnsi="Calibri" w:eastAsia="Calibri"/>
-          <w:color w:val="667085"/>
-          <w:sz w:val="19"/>
-        </w:rPr>
-        <w:t>Dành cho Nguyễn Thanh Tùng  |  Cập nhật 20/06/2026</w:t>
+        <w:t>Dành cho Nguyễn Thanh Tùng</w:t>
       </w:r>
     </w:p>
     <w:p>
@@ -131,2124 +160,3142 @@
     <w:p>
       <w:pPr>
         <w:pStyle w:val="Heading1"/>
-        <w:keepNext/>
       </w:pPr>
       <w:r>
-        <w:t>1. Cách dùng tài liệu này</w:t>
+        <w:t>1. Bắt đầu an toàn</w:t>
       </w:r>
     </w:p>
     <w:p>
       <w:r>
-        <w:rPr>
-          <w:rFonts w:ascii="Calibri" w:hAnsi="Calibri" w:eastAsia="Calibri"/>
-        </w:rPr>
-        <w:t>Đây là sổ tay thao tác cho repo TUNG-BLOG trên máy Windows. Khi cần cập nhật web, hãy làm theo mục 2 trước; các mục sau giải thích từng loại thay đổi.</w:t>
+        <w:t>Mọi lệnh trong tài liệu chạy bằng PowerShell tại thư mục dự án bên dưới. Website dùng Astro 5, Node.js 22+, pnpm 9+, GitHub và Vercel.</w:t>
+      </w:r>
+    </w:p>
+    <w:tbl>
+      <w:tblPr>
+        <w:tblW w:type="auto" w:w="0"/>
+        <w:jc w:val="center"/>
+        <w:tblLayout w:type="autofit"/>
+        <w:tblLook w:firstColumn="1" w:firstRow="1" w:lastColumn="0" w:lastRow="0" w:noHBand="0" w:noVBand="1" w:val="04A0"/>
+      </w:tblPr>
+      <w:tblGrid>
+        <w:gridCol w:w="9994"/>
+      </w:tblGrid>
+      <w:tr>
+        <w:tc>
+          <w:tcPr>
+            <w:tcW w:type="dxa" w:w="9994"/>
+            <w:shd w:fill="123047"/>
+            <w:tcMar>
+              <w:top w:w="120" w:type="dxa"/>
+              <w:start w:w="150" w:type="dxa"/>
+              <w:bottom w:w="120" w:type="dxa"/>
+              <w:end w:w="150" w:type="dxa"/>
+            </w:tcMar>
+          </w:tcPr>
+          <w:p>
+            <w:pPr>
+              <w:spacing w:after="0"/>
+            </w:pPr>
+            <w:r>
+              <w:rPr>
+                <w:rFonts w:ascii="Consolas" w:hAnsi="Consolas"/>
+                <w:color w:val="FFFFFF"/>
+                <w:sz w:val="18"/>
+              </w:rPr>
+              <w:t>cd \"C:\Users\NITRO 5\Desktop\thanhtung0209-blog\"</w:t>
+            </w:r>
+            <w:r>
+              <w:br/>
+            </w:r>
+            <w:r>
+              <w:rPr>
+                <w:rFonts w:ascii="Consolas" w:hAnsi="Consolas"/>
+                <w:color w:val="FFFFFF"/>
+                <w:sz w:val="18"/>
+              </w:rPr>
+              <w:t>git status</w:t>
+            </w:r>
+            <w:r>
+              <w:br/>
+            </w:r>
+            <w:r>
+              <w:rPr>
+                <w:rFonts w:ascii="Consolas" w:hAnsi="Consolas"/>
+                <w:color w:val="FFFFFF"/>
+                <w:sz w:val="18"/>
+              </w:rPr>
+              <w:t>git pull origin main</w:t>
+            </w:r>
+          </w:p>
+        </w:tc>
+      </w:tr>
+    </w:tbl>
+    <w:p>
+      <w:pPr>
+        <w:spacing w:after="0"/>
+      </w:pPr>
+    </w:p>
+    <w:tbl>
+      <w:tblPr>
+        <w:tblW w:type="auto" w:w="0"/>
+        <w:jc w:val="center"/>
+        <w:tblLook w:firstColumn="1" w:firstRow="1" w:lastColumn="0" w:lastRow="0" w:noHBand="0" w:noVBand="1" w:val="04A0"/>
+      </w:tblPr>
+      <w:tblGrid>
+        <w:gridCol w:w="9994"/>
+      </w:tblGrid>
+      <w:tr>
+        <w:tc>
+          <w:tcPr>
+            <w:tcW w:type="dxa" w:w="9994"/>
+            <w:shd w:fill="E8F5F4"/>
+            <w:tcMar>
+              <w:top w:w="120" w:type="dxa"/>
+              <w:start w:w="150" w:type="dxa"/>
+              <w:bottom w:w="120" w:type="dxa"/>
+              <w:end w:w="150" w:type="dxa"/>
+            </w:tcMar>
+          </w:tcPr>
+          <w:p>
+            <w:pPr>
+              <w:spacing w:after="0"/>
+            </w:pPr>
+            <w:r>
+              <w:rPr>
+                <w:b/>
+                <w:color w:val="087F82"/>
+              </w:rPr>
+              <w:t xml:space="preserve">Nguyên tắc: </w:t>
+            </w:r>
+            <w:r>
+              <w:t>Luôn xem git status trước khi sửa. Không commit .env, node_modules, dist hoặc brain/.quartz.</w:t>
+            </w:r>
+          </w:p>
+        </w:tc>
+      </w:tr>
+    </w:tbl>
+    <w:p>
+      <w:pPr>
+        <w:spacing w:after="0"/>
+      </w:pPr>
+    </w:p>
+    <w:p>
+      <w:pPr>
+        <w:pStyle w:val="Heading2"/>
+      </w:pPr>
+      <w:r>
+        <w:t>Lệnh nhanh</w:t>
+      </w:r>
+    </w:p>
+    <w:tbl>
+      <w:tblPr>
+        <w:tblStyle w:val="TableGrid"/>
+        <w:tblW w:type="auto" w:w="0"/>
+        <w:jc w:val="center"/>
+        <w:tblLayout w:type="fixed"/>
+        <w:tblLook w:firstColumn="1" w:firstRow="1" w:lastColumn="0" w:lastRow="0" w:noHBand="0" w:noVBand="1" w:val="04A0"/>
+      </w:tblPr>
+      <w:tblGrid>
+        <w:gridCol w:w="3672"/>
+        <w:gridCol w:w="6552"/>
+      </w:tblGrid>
+      <w:tr>
+        <w:trPr>
+          <w:tblHeader w:val="true"/>
+        </w:trPr>
+        <w:tc>
+          <w:tcPr>
+            <w:tcW w:type="dxa" w:w="4997"/>
+            <w:shd w:fill="123047"/>
+            <w:tcMar>
+              <w:top w:w="90" w:type="dxa"/>
+              <w:start w:w="120" w:type="dxa"/>
+              <w:bottom w:w="90" w:type="dxa"/>
+              <w:end w:w="120" w:type="dxa"/>
+            </w:tcMar>
+          </w:tcPr>
+          <w:p>
+            <w:r>
+              <w:rPr>
+                <w:b/>
+                <w:color w:val="FFFFFF"/>
+              </w:rPr>
+              <w:t>Đường dẫn</w:t>
+            </w:r>
+          </w:p>
+        </w:tc>
+        <w:tc>
+          <w:tcPr>
+            <w:tcW w:type="dxa" w:w="4997"/>
+            <w:shd w:fill="123047"/>
+            <w:tcMar>
+              <w:top w:w="90" w:type="dxa"/>
+              <w:start w:w="120" w:type="dxa"/>
+              <w:bottom w:w="90" w:type="dxa"/>
+              <w:end w:w="120" w:type="dxa"/>
+            </w:tcMar>
+          </w:tcPr>
+          <w:p>
+            <w:r>
+              <w:rPr>
+                <w:b/>
+                <w:color w:val="FFFFFF"/>
+              </w:rPr>
+              <w:t>Mục đích</w:t>
+            </w:r>
+          </w:p>
+        </w:tc>
+      </w:tr>
+      <w:tr>
+        <w:tc>
+          <w:tcPr>
+            <w:tcW w:type="dxa" w:w="3672"/>
+            <w:tcMar>
+              <w:top w:w="90" w:type="dxa"/>
+              <w:start w:w="120" w:type="dxa"/>
+              <w:bottom w:w="90" w:type="dxa"/>
+              <w:end w:w="120" w:type="dxa"/>
+            </w:tcMar>
+            <w:vAlign w:val="center"/>
+            <w:shd w:fill="E8EEF5"/>
+          </w:tcPr>
+          <w:p>
+            <w:r>
+              <w:rPr>
+                <w:rFonts w:ascii="Consolas" w:hAnsi="Consolas"/>
+                <w:sz w:val="18"/>
+              </w:rPr>
+              <w:t>pnpm dev</w:t>
+            </w:r>
+          </w:p>
+        </w:tc>
+        <w:tc>
+          <w:tcPr>
+            <w:tcW w:type="dxa" w:w="6552"/>
+            <w:tcMar>
+              <w:top w:w="90" w:type="dxa"/>
+              <w:start w:w="120" w:type="dxa"/>
+              <w:bottom w:w="90" w:type="dxa"/>
+              <w:end w:w="120" w:type="dxa"/>
+            </w:tcMar>
+            <w:vAlign w:val="center"/>
+          </w:tcPr>
+          <w:p>
+            <w:r>
+              <w:t>Xem thử blog trên máy.</w:t>
+            </w:r>
+          </w:p>
+        </w:tc>
+      </w:tr>
+      <w:tr>
+        <w:tc>
+          <w:tcPr>
+            <w:tcW w:type="dxa" w:w="3672"/>
+            <w:tcMar>
+              <w:top w:w="90" w:type="dxa"/>
+              <w:start w:w="120" w:type="dxa"/>
+              <w:bottom w:w="90" w:type="dxa"/>
+              <w:end w:w="120" w:type="dxa"/>
+            </w:tcMar>
+            <w:vAlign w:val="center"/>
+            <w:shd w:fill="E8EEF5"/>
+          </w:tcPr>
+          <w:p>
+            <w:r>
+              <w:rPr>
+                <w:rFonts w:ascii="Consolas" w:hAnsi="Consolas"/>
+                <w:sz w:val="18"/>
+              </w:rPr>
+              <w:t>pnpm new-post</w:t>
+            </w:r>
+          </w:p>
+        </w:tc>
+        <w:tc>
+          <w:tcPr>
+            <w:tcW w:type="dxa" w:w="6552"/>
+            <w:tcMar>
+              <w:top w:w="90" w:type="dxa"/>
+              <w:start w:w="120" w:type="dxa"/>
+              <w:bottom w:w="90" w:type="dxa"/>
+              <w:end w:w="120" w:type="dxa"/>
+            </w:tcMar>
+            <w:vAlign w:val="center"/>
+          </w:tcPr>
+          <w:p>
+            <w:r>
+              <w:t>Tạo bài blog mới bằng câu hỏi hướng dẫn.</w:t>
+            </w:r>
+          </w:p>
+        </w:tc>
+      </w:tr>
+      <w:tr>
+        <w:tc>
+          <w:tcPr>
+            <w:tcW w:type="dxa" w:w="3672"/>
+            <w:tcMar>
+              <w:top w:w="90" w:type="dxa"/>
+              <w:start w:w="120" w:type="dxa"/>
+              <w:bottom w:w="90" w:type="dxa"/>
+              <w:end w:w="120" w:type="dxa"/>
+            </w:tcMar>
+            <w:vAlign w:val="center"/>
+            <w:shd w:fill="E8EEF5"/>
+          </w:tcPr>
+          <w:p>
+            <w:r>
+              <w:rPr>
+                <w:rFonts w:ascii="Consolas" w:hAnsi="Consolas"/>
+                <w:sz w:val="18"/>
+              </w:rPr>
+              <w:t>pnpm new-photo</w:t>
+            </w:r>
+          </w:p>
+        </w:tc>
+        <w:tc>
+          <w:tcPr>
+            <w:tcW w:type="dxa" w:w="6552"/>
+            <w:tcMar>
+              <w:top w:w="90" w:type="dxa"/>
+              <w:start w:w="120" w:type="dxa"/>
+              <w:bottom w:w="90" w:type="dxa"/>
+              <w:end w:w="120" w:type="dxa"/>
+            </w:tcMar>
+            <w:vAlign w:val="center"/>
+          </w:tcPr>
+          <w:p>
+            <w:r>
+              <w:t>Thêm ảnh vào Kho ảnh.</w:t>
+            </w:r>
+          </w:p>
+        </w:tc>
+      </w:tr>
+      <w:tr>
+        <w:tc>
+          <w:tcPr>
+            <w:tcW w:type="dxa" w:w="3672"/>
+            <w:tcMar>
+              <w:top w:w="90" w:type="dxa"/>
+              <w:start w:w="120" w:type="dxa"/>
+              <w:bottom w:w="90" w:type="dxa"/>
+              <w:end w:w="120" w:type="dxa"/>
+            </w:tcMar>
+            <w:vAlign w:val="center"/>
+            <w:shd w:fill="E8EEF5"/>
+          </w:tcPr>
+          <w:p>
+            <w:r>
+              <w:rPr>
+                <w:rFonts w:ascii="Consolas" w:hAnsi="Consolas"/>
+                <w:sz w:val="18"/>
+              </w:rPr>
+              <w:t>pnpm music</w:t>
+            </w:r>
+          </w:p>
+        </w:tc>
+        <w:tc>
+          <w:tcPr>
+            <w:tcW w:type="dxa" w:w="6552"/>
+            <w:tcMar>
+              <w:top w:w="90" w:type="dxa"/>
+              <w:start w:w="120" w:type="dxa"/>
+              <w:bottom w:w="90" w:type="dxa"/>
+              <w:end w:w="120" w:type="dxa"/>
+            </w:tcMar>
+            <w:vAlign w:val="center"/>
+          </w:tcPr>
+          <w:p>
+            <w:r>
+              <w:t>Tạo lại playlist từ public/music/.</w:t>
+            </w:r>
+          </w:p>
+        </w:tc>
+      </w:tr>
+      <w:tr>
+        <w:tc>
+          <w:tcPr>
+            <w:tcW w:type="dxa" w:w="3672"/>
+            <w:tcMar>
+              <w:top w:w="90" w:type="dxa"/>
+              <w:start w:w="120" w:type="dxa"/>
+              <w:bottom w:w="90" w:type="dxa"/>
+              <w:end w:w="120" w:type="dxa"/>
+            </w:tcMar>
+            <w:vAlign w:val="center"/>
+            <w:shd w:fill="E8EEF5"/>
+          </w:tcPr>
+          <w:p>
+            <w:r>
+              <w:rPr>
+                <w:rFonts w:ascii="Consolas" w:hAnsi="Consolas"/>
+                <w:sz w:val="18"/>
+              </w:rPr>
+              <w:t>pnpm brain:sync</w:t>
+            </w:r>
+          </w:p>
+        </w:tc>
+        <w:tc>
+          <w:tcPr>
+            <w:tcW w:type="dxa" w:w="6552"/>
+            <w:tcMar>
+              <w:top w:w="90" w:type="dxa"/>
+              <w:start w:w="120" w:type="dxa"/>
+              <w:bottom w:w="90" w:type="dxa"/>
+              <w:end w:w="120" w:type="dxa"/>
+            </w:tcMar>
+            <w:vAlign w:val="center"/>
+          </w:tcPr>
+          <w:p>
+            <w:r>
+              <w:t>Đồng bộ vault Obsidian vào Second Brain.</w:t>
+            </w:r>
+          </w:p>
+        </w:tc>
+      </w:tr>
+      <w:tr>
+        <w:tc>
+          <w:tcPr>
+            <w:tcW w:type="dxa" w:w="3672"/>
+            <w:tcMar>
+              <w:top w:w="90" w:type="dxa"/>
+              <w:start w:w="120" w:type="dxa"/>
+              <w:bottom w:w="90" w:type="dxa"/>
+              <w:end w:w="120" w:type="dxa"/>
+            </w:tcMar>
+            <w:vAlign w:val="center"/>
+            <w:shd w:fill="E8EEF5"/>
+          </w:tcPr>
+          <w:p>
+            <w:r>
+              <w:rPr>
+                <w:rFonts w:ascii="Consolas" w:hAnsi="Consolas"/>
+                <w:sz w:val="18"/>
+              </w:rPr>
+              <w:t>pnpm brain:dev</w:t>
+            </w:r>
+          </w:p>
+        </w:tc>
+        <w:tc>
+          <w:tcPr>
+            <w:tcW w:type="dxa" w:w="6552"/>
+            <w:tcMar>
+              <w:top w:w="90" w:type="dxa"/>
+              <w:start w:w="120" w:type="dxa"/>
+              <w:bottom w:w="90" w:type="dxa"/>
+              <w:end w:w="120" w:type="dxa"/>
+            </w:tcMar>
+            <w:vAlign w:val="center"/>
+          </w:tcPr>
+          <w:p>
+            <w:r>
+              <w:t>Xem thử Second Brain tại localhost:8080/brain/.</w:t>
+            </w:r>
+          </w:p>
+        </w:tc>
+      </w:tr>
+      <w:tr>
+        <w:tc>
+          <w:tcPr>
+            <w:tcW w:type="dxa" w:w="3672"/>
+            <w:tcMar>
+              <w:top w:w="90" w:type="dxa"/>
+              <w:start w:w="120" w:type="dxa"/>
+              <w:bottom w:w="90" w:type="dxa"/>
+              <w:end w:w="120" w:type="dxa"/>
+            </w:tcMar>
+            <w:vAlign w:val="center"/>
+            <w:shd w:fill="E8EEF5"/>
+          </w:tcPr>
+          <w:p>
+            <w:r>
+              <w:rPr>
+                <w:rFonts w:ascii="Consolas" w:hAnsi="Consolas"/>
+                <w:sz w:val="18"/>
+              </w:rPr>
+              <w:t>pnpm build</w:t>
+            </w:r>
+          </w:p>
+        </w:tc>
+        <w:tc>
+          <w:tcPr>
+            <w:tcW w:type="dxa" w:w="6552"/>
+            <w:tcMar>
+              <w:top w:w="90" w:type="dxa"/>
+              <w:start w:w="120" w:type="dxa"/>
+              <w:bottom w:w="90" w:type="dxa"/>
+              <w:end w:w="120" w:type="dxa"/>
+            </w:tcMar>
+            <w:vAlign w:val="center"/>
+          </w:tcPr>
+          <w:p>
+            <w:r>
+              <w:t>Build cả blog và Second Brain như Vercel.</w:t>
+            </w:r>
+          </w:p>
+        </w:tc>
+      </w:tr>
+    </w:tbl>
+    <w:p>
+      <w:pPr>
+        <w:spacing w:after="0"/>
+      </w:pPr>
+    </w:p>
+    <w:p>
+      <w:pPr>
+        <w:pStyle w:val="Heading2"/>
+      </w:pPr>
+      <w:r>
+        <w:t>Cấu trúc cần nhớ</w:t>
+      </w:r>
+    </w:p>
+    <w:tbl>
+      <w:tblPr>
+        <w:tblStyle w:val="TableGrid"/>
+        <w:tblW w:type="auto" w:w="0"/>
+        <w:jc w:val="center"/>
+        <w:tblLayout w:type="fixed"/>
+        <w:tblLook w:firstColumn="1" w:firstRow="1" w:lastColumn="0" w:lastRow="0" w:noHBand="0" w:noVBand="1" w:val="04A0"/>
+      </w:tblPr>
+      <w:tblGrid>
+        <w:gridCol w:w="3672"/>
+        <w:gridCol w:w="6552"/>
+      </w:tblGrid>
+      <w:tr>
+        <w:trPr>
+          <w:tblHeader w:val="true"/>
+        </w:trPr>
+        <w:tc>
+          <w:tcPr>
+            <w:tcW w:type="dxa" w:w="4997"/>
+            <w:shd w:fill="123047"/>
+            <w:tcMar>
+              <w:top w:w="90" w:type="dxa"/>
+              <w:start w:w="120" w:type="dxa"/>
+              <w:bottom w:w="90" w:type="dxa"/>
+              <w:end w:w="120" w:type="dxa"/>
+            </w:tcMar>
+          </w:tcPr>
+          <w:p>
+            <w:r>
+              <w:rPr>
+                <w:b/>
+                <w:color w:val="FFFFFF"/>
+              </w:rPr>
+              <w:t>Đường dẫn</w:t>
+            </w:r>
+          </w:p>
+        </w:tc>
+        <w:tc>
+          <w:tcPr>
+            <w:tcW w:type="dxa" w:w="4997"/>
+            <w:shd w:fill="123047"/>
+            <w:tcMar>
+              <w:top w:w="90" w:type="dxa"/>
+              <w:start w:w="120" w:type="dxa"/>
+              <w:bottom w:w="90" w:type="dxa"/>
+              <w:end w:w="120" w:type="dxa"/>
+            </w:tcMar>
+          </w:tcPr>
+          <w:p>
+            <w:r>
+              <w:rPr>
+                <w:b/>
+                <w:color w:val="FFFFFF"/>
+              </w:rPr>
+              <w:t>Mục đích</w:t>
+            </w:r>
+          </w:p>
+        </w:tc>
+      </w:tr>
+      <w:tr>
+        <w:tc>
+          <w:tcPr>
+            <w:tcW w:type="dxa" w:w="3672"/>
+            <w:tcMar>
+              <w:top w:w="90" w:type="dxa"/>
+              <w:start w:w="120" w:type="dxa"/>
+              <w:bottom w:w="90" w:type="dxa"/>
+              <w:end w:w="120" w:type="dxa"/>
+            </w:tcMar>
+            <w:vAlign w:val="center"/>
+            <w:shd w:fill="E8EEF5"/>
+          </w:tcPr>
+          <w:p>
+            <w:r>
+              <w:rPr>
+                <w:rFonts w:ascii="Consolas" w:hAnsi="Consolas"/>
+                <w:sz w:val="18"/>
+              </w:rPr>
+              <w:t>src/content/posts/</w:t>
+            </w:r>
+          </w:p>
+        </w:tc>
+        <w:tc>
+          <w:tcPr>
+            <w:tcW w:type="dxa" w:w="6552"/>
+            <w:tcMar>
+              <w:top w:w="90" w:type="dxa"/>
+              <w:start w:w="120" w:type="dxa"/>
+              <w:bottom w:w="90" w:type="dxa"/>
+              <w:end w:w="120" w:type="dxa"/>
+            </w:tcMar>
+            <w:vAlign w:val="center"/>
+          </w:tcPr>
+          <w:p>
+            <w:r>
+              <w:t>Bài blog và ảnh nằm cùng từng bài.</w:t>
+            </w:r>
+          </w:p>
+        </w:tc>
+      </w:tr>
+      <w:tr>
+        <w:tc>
+          <w:tcPr>
+            <w:tcW w:type="dxa" w:w="3672"/>
+            <w:tcMar>
+              <w:top w:w="90" w:type="dxa"/>
+              <w:start w:w="120" w:type="dxa"/>
+              <w:bottom w:w="90" w:type="dxa"/>
+              <w:end w:w="120" w:type="dxa"/>
+            </w:tcMar>
+            <w:vAlign w:val="center"/>
+            <w:shd w:fill="E8EEF5"/>
+          </w:tcPr>
+          <w:p>
+            <w:r>
+              <w:rPr>
+                <w:rFonts w:ascii="Consolas" w:hAnsi="Consolas"/>
+                <w:sz w:val="18"/>
+              </w:rPr>
+              <w:t>src/config.ts</w:t>
+            </w:r>
+          </w:p>
+        </w:tc>
+        <w:tc>
+          <w:tcPr>
+            <w:tcW w:type="dxa" w:w="6552"/>
+            <w:tcMar>
+              <w:top w:w="90" w:type="dxa"/>
+              <w:start w:w="120" w:type="dxa"/>
+              <w:bottom w:w="90" w:type="dxa"/>
+              <w:end w:w="120" w:type="dxa"/>
+            </w:tcMar>
+            <w:vAlign w:val="center"/>
+          </w:tcPr>
+          <w:p>
+            <w:r>
+              <w:t>Tên website, menu, avatar, bio, mạng xã hội và email.</w:t>
+            </w:r>
+          </w:p>
+        </w:tc>
+      </w:tr>
+      <w:tr>
+        <w:tc>
+          <w:tcPr>
+            <w:tcW w:type="dxa" w:w="3672"/>
+            <w:tcMar>
+              <w:top w:w="90" w:type="dxa"/>
+              <w:start w:w="120" w:type="dxa"/>
+              <w:bottom w:w="90" w:type="dxa"/>
+              <w:end w:w="120" w:type="dxa"/>
+            </w:tcMar>
+            <w:vAlign w:val="center"/>
+            <w:shd w:fill="E8EEF5"/>
+          </w:tcPr>
+          <w:p>
+            <w:r>
+              <w:rPr>
+                <w:rFonts w:ascii="Consolas" w:hAnsi="Consolas"/>
+                <w:sz w:val="18"/>
+              </w:rPr>
+              <w:t>public/gallery/</w:t>
+            </w:r>
+          </w:p>
+        </w:tc>
+        <w:tc>
+          <w:tcPr>
+            <w:tcW w:type="dxa" w:w="6552"/>
+            <w:tcMar>
+              <w:top w:w="90" w:type="dxa"/>
+              <w:start w:w="120" w:type="dxa"/>
+              <w:bottom w:w="90" w:type="dxa"/>
+              <w:end w:w="120" w:type="dxa"/>
+            </w:tcMar>
+            <w:vAlign w:val="center"/>
+          </w:tcPr>
+          <w:p>
+            <w:r>
+              <w:t>Ảnh Kho ảnh.</w:t>
+            </w:r>
+          </w:p>
+        </w:tc>
+      </w:tr>
+      <w:tr>
+        <w:tc>
+          <w:tcPr>
+            <w:tcW w:type="dxa" w:w="3672"/>
+            <w:tcMar>
+              <w:top w:w="90" w:type="dxa"/>
+              <w:start w:w="120" w:type="dxa"/>
+              <w:bottom w:w="90" w:type="dxa"/>
+              <w:end w:w="120" w:type="dxa"/>
+            </w:tcMar>
+            <w:vAlign w:val="center"/>
+            <w:shd w:fill="E8EEF5"/>
+          </w:tcPr>
+          <w:p>
+            <w:r>
+              <w:rPr>
+                <w:rFonts w:ascii="Consolas" w:hAnsi="Consolas"/>
+                <w:sz w:val="18"/>
+              </w:rPr>
+              <w:t>public/music/</w:t>
+            </w:r>
+          </w:p>
+        </w:tc>
+        <w:tc>
+          <w:tcPr>
+            <w:tcW w:type="dxa" w:w="6552"/>
+            <w:tcMar>
+              <w:top w:w="90" w:type="dxa"/>
+              <w:start w:w="120" w:type="dxa"/>
+              <w:bottom w:w="90" w:type="dxa"/>
+              <w:end w:w="120" w:type="dxa"/>
+            </w:tcMar>
+            <w:vAlign w:val="center"/>
+          </w:tcPr>
+          <w:p>
+            <w:r>
+              <w:t>MP3 và ảnh bìa nhạc.</w:t>
+            </w:r>
+          </w:p>
+        </w:tc>
+      </w:tr>
+      <w:tr>
+        <w:tc>
+          <w:tcPr>
+            <w:tcW w:type="dxa" w:w="3672"/>
+            <w:tcMar>
+              <w:top w:w="90" w:type="dxa"/>
+              <w:start w:w="120" w:type="dxa"/>
+              <w:bottom w:w="90" w:type="dxa"/>
+              <w:end w:w="120" w:type="dxa"/>
+            </w:tcMar>
+            <w:vAlign w:val="center"/>
+            <w:shd w:fill="E8EEF5"/>
+          </w:tcPr>
+          <w:p>
+            <w:r>
+              <w:rPr>
+                <w:rFonts w:ascii="Consolas" w:hAnsi="Consolas"/>
+                <w:sz w:val="18"/>
+              </w:rPr>
+              <w:t>public/favicon/</w:t>
+            </w:r>
+          </w:p>
+        </w:tc>
+        <w:tc>
+          <w:tcPr>
+            <w:tcW w:type="dxa" w:w="6552"/>
+            <w:tcMar>
+              <w:top w:w="90" w:type="dxa"/>
+              <w:start w:w="120" w:type="dxa"/>
+              <w:bottom w:w="90" w:type="dxa"/>
+              <w:end w:w="120" w:type="dxa"/>
+            </w:tcMar>
+            <w:vAlign w:val="center"/>
+          </w:tcPr>
+          <w:p>
+            <w:r>
+              <w:t>Logo và favicon.</w:t>
+            </w:r>
+          </w:p>
+        </w:tc>
+      </w:tr>
+      <w:tr>
+        <w:tc>
+          <w:tcPr>
+            <w:tcW w:type="dxa" w:w="3672"/>
+            <w:tcMar>
+              <w:top w:w="90" w:type="dxa"/>
+              <w:start w:w="120" w:type="dxa"/>
+              <w:bottom w:w="90" w:type="dxa"/>
+              <w:end w:w="120" w:type="dxa"/>
+            </w:tcMar>
+            <w:vAlign w:val="center"/>
+            <w:shd w:fill="E8EEF5"/>
+          </w:tcPr>
+          <w:p>
+            <w:r>
+              <w:rPr>
+                <w:rFonts w:ascii="Consolas" w:hAnsi="Consolas"/>
+                <w:sz w:val="18"/>
+              </w:rPr>
+              <w:t>brain/content/</w:t>
+            </w:r>
+          </w:p>
+        </w:tc>
+        <w:tc>
+          <w:tcPr>
+            <w:tcW w:type="dxa" w:w="6552"/>
+            <w:tcMar>
+              <w:top w:w="90" w:type="dxa"/>
+              <w:start w:w="120" w:type="dxa"/>
+              <w:bottom w:w="90" w:type="dxa"/>
+              <w:end w:w="120" w:type="dxa"/>
+            </w:tcMar>
+            <w:vAlign w:val="center"/>
+          </w:tcPr>
+          <w:p>
+            <w:r>
+              <w:t>Ghi chú công khai đã đồng bộ.</w:t>
+            </w:r>
+          </w:p>
+        </w:tc>
+      </w:tr>
+      <w:tr>
+        <w:tc>
+          <w:tcPr>
+            <w:tcW w:type="dxa" w:w="3672"/>
+            <w:tcMar>
+              <w:top w:w="90" w:type="dxa"/>
+              <w:start w:w="120" w:type="dxa"/>
+              <w:bottom w:w="90" w:type="dxa"/>
+              <w:end w:w="120" w:type="dxa"/>
+            </w:tcMar>
+            <w:vAlign w:val="center"/>
+            <w:shd w:fill="E8EEF5"/>
+          </w:tcPr>
+          <w:p>
+            <w:r>
+              <w:rPr>
+                <w:rFonts w:ascii="Consolas" w:hAnsi="Consolas"/>
+                <w:sz w:val="18"/>
+              </w:rPr>
+              <w:t>brain/quartz.config.yaml</w:t>
+            </w:r>
+          </w:p>
+        </w:tc>
+        <w:tc>
+          <w:tcPr>
+            <w:tcW w:type="dxa" w:w="6552"/>
+            <w:tcMar>
+              <w:top w:w="90" w:type="dxa"/>
+              <w:start w:w="120" w:type="dxa"/>
+              <w:bottom w:w="90" w:type="dxa"/>
+              <w:end w:w="120" w:type="dxa"/>
+            </w:tcMar>
+            <w:vAlign w:val="center"/>
+          </w:tcPr>
+          <w:p>
+            <w:r>
+              <w:t>Tên, màu, URL và bố cục Second Brain.</w:t>
+            </w:r>
+          </w:p>
+        </w:tc>
+      </w:tr>
+    </w:tbl>
+    <w:p>
+      <w:pPr>
+        <w:spacing w:after="0"/>
+      </w:pPr>
+    </w:p>
+    <w:p>
+      <w:pPr>
+        <w:pStyle w:val="Heading1"/>
+      </w:pPr>
+      <w:r>
+        <w:t>2. Viết và sửa bài blog</w:t>
       </w:r>
     </w:p>
     <w:p>
       <w:pPr>
-        <w:spacing w:before="120" w:after="160"/>
-        <w:ind w:left="173" w:right="115"/>
-        <w:shd w:fill="FFF4CE"/>
-        <w:pBdr>
-          <w:left w:val="single" w:sz="18" w:space="6" w:color="A16207"/>
-        </w:pBdr>
+        <w:pStyle w:val="Heading2"/>
       </w:pPr>
       <w:r>
-        <w:rPr>
-          <w:rFonts w:ascii="Calibri" w:hAnsi="Calibri" w:eastAsia="Calibri"/>
-          <w:b/>
-          <w:color w:val="A16207"/>
-        </w:rPr>
-        <w:t xml:space="preserve">Quy tắc an toàn: </w:t>
+        <w:t>Tạo bài bằng lệnh</w:t>
       </w:r>
+    </w:p>
+    <w:tbl>
+      <w:tblPr>
+        <w:tblW w:type="auto" w:w="0"/>
+        <w:jc w:val="center"/>
+        <w:tblLayout w:type="autofit"/>
+        <w:tblLook w:firstColumn="1" w:firstRow="1" w:lastColumn="0" w:lastRow="0" w:noHBand="0" w:noVBand="1" w:val="04A0"/>
+      </w:tblPr>
+      <w:tblGrid>
+        <w:gridCol w:w="9994"/>
+      </w:tblGrid>
+      <w:tr>
+        <w:tc>
+          <w:tcPr>
+            <w:tcW w:type="dxa" w:w="9994"/>
+            <w:shd w:fill="123047"/>
+            <w:tcMar>
+              <w:top w:w="120" w:type="dxa"/>
+              <w:start w:w="150" w:type="dxa"/>
+              <w:bottom w:w="120" w:type="dxa"/>
+              <w:end w:w="150" w:type="dxa"/>
+            </w:tcMar>
+          </w:tcPr>
+          <w:p>
+            <w:pPr>
+              <w:spacing w:after="0"/>
+            </w:pPr>
+            <w:r>
+              <w:rPr>
+                <w:rFonts w:ascii="Consolas" w:hAnsi="Consolas"/>
+                <w:color w:val="FFFFFF"/>
+                <w:sz w:val="18"/>
+              </w:rPr>
+              <w:t>pnpm new-post</w:t>
+            </w:r>
+            <w:r>
+              <w:br/>
+            </w:r>
+            <w:r>
+              <w:rPr>
+                <w:rFonts w:ascii="Consolas" w:hAnsi="Consolas"/>
+                <w:color w:val="FFFFFF"/>
+                <w:sz w:val="18"/>
+              </w:rPr>
+              <w:t>pnpm new-post "Tiêu đề bài viết"</w:t>
+            </w:r>
+          </w:p>
+        </w:tc>
+      </w:tr>
+    </w:tbl>
+    <w:p>
+      <w:pPr>
+        <w:spacing w:after="0"/>
+      </w:pPr>
+    </w:p>
+    <w:p>
       <w:r>
-        <w:rPr>
-          <w:rFonts w:ascii="Calibri" w:hAnsi="Calibri" w:eastAsia="Calibri"/>
-        </w:rPr>
-        <w:t>Luôn chạy git pull trước khi sửa, kiểm tra git status trước khi commit, và không đưa mật khẩu/API key lên GitHub.</w:t>
+        <w:t>Script hỏi tiêu đề, slug, ngày đăng, mô tả, danh mục, tag, ảnh bìa, ghim, mới nhất và bản nháp. Kết quả nằm tại src/content/posts/&lt;slug&gt;/index.md.</w:t>
+      </w:r>
+    </w:p>
+    <w:p>
+      <w:pPr>
+        <w:pStyle w:val="Heading2"/>
+      </w:pPr>
+      <w:r>
+        <w:t>Frontmatter mẫu</w:t>
+      </w:r>
+    </w:p>
+    <w:tbl>
+      <w:tblPr>
+        <w:tblW w:type="auto" w:w="0"/>
+        <w:jc w:val="center"/>
+        <w:tblLayout w:type="autofit"/>
+        <w:tblLook w:firstColumn="1" w:firstRow="1" w:lastColumn="0" w:lastRow="0" w:noHBand="0" w:noVBand="1" w:val="04A0"/>
+      </w:tblPr>
+      <w:tblGrid>
+        <w:gridCol w:w="9994"/>
+      </w:tblGrid>
+      <w:tr>
+        <w:tc>
+          <w:tcPr>
+            <w:tcW w:type="dxa" w:w="9994"/>
+            <w:shd w:fill="123047"/>
+            <w:tcMar>
+              <w:top w:w="120" w:type="dxa"/>
+              <w:start w:w="150" w:type="dxa"/>
+              <w:bottom w:w="120" w:type="dxa"/>
+              <w:end w:w="150" w:type="dxa"/>
+            </w:tcMar>
+          </w:tcPr>
+          <w:p>
+            <w:pPr>
+              <w:spacing w:after="0"/>
+            </w:pPr>
+            <w:r>
+              <w:rPr>
+                <w:rFonts w:ascii="Consolas" w:hAnsi="Consolas"/>
+                <w:color w:val="FFFFFF"/>
+                <w:sz w:val="18"/>
+              </w:rPr>
+              <w:t>---</w:t>
+            </w:r>
+            <w:r>
+              <w:br/>
+            </w:r>
+            <w:r>
+              <w:rPr>
+                <w:rFonts w:ascii="Consolas" w:hAnsi="Consolas"/>
+                <w:color w:val="FFFFFF"/>
+                <w:sz w:val="18"/>
+              </w:rPr>
+              <w:t>title: "Tiêu đề bài viết"</w:t>
+            </w:r>
+            <w:r>
+              <w:br/>
+            </w:r>
+            <w:r>
+              <w:rPr>
+                <w:rFonts w:ascii="Consolas" w:hAnsi="Consolas"/>
+                <w:color w:val="FFFFFF"/>
+                <w:sz w:val="18"/>
+              </w:rPr>
+              <w:t>published: 2026-07-01</w:t>
+            </w:r>
+            <w:r>
+              <w:br/>
+            </w:r>
+            <w:r>
+              <w:rPr>
+                <w:rFonts w:ascii="Consolas" w:hAnsi="Consolas"/>
+                <w:color w:val="FFFFFF"/>
+                <w:sz w:val="18"/>
+              </w:rPr>
+              <w:t>description: "Mô tả ngắn để hiện trên card và tìm kiếm."</w:t>
+            </w:r>
+            <w:r>
+              <w:br/>
+            </w:r>
+            <w:r>
+              <w:rPr>
+                <w:rFonts w:ascii="Consolas" w:hAnsi="Consolas"/>
+                <w:color w:val="FFFFFF"/>
+                <w:sz w:val="18"/>
+              </w:rPr>
+              <w:t>image: "./cover.jpg"</w:t>
+            </w:r>
+            <w:r>
+              <w:br/>
+            </w:r>
+            <w:r>
+              <w:rPr>
+                <w:rFonts w:ascii="Consolas" w:hAnsi="Consolas"/>
+                <w:color w:val="FFFFFF"/>
+                <w:sz w:val="18"/>
+              </w:rPr>
+              <w:t>tags: ["nhật ký", "công việc"]</w:t>
+            </w:r>
+            <w:r>
+              <w:br/>
+            </w:r>
+            <w:r>
+              <w:rPr>
+                <w:rFonts w:ascii="Consolas" w:hAnsi="Consolas"/>
+                <w:color w:val="FFFFFF"/>
+                <w:sz w:val="18"/>
+              </w:rPr>
+              <w:t>category: "Nhật ký cá nhân"</w:t>
+            </w:r>
+            <w:r>
+              <w:br/>
+            </w:r>
+            <w:r>
+              <w:rPr>
+                <w:rFonts w:ascii="Consolas" w:hAnsi="Consolas"/>
+                <w:color w:val="FFFFFF"/>
+                <w:sz w:val="18"/>
+              </w:rPr>
+              <w:t>pinned: false</w:t>
+            </w:r>
+            <w:r>
+              <w:br/>
+            </w:r>
+            <w:r>
+              <w:rPr>
+                <w:rFonts w:ascii="Consolas" w:hAnsi="Consolas"/>
+                <w:color w:val="FFFFFF"/>
+                <w:sz w:val="18"/>
+              </w:rPr>
+              <w:t>pinOrder: 0</w:t>
+            </w:r>
+            <w:r>
+              <w:br/>
+            </w:r>
+            <w:r>
+              <w:rPr>
+                <w:rFonts w:ascii="Consolas" w:hAnsi="Consolas"/>
+                <w:color w:val="FFFFFF"/>
+                <w:sz w:val="18"/>
+              </w:rPr>
+              <w:t>latest: true</w:t>
+            </w:r>
+            <w:r>
+              <w:br/>
+            </w:r>
+            <w:r>
+              <w:rPr>
+                <w:rFonts w:ascii="Consolas" w:hAnsi="Consolas"/>
+                <w:color w:val="FFFFFF"/>
+                <w:sz w:val="18"/>
+              </w:rPr>
+              <w:t>latestOrder: 1</w:t>
+            </w:r>
+            <w:r>
+              <w:br/>
+            </w:r>
+            <w:r>
+              <w:rPr>
+                <w:rFonts w:ascii="Consolas" w:hAnsi="Consolas"/>
+                <w:color w:val="FFFFFF"/>
+                <w:sz w:val="18"/>
+              </w:rPr>
+              <w:t>draft: false</w:t>
+            </w:r>
+            <w:r>
+              <w:br/>
+            </w:r>
+            <w:r>
+              <w:rPr>
+                <w:rFonts w:ascii="Consolas" w:hAnsi="Consolas"/>
+                <w:color w:val="FFFFFF"/>
+                <w:sz w:val="18"/>
+              </w:rPr>
+              <w:t>---</w:t>
+            </w:r>
+          </w:p>
+        </w:tc>
+      </w:tr>
+    </w:tbl>
+    <w:p>
+      <w:pPr>
+        <w:spacing w:after="0"/>
+      </w:pPr>
+    </w:p>
+    <w:p>
+      <w:pPr>
+        <w:pStyle w:val="ListBullet"/>
+        <w:ind w:left="317" w:hanging="259"/>
+      </w:pPr>
+      <w:r>
+        <w:t>pinned: true đưa đúng bài đó vào nhóm nổi bật; pinOrder nhỏ hơn đứng trước.</w:t>
+      </w:r>
+    </w:p>
+    <w:p>
+      <w:pPr>
+        <w:pStyle w:val="ListBullet"/>
+        <w:ind w:left="317" w:hanging="259"/>
+      </w:pPr>
+      <w:r>
+        <w:t>latest: true đưa bài vào nhóm mới nhất bên dưới bài ghim.</w:t>
+      </w:r>
+    </w:p>
+    <w:p>
+      <w:pPr>
+        <w:pStyle w:val="ListBullet"/>
+        <w:ind w:left="317" w:hanging="259"/>
+      </w:pPr>
+      <w:r>
+        <w:t>draft: true giữ bài ở dạng nháp và không xuất bản production.</w:t>
+      </w:r>
+    </w:p>
+    <w:p>
+      <w:pPr>
+        <w:pStyle w:val="ListBullet"/>
+        <w:ind w:left="317" w:hanging="259"/>
+      </w:pPr>
+      <w:r>
+        <w:t>Muốn bỏ một tag, chỉ xóa tag đó khỏi mảng tags; không sửa nội dung bài.</w:t>
+      </w:r>
+    </w:p>
+    <w:p>
+      <w:pPr>
+        <w:pStyle w:val="Heading2"/>
+      </w:pPr>
+      <w:r>
+        <w:t>Chèn ảnh đúng dòng</w:t>
+      </w:r>
+    </w:p>
+    <w:p>
+      <w:r>
+        <w:t>Đặt ảnh cạnh index.md rồi chèn Markdown tại đúng vị trí muốn hiển thị:</w:t>
+      </w:r>
+    </w:p>
+    <w:tbl>
+      <w:tblPr>
+        <w:tblW w:type="auto" w:w="0"/>
+        <w:jc w:val="center"/>
+        <w:tblLayout w:type="autofit"/>
+        <w:tblLook w:firstColumn="1" w:firstRow="1" w:lastColumn="0" w:lastRow="0" w:noHBand="0" w:noVBand="1" w:val="04A0"/>
+      </w:tblPr>
+      <w:tblGrid>
+        <w:gridCol w:w="9994"/>
+      </w:tblGrid>
+      <w:tr>
+        <w:tc>
+          <w:tcPr>
+            <w:tcW w:type="dxa" w:w="9994"/>
+            <w:shd w:fill="123047"/>
+            <w:tcMar>
+              <w:top w:w="120" w:type="dxa"/>
+              <w:start w:w="150" w:type="dxa"/>
+              <w:bottom w:w="120" w:type="dxa"/>
+              <w:end w:w="150" w:type="dxa"/>
+            </w:tcMar>
+          </w:tcPr>
+          <w:p>
+            <w:pPr>
+              <w:spacing w:after="0"/>
+            </w:pPr>
+            <w:r>
+              <w:rPr>
+                <w:rFonts w:ascii="Consolas" w:hAnsi="Consolas"/>
+                <w:color w:val="FFFFFF"/>
+                <w:sz w:val="18"/>
+              </w:rPr>
+              <w:t>Đoạn văn trước ảnh.</w:t>
+            </w:r>
+            <w:r>
+              <w:br/>
+            </w:r>
+            <w:r>
+              <w:rPr>
+                <w:rFonts w:ascii="Consolas" w:hAnsi="Consolas"/>
+                <w:color w:val="FFFFFF"/>
+                <w:sz w:val="18"/>
+              </w:rPr>
+            </w:r>
+            <w:r>
+              <w:br/>
+            </w:r>
+            <w:r>
+              <w:rPr>
+                <w:rFonts w:ascii="Consolas" w:hAnsi="Consolas"/>
+                <w:color w:val="FFFFFF"/>
+                <w:sz w:val="18"/>
+              </w:rPr>
+              <w:t>![Mô tả rõ nội dung ảnh](./ten-anh.jpg)</w:t>
+            </w:r>
+            <w:r>
+              <w:br/>
+            </w:r>
+            <w:r>
+              <w:rPr>
+                <w:rFonts w:ascii="Consolas" w:hAnsi="Consolas"/>
+                <w:color w:val="FFFFFF"/>
+                <w:sz w:val="18"/>
+              </w:rPr>
+            </w:r>
+            <w:r>
+              <w:br/>
+            </w:r>
+            <w:r>
+              <w:rPr>
+                <w:rFonts w:ascii="Consolas" w:hAnsi="Consolas"/>
+                <w:color w:val="FFFFFF"/>
+                <w:sz w:val="18"/>
+              </w:rPr>
+              <w:t>Đoạn văn sau ảnh.</w:t>
+            </w:r>
+          </w:p>
+        </w:tc>
+      </w:tr>
+    </w:tbl>
+    <w:p>
+      <w:pPr>
+        <w:spacing w:after="0"/>
+      </w:pPr>
+    </w:p>
+    <w:tbl>
+      <w:tblPr>
+        <w:tblW w:type="auto" w:w="0"/>
+        <w:jc w:val="center"/>
+        <w:tblLook w:firstColumn="1" w:firstRow="1" w:lastColumn="0" w:lastRow="0" w:noHBand="0" w:noVBand="1" w:val="04A0"/>
+      </w:tblPr>
+      <w:tblGrid>
+        <w:gridCol w:w="9994"/>
+      </w:tblGrid>
+      <w:tr>
+        <w:tc>
+          <w:tcPr>
+            <w:tcW w:type="dxa" w:w="9994"/>
+            <w:shd w:fill="E8F5F4"/>
+            <w:tcMar>
+              <w:top w:w="120" w:type="dxa"/>
+              <w:start w:w="150" w:type="dxa"/>
+              <w:bottom w:w="120" w:type="dxa"/>
+              <w:end w:w="150" w:type="dxa"/>
+            </w:tcMar>
+          </w:tcPr>
+          <w:p>
+            <w:pPr>
+              <w:spacing w:after="0"/>
+            </w:pPr>
+            <w:r>
+              <w:rPr>
+                <w:b/>
+                <w:color w:val="087F82"/>
+              </w:rPr>
+              <w:t xml:space="preserve">Phân biệt: </w:t>
+            </w:r>
+            <w:r>
+              <w:t>image trong frontmatter là ảnh bìa. Ảnh nội dung phải được chèn trong phần Markdown bên dưới frontmatter.</w:t>
+            </w:r>
+          </w:p>
+        </w:tc>
+      </w:tr>
+    </w:tbl>
+    <w:p>
+      <w:pPr>
+        <w:spacing w:after="0"/>
+      </w:pPr>
+    </w:p>
+    <w:p>
+      <w:pPr>
+        <w:pStyle w:val="Heading1"/>
+      </w:pPr>
+      <w:r>
+        <w:t>3. Ảnh, logo và nhạc</w:t>
+      </w:r>
+    </w:p>
+    <w:p>
+      <w:pPr>
+        <w:pStyle w:val="Heading2"/>
+      </w:pPr>
+      <w:r>
+        <w:t>Kho ảnh</w:t>
+      </w:r>
+    </w:p>
+    <w:tbl>
+      <w:tblPr>
+        <w:tblW w:type="auto" w:w="0"/>
+        <w:jc w:val="center"/>
+        <w:tblLayout w:type="autofit"/>
+        <w:tblLook w:firstColumn="1" w:firstRow="1" w:lastColumn="0" w:lastRow="0" w:noHBand="0" w:noVBand="1" w:val="04A0"/>
+      </w:tblPr>
+      <w:tblGrid>
+        <w:gridCol w:w="9994"/>
+      </w:tblGrid>
+      <w:tr>
+        <w:tc>
+          <w:tcPr>
+            <w:tcW w:type="dxa" w:w="9994"/>
+            <w:shd w:fill="123047"/>
+            <w:tcMar>
+              <w:top w:w="120" w:type="dxa"/>
+              <w:start w:w="150" w:type="dxa"/>
+              <w:bottom w:w="120" w:type="dxa"/>
+              <w:end w:w="150" w:type="dxa"/>
+            </w:tcMar>
+          </w:tcPr>
+          <w:p>
+            <w:pPr>
+              <w:spacing w:after="0"/>
+            </w:pPr>
+            <w:r>
+              <w:rPr>
+                <w:rFonts w:ascii="Consolas" w:hAnsi="Consolas"/>
+                <w:color w:val="FFFFFF"/>
+                <w:sz w:val="18"/>
+              </w:rPr>
+              <w:t>pnpm new-photo</w:t>
+            </w:r>
+          </w:p>
+        </w:tc>
+      </w:tr>
+    </w:tbl>
+    <w:p>
+      <w:pPr>
+        <w:spacing w:after="0"/>
+      </w:pPr>
+    </w:p>
+    <w:p>
+      <w:r>
+        <w:t>Nhập đường dẫn ảnh, tiêu đề, ngày, địa điểm và mô tả. Có thể dùng tab Kho ảnh tại /admin/ để nén WebP/AVIF, tìm kiếm, đổi tên, chèn lại hoặc xóa.</w:t>
+      </w:r>
+    </w:p>
+    <w:p>
+      <w:pPr>
+        <w:pStyle w:val="Heading2"/>
+      </w:pPr>
+      <w:r>
+        <w:t>Avatar và favicon</w:t>
+      </w:r>
+    </w:p>
+    <w:p>
+      <w:pPr>
+        <w:pStyle w:val="ListBullet"/>
+        <w:ind w:left="317" w:hanging="259"/>
+      </w:pPr>
+      <w:r>
+        <w:t>Avatar: thay src/assets/images/profile-avatar.png bằng ảnh mới cùng tên.</w:t>
+      </w:r>
+    </w:p>
+    <w:p>
+      <w:pPr>
+        <w:pStyle w:val="ListBullet"/>
+        <w:ind w:left="317" w:hanging="259"/>
+      </w:pPr>
+      <w:r>
+        <w:t>Logo/favicon: thay đúng các kích thước trong public/favicon/.</w:t>
+      </w:r>
+    </w:p>
+    <w:p>
+      <w:pPr>
+        <w:pStyle w:val="ListBullet"/>
+        <w:ind w:left="317" w:hanging="259"/>
+      </w:pPr>
+      <w:r>
+        <w:t>Tên, bio, mạng xã hội, email và menu: sửa src/config.ts.</w:t>
+      </w:r>
+    </w:p>
+    <w:p>
+      <w:pPr>
+        <w:pStyle w:val="ListBullet"/>
+        <w:ind w:left="317" w:hanging="259"/>
+      </w:pPr>
+      <w:r>
+        <w:t>Màu mặc định: sửa siteConfig.themeColor.hue trong src/config.ts.</w:t>
+      </w:r>
+    </w:p>
+    <w:p>
+      <w:pPr>
+        <w:pStyle w:val="ListBullet"/>
+        <w:ind w:left="317" w:hanging="259"/>
+      </w:pPr>
+      <w:r>
+        <w:t>Nền caro: sửa src/styles/main.css.</w:t>
+      </w:r>
+    </w:p>
+    <w:p>
+      <w:pPr>
+        <w:pStyle w:val="Heading2"/>
+      </w:pPr>
+      <w:r>
+        <w:t>Nhạc</w:t>
+      </w:r>
+    </w:p>
+    <w:p>
+      <w:r>
+        <w:t>Chép MP3 vào public/music/ theo tên:</w:t>
+      </w:r>
+    </w:p>
+    <w:tbl>
+      <w:tblPr>
+        <w:tblW w:type="auto" w:w="0"/>
+        <w:jc w:val="center"/>
+        <w:tblLayout w:type="autofit"/>
+        <w:tblLook w:firstColumn="1" w:firstRow="1" w:lastColumn="0" w:lastRow="0" w:noHBand="0" w:noVBand="1" w:val="04A0"/>
+      </w:tblPr>
+      <w:tblGrid>
+        <w:gridCol w:w="9994"/>
+      </w:tblGrid>
+      <w:tr>
+        <w:tc>
+          <w:tcPr>
+            <w:tcW w:type="dxa" w:w="9994"/>
+            <w:shd w:fill="123047"/>
+            <w:tcMar>
+              <w:top w:w="120" w:type="dxa"/>
+              <w:start w:w="150" w:type="dxa"/>
+              <w:bottom w:w="120" w:type="dxa"/>
+              <w:end w:w="150" w:type="dxa"/>
+            </w:tcMar>
+          </w:tcPr>
+          <w:p>
+            <w:pPr>
+              <w:spacing w:after="0"/>
+            </w:pPr>
+            <w:r>
+              <w:rPr>
+                <w:rFonts w:ascii="Consolas" w:hAnsi="Consolas"/>
+                <w:color w:val="FFFFFF"/>
+                <w:sz w:val="18"/>
+              </w:rPr>
+              <w:t>Tên bài hát - Tên kênh.mp3</w:t>
+            </w:r>
+            <w:r>
+              <w:br/>
+            </w:r>
+            <w:r>
+              <w:rPr>
+                <w:rFonts w:ascii="Consolas" w:hAnsi="Consolas"/>
+                <w:color w:val="FFFFFF"/>
+                <w:sz w:val="18"/>
+              </w:rPr>
+              <w:t>pnpm music</w:t>
+            </w:r>
+          </w:p>
+        </w:tc>
+      </w:tr>
+    </w:tbl>
+    <w:p>
+      <w:pPr>
+        <w:spacing w:after="0"/>
+      </w:pPr>
+    </w:p>
+    <w:p>
+      <w:r>
+        <w:t>Nếu tên bài có nhiều dấu -, phần sau dấu - cuối cùng được xem là tên kênh. Ảnh bìa tùy chọn đặt trong public/music/covers/ và trùng tên bài.</w:t>
+      </w:r>
+    </w:p>
+    <w:tbl>
+      <w:tblPr>
+        <w:tblW w:type="auto" w:w="0"/>
+        <w:jc w:val="center"/>
+        <w:tblLook w:firstColumn="1" w:firstRow="1" w:lastColumn="0" w:lastRow="0" w:noHBand="0" w:noVBand="1" w:val="04A0"/>
+      </w:tblPr>
+      <w:tblGrid>
+        <w:gridCol w:w="9994"/>
+      </w:tblGrid>
+      <w:tr>
+        <w:tc>
+          <w:tcPr>
+            <w:tcW w:type="dxa" w:w="9994"/>
+            <w:shd w:fill="FCEEEE"/>
+            <w:tcMar>
+              <w:top w:w="120" w:type="dxa"/>
+              <w:start w:w="150" w:type="dxa"/>
+              <w:bottom w:w="120" w:type="dxa"/>
+              <w:end w:w="150" w:type="dxa"/>
+            </w:tcMar>
+          </w:tcPr>
+          <w:p>
+            <w:pPr>
+              <w:spacing w:after="0"/>
+            </w:pPr>
+            <w:r>
+              <w:rPr>
+                <w:b/>
+                <w:color w:val="B73A3A"/>
+              </w:rPr>
+              <w:t xml:space="preserve">GitHub: </w:t>
+            </w:r>
+            <w:r>
+              <w:t>File đơn lẻ lớn hơn 100 MB sẽ bị từ chối. Hãy nén MP3 hoặc chuyển media sang dịch vụ lưu trữ phù hợp.</w:t>
+            </w:r>
+          </w:p>
+        </w:tc>
+      </w:tr>
+    </w:tbl>
+    <w:p>
+      <w:pPr>
+        <w:spacing w:after="0"/>
+      </w:pPr>
+    </w:p>
+    <w:p>
+      <w:pPr>
+        <w:pStyle w:val="Heading1"/>
+      </w:pPr>
+      <w:r>
+        <w:t>4. Trang quản trị và email</w:t>
+      </w:r>
+    </w:p>
+    <w:p>
+      <w:r>
+        <w:t>Mở trang quản trị và đăng nhập bằng tài khoản Supabase Admin:</w:t>
+      </w:r>
+    </w:p>
+    <w:p>
+      <w:hyperlink r:id="rId14">
+        <w:r>
+          <w:rPr>
+            <w:color w:val="087F82"/>
+            <w:u w:val="single"/>
+          </w:rPr>
+          <w:t>https://www.thanhtung0209.com/admin/</w:t>
+        </w:r>
+      </w:hyperlink>
+    </w:p>
+    <w:p>
+      <w:pPr>
+        <w:pStyle w:val="ListBullet"/>
+        <w:ind w:left="317" w:hanging="259"/>
+      </w:pPr>
+      <w:r>
+        <w:t>Bài viết: tạo/sửa bài, đặt ghim, mới nhất, bản nháp, chèn ảnh đúng con trỏ.</w:t>
+      </w:r>
+    </w:p>
+    <w:p>
+      <w:pPr>
+        <w:pStyle w:val="ListBullet"/>
+        <w:ind w:left="317" w:hanging="259"/>
+      </w:pPr>
+      <w:r>
+        <w:t>Kho ảnh: tải ảnh, nhập alt text, tìm, tái sử dụng, đổi tên và xóa.</w:t>
+      </w:r>
+    </w:p>
+    <w:p>
+      <w:pPr>
+        <w:pStyle w:val="ListBullet"/>
+        <w:ind w:left="317" w:hanging="259"/>
+      </w:pPr>
+      <w:r>
+        <w:t>Bình luận: lọc, duyệt, trả lời, xóa và gửi email thử.</w:t>
+      </w:r>
+    </w:p>
+    <w:p>
+      <w:pPr>
+        <w:pStyle w:val="ListBullet"/>
+        <w:ind w:left="317" w:hanging="259"/>
+      </w:pPr>
+      <w:r>
+        <w:t>Nút Lưu tạo commit GitHub; Vercel tự triển khai bản mới.</w:t>
+      </w:r>
+    </w:p>
+    <w:p>
+      <w:pPr>
+        <w:pStyle w:val="Heading2"/>
+      </w:pPr>
+      <w:r>
+        <w:t>Biến môi trường quan trọng</w:t>
+      </w:r>
+    </w:p>
+    <w:tbl>
+      <w:tblPr>
+        <w:tblStyle w:val="TableGrid"/>
+        <w:tblW w:type="auto" w:w="0"/>
+        <w:jc w:val="center"/>
+        <w:tblLayout w:type="fixed"/>
+        <w:tblLook w:firstColumn="1" w:firstRow="1" w:lastColumn="0" w:lastRow="0" w:noHBand="0" w:noVBand="1" w:val="04A0"/>
+      </w:tblPr>
+      <w:tblGrid>
+        <w:gridCol w:w="3672"/>
+        <w:gridCol w:w="6552"/>
+      </w:tblGrid>
+      <w:tr>
+        <w:trPr>
+          <w:tblHeader w:val="true"/>
+        </w:trPr>
+        <w:tc>
+          <w:tcPr>
+            <w:tcW w:type="dxa" w:w="4997"/>
+            <w:shd w:fill="123047"/>
+            <w:tcMar>
+              <w:top w:w="90" w:type="dxa"/>
+              <w:start w:w="120" w:type="dxa"/>
+              <w:bottom w:w="90" w:type="dxa"/>
+              <w:end w:w="120" w:type="dxa"/>
+            </w:tcMar>
+          </w:tcPr>
+          <w:p>
+            <w:r>
+              <w:rPr>
+                <w:b/>
+                <w:color w:val="FFFFFF"/>
+              </w:rPr>
+              <w:t>Đường dẫn</w:t>
+            </w:r>
+          </w:p>
+        </w:tc>
+        <w:tc>
+          <w:tcPr>
+            <w:tcW w:type="dxa" w:w="4997"/>
+            <w:shd w:fill="123047"/>
+            <w:tcMar>
+              <w:top w:w="90" w:type="dxa"/>
+              <w:start w:w="120" w:type="dxa"/>
+              <w:bottom w:w="90" w:type="dxa"/>
+              <w:end w:w="120" w:type="dxa"/>
+            </w:tcMar>
+          </w:tcPr>
+          <w:p>
+            <w:r>
+              <w:rPr>
+                <w:b/>
+                <w:color w:val="FFFFFF"/>
+              </w:rPr>
+              <w:t>Mục đích</w:t>
+            </w:r>
+          </w:p>
+        </w:tc>
+      </w:tr>
+      <w:tr>
+        <w:tc>
+          <w:tcPr>
+            <w:tcW w:type="dxa" w:w="3672"/>
+            <w:tcMar>
+              <w:top w:w="90" w:type="dxa"/>
+              <w:start w:w="120" w:type="dxa"/>
+              <w:bottom w:w="90" w:type="dxa"/>
+              <w:end w:w="120" w:type="dxa"/>
+            </w:tcMar>
+            <w:vAlign w:val="center"/>
+            <w:shd w:fill="E8EEF5"/>
+          </w:tcPr>
+          <w:p>
+            <w:r>
+              <w:rPr>
+                <w:rFonts w:ascii="Consolas" w:hAnsi="Consolas"/>
+                <w:sz w:val="18"/>
+              </w:rPr>
+              <w:t>GITHUB_TOKEN</w:t>
+            </w:r>
+          </w:p>
+        </w:tc>
+        <w:tc>
+          <w:tcPr>
+            <w:tcW w:type="dxa" w:w="6552"/>
+            <w:tcMar>
+              <w:top w:w="90" w:type="dxa"/>
+              <w:start w:w="120" w:type="dxa"/>
+              <w:bottom w:w="90" w:type="dxa"/>
+              <w:end w:w="120" w:type="dxa"/>
+            </w:tcMar>
+            <w:vAlign w:val="center"/>
+          </w:tcPr>
+          <w:p>
+            <w:r>
+              <w:t>Token Contents: Read and write cho TUNG-BLOG.</w:t>
+            </w:r>
+          </w:p>
+        </w:tc>
+      </w:tr>
+      <w:tr>
+        <w:tc>
+          <w:tcPr>
+            <w:tcW w:type="dxa" w:w="3672"/>
+            <w:tcMar>
+              <w:top w:w="90" w:type="dxa"/>
+              <w:start w:w="120" w:type="dxa"/>
+              <w:bottom w:w="90" w:type="dxa"/>
+              <w:end w:w="120" w:type="dxa"/>
+            </w:tcMar>
+            <w:vAlign w:val="center"/>
+            <w:shd w:fill="E8EEF5"/>
+          </w:tcPr>
+          <w:p>
+            <w:r>
+              <w:rPr>
+                <w:rFonts w:ascii="Consolas" w:hAnsi="Consolas"/>
+                <w:sz w:val="18"/>
+              </w:rPr>
+              <w:t>GITHUB_REPOSITORY</w:t>
+            </w:r>
+          </w:p>
+        </w:tc>
+        <w:tc>
+          <w:tcPr>
+            <w:tcW w:type="dxa" w:w="6552"/>
+            <w:tcMar>
+              <w:top w:w="90" w:type="dxa"/>
+              <w:start w:w="120" w:type="dxa"/>
+              <w:bottom w:w="90" w:type="dxa"/>
+              <w:end w:w="120" w:type="dxa"/>
+            </w:tcMar>
+            <w:vAlign w:val="center"/>
+          </w:tcPr>
+          <w:p>
+            <w:r>
+              <w:t>thanhtungbtlg-a11y/TUNG-BLOG</w:t>
+            </w:r>
+          </w:p>
+        </w:tc>
+      </w:tr>
+      <w:tr>
+        <w:tc>
+          <w:tcPr>
+            <w:tcW w:type="dxa" w:w="3672"/>
+            <w:tcMar>
+              <w:top w:w="90" w:type="dxa"/>
+              <w:start w:w="120" w:type="dxa"/>
+              <w:bottom w:w="90" w:type="dxa"/>
+              <w:end w:w="120" w:type="dxa"/>
+            </w:tcMar>
+            <w:vAlign w:val="center"/>
+            <w:shd w:fill="E8EEF5"/>
+          </w:tcPr>
+          <w:p>
+            <w:r>
+              <w:rPr>
+                <w:rFonts w:ascii="Consolas" w:hAnsi="Consolas"/>
+                <w:sz w:val="18"/>
+              </w:rPr>
+              <w:t>GITHUB_BRANCH</w:t>
+            </w:r>
+          </w:p>
+        </w:tc>
+        <w:tc>
+          <w:tcPr>
+            <w:tcW w:type="dxa" w:w="6552"/>
+            <w:tcMar>
+              <w:top w:w="90" w:type="dxa"/>
+              <w:start w:w="120" w:type="dxa"/>
+              <w:bottom w:w="90" w:type="dxa"/>
+              <w:end w:w="120" w:type="dxa"/>
+            </w:tcMar>
+            <w:vAlign w:val="center"/>
+          </w:tcPr>
+          <w:p>
+            <w:r>
+              <w:t>main</w:t>
+            </w:r>
+          </w:p>
+        </w:tc>
+      </w:tr>
+      <w:tr>
+        <w:tc>
+          <w:tcPr>
+            <w:tcW w:type="dxa" w:w="3672"/>
+            <w:tcMar>
+              <w:top w:w="90" w:type="dxa"/>
+              <w:start w:w="120" w:type="dxa"/>
+              <w:bottom w:w="90" w:type="dxa"/>
+              <w:end w:w="120" w:type="dxa"/>
+            </w:tcMar>
+            <w:vAlign w:val="center"/>
+            <w:shd w:fill="E8EEF5"/>
+          </w:tcPr>
+          <w:p>
+            <w:r>
+              <w:rPr>
+                <w:rFonts w:ascii="Consolas" w:hAnsi="Consolas"/>
+                <w:sz w:val="18"/>
+              </w:rPr>
+              <w:t>SUPABASE_SECRET_KEY</w:t>
+            </w:r>
+          </w:p>
+        </w:tc>
+        <w:tc>
+          <w:tcPr>
+            <w:tcW w:type="dxa" w:w="6552"/>
+            <w:tcMar>
+              <w:top w:w="90" w:type="dxa"/>
+              <w:start w:w="120" w:type="dxa"/>
+              <w:bottom w:w="90" w:type="dxa"/>
+              <w:end w:w="120" w:type="dxa"/>
+            </w:tcMar>
+            <w:vAlign w:val="center"/>
+          </w:tcPr>
+          <w:p>
+            <w:r>
+              <w:t>Khóa server, không thêm PUBLIC_.</w:t>
+            </w:r>
+          </w:p>
+        </w:tc>
+      </w:tr>
+      <w:tr>
+        <w:tc>
+          <w:tcPr>
+            <w:tcW w:type="dxa" w:w="3672"/>
+            <w:tcMar>
+              <w:top w:w="90" w:type="dxa"/>
+              <w:start w:w="120" w:type="dxa"/>
+              <w:bottom w:w="90" w:type="dxa"/>
+              <w:end w:w="120" w:type="dxa"/>
+            </w:tcMar>
+            <w:vAlign w:val="center"/>
+            <w:shd w:fill="E8EEF5"/>
+          </w:tcPr>
+          <w:p>
+            <w:r>
+              <w:rPr>
+                <w:rFonts w:ascii="Consolas" w:hAnsi="Consolas"/>
+                <w:sz w:val="18"/>
+              </w:rPr>
+              <w:t>RESEND_API_KEY</w:t>
+            </w:r>
+          </w:p>
+        </w:tc>
+        <w:tc>
+          <w:tcPr>
+            <w:tcW w:type="dxa" w:w="6552"/>
+            <w:tcMar>
+              <w:top w:w="90" w:type="dxa"/>
+              <w:start w:w="120" w:type="dxa"/>
+              <w:bottom w:w="90" w:type="dxa"/>
+              <w:end w:w="120" w:type="dxa"/>
+            </w:tcMar>
+            <w:vAlign w:val="center"/>
+          </w:tcPr>
+          <w:p>
+            <w:r>
+              <w:t>API key gửi email thông báo.</w:t>
+            </w:r>
+          </w:p>
+        </w:tc>
+      </w:tr>
+      <w:tr>
+        <w:tc>
+          <w:tcPr>
+            <w:tcW w:type="dxa" w:w="3672"/>
+            <w:tcMar>
+              <w:top w:w="90" w:type="dxa"/>
+              <w:start w:w="120" w:type="dxa"/>
+              <w:bottom w:w="90" w:type="dxa"/>
+              <w:end w:w="120" w:type="dxa"/>
+            </w:tcMar>
+            <w:vAlign w:val="center"/>
+            <w:shd w:fill="E8EEF5"/>
+          </w:tcPr>
+          <w:p>
+            <w:r>
+              <w:rPr>
+                <w:rFonts w:ascii="Consolas" w:hAnsi="Consolas"/>
+                <w:sz w:val="18"/>
+              </w:rPr>
+              <w:t>COMMENT_NOTIFICATION_TO</w:t>
+            </w:r>
+          </w:p>
+        </w:tc>
+        <w:tc>
+          <w:tcPr>
+            <w:tcW w:type="dxa" w:w="6552"/>
+            <w:tcMar>
+              <w:top w:w="90" w:type="dxa"/>
+              <w:start w:w="120" w:type="dxa"/>
+              <w:bottom w:w="90" w:type="dxa"/>
+              <w:end w:w="120" w:type="dxa"/>
+            </w:tcMar>
+            <w:vAlign w:val="center"/>
+          </w:tcPr>
+          <w:p>
+            <w:r>
+              <w:t>thanhtungbtlg@gmail.com</w:t>
+            </w:r>
+          </w:p>
+        </w:tc>
+      </w:tr>
+      <w:tr>
+        <w:tc>
+          <w:tcPr>
+            <w:tcW w:type="dxa" w:w="3672"/>
+            <w:tcMar>
+              <w:top w:w="90" w:type="dxa"/>
+              <w:start w:w="120" w:type="dxa"/>
+              <w:bottom w:w="90" w:type="dxa"/>
+              <w:end w:w="120" w:type="dxa"/>
+            </w:tcMar>
+            <w:vAlign w:val="center"/>
+            <w:shd w:fill="E8EEF5"/>
+          </w:tcPr>
+          <w:p>
+            <w:r>
+              <w:rPr>
+                <w:rFonts w:ascii="Consolas" w:hAnsi="Consolas"/>
+                <w:sz w:val="18"/>
+              </w:rPr>
+              <w:t>COMMENT_NOTIFICATION_FROM</w:t>
+            </w:r>
+          </w:p>
+        </w:tc>
+        <w:tc>
+          <w:tcPr>
+            <w:tcW w:type="dxa" w:w="6552"/>
+            <w:tcMar>
+              <w:top w:w="90" w:type="dxa"/>
+              <w:start w:w="120" w:type="dxa"/>
+              <w:bottom w:w="90" w:type="dxa"/>
+              <w:end w:w="120" w:type="dxa"/>
+            </w:tcMar>
+            <w:vAlign w:val="center"/>
+          </w:tcPr>
+          <w:p>
+            <w:r>
+              <w:t>Email thuộc domain đã xác minh trên Resend.</w:t>
+            </w:r>
+          </w:p>
+        </w:tc>
+      </w:tr>
+      <w:tr>
+        <w:tc>
+          <w:tcPr>
+            <w:tcW w:type="dxa" w:w="3672"/>
+            <w:tcMar>
+              <w:top w:w="90" w:type="dxa"/>
+              <w:start w:w="120" w:type="dxa"/>
+              <w:bottom w:w="90" w:type="dxa"/>
+              <w:end w:w="120" w:type="dxa"/>
+            </w:tcMar>
+            <w:vAlign w:val="center"/>
+            <w:shd w:fill="E8EEF5"/>
+          </w:tcPr>
+          <w:p>
+            <w:r>
+              <w:rPr>
+                <w:rFonts w:ascii="Consolas" w:hAnsi="Consolas"/>
+                <w:sz w:val="18"/>
+              </w:rPr>
+              <w:t>PUBLIC_SITE_URL</w:t>
+            </w:r>
+          </w:p>
+        </w:tc>
+        <w:tc>
+          <w:tcPr>
+            <w:tcW w:type="dxa" w:w="6552"/>
+            <w:tcMar>
+              <w:top w:w="90" w:type="dxa"/>
+              <w:start w:w="120" w:type="dxa"/>
+              <w:bottom w:w="90" w:type="dxa"/>
+              <w:end w:w="120" w:type="dxa"/>
+            </w:tcMar>
+            <w:vAlign w:val="center"/>
+          </w:tcPr>
+          <w:p>
+            <w:r>
+              <w:t>https://www.thanhtung0209.com</w:t>
+            </w:r>
+          </w:p>
+        </w:tc>
+      </w:tr>
+    </w:tbl>
+    <w:p>
+      <w:pPr>
+        <w:spacing w:after="0"/>
+      </w:pPr>
+    </w:p>
+    <w:tbl>
+      <w:tblPr>
+        <w:tblW w:type="auto" w:w="0"/>
+        <w:jc w:val="center"/>
+        <w:tblLook w:firstColumn="1" w:firstRow="1" w:lastColumn="0" w:lastRow="0" w:noHBand="0" w:noVBand="1" w:val="04A0"/>
+      </w:tblPr>
+      <w:tblGrid>
+        <w:gridCol w:w="9994"/>
+      </w:tblGrid>
+      <w:tr>
+        <w:tc>
+          <w:tcPr>
+            <w:tcW w:type="dxa" w:w="9994"/>
+            <w:shd w:fill="FCEEEE"/>
+            <w:tcMar>
+              <w:top w:w="120" w:type="dxa"/>
+              <w:start w:w="150" w:type="dxa"/>
+              <w:bottom w:w="120" w:type="dxa"/>
+              <w:end w:w="150" w:type="dxa"/>
+            </w:tcMar>
+          </w:tcPr>
+          <w:p>
+            <w:pPr>
+              <w:spacing w:after="0"/>
+            </w:pPr>
+            <w:r>
+              <w:rPr>
+                <w:b/>
+                <w:color w:val="B73A3A"/>
+              </w:rPr>
+              <w:t xml:space="preserve">Bảo mật: </w:t>
+            </w:r>
+            <w:r>
+              <w:t>Không đưa giá trị token/API key vào tài liệu, mã nguồn hoặc ảnh chụp công khai.</w:t>
+            </w:r>
+          </w:p>
+        </w:tc>
+      </w:tr>
+    </w:tbl>
+    <w:p>
+      <w:pPr>
+        <w:spacing w:after="0"/>
+      </w:pPr>
+    </w:p>
+    <w:p>
+      <w:pPr>
+        <w:pStyle w:val="Heading1"/>
+      </w:pPr>
+      <w:r>
+        <w:t>5. Đồng bộ Obsidian vào Second Brain</w:t>
+      </w:r>
+    </w:p>
+    <w:p>
+      <w:r>
+        <w:t>Quartz v5 nằm riêng trong brain/. Đường dẫn công khai vẫn là /brain/ để liên kết cũ không hỏng. Khi chỉ cập nhật ghi chú, không cần sửa code Astro trong src/.</w:t>
+      </w:r>
+    </w:p>
+    <w:p>
+      <w:pPr>
+        <w:pStyle w:val="ListNumber"/>
+      </w:pPr>
+      <w:r>
+        <w:t>Viết hoặc sửa ghi chú trong Obsidian.</w:t>
+      </w:r>
+    </w:p>
+    <w:p>
+      <w:pPr>
+        <w:pStyle w:val="ListNumber"/>
+      </w:pPr>
+      <w:r>
+        <w:t>Chạy pnpm brain:sync để sao chép phần được phép public.</w:t>
+      </w:r>
+    </w:p>
+    <w:p>
+      <w:pPr>
+        <w:pStyle w:val="ListNumber"/>
+      </w:pPr>
+      <w:r>
+        <w:t>Chạy pnpm brain:dev và mở localhost:8080/brain/.</w:t>
+      </w:r>
+    </w:p>
+    <w:p>
+      <w:pPr>
+        <w:pStyle w:val="ListNumber"/>
+      </w:pPr>
+      <w:r>
+        <w:t>Kiểm tra tìm kiếm, link nội bộ, mục lục và graph.</w:t>
+      </w:r>
+    </w:p>
+    <w:p>
+      <w:pPr>
+        <w:pStyle w:val="ListNumber"/>
+      </w:pPr>
+      <w:r>
+        <w:t>Nhấn Ctrl + C để dừng server, sau đó build và push.</w:t>
+      </w:r>
+    </w:p>
+    <w:tbl>
+      <w:tblPr>
+        <w:tblW w:type="auto" w:w="0"/>
+        <w:jc w:val="center"/>
+        <w:tblLayout w:type="autofit"/>
+        <w:tblLook w:firstColumn="1" w:firstRow="1" w:lastColumn="0" w:lastRow="0" w:noHBand="0" w:noVBand="1" w:val="04A0"/>
+      </w:tblPr>
+      <w:tblGrid>
+        <w:gridCol w:w="9994"/>
+      </w:tblGrid>
+      <w:tr>
+        <w:tc>
+          <w:tcPr>
+            <w:tcW w:type="dxa" w:w="9994"/>
+            <w:shd w:fill="123047"/>
+            <w:tcMar>
+              <w:top w:w="120" w:type="dxa"/>
+              <w:start w:w="150" w:type="dxa"/>
+              <w:bottom w:w="120" w:type="dxa"/>
+              <w:end w:w="150" w:type="dxa"/>
+            </w:tcMar>
+          </w:tcPr>
+          <w:p>
+            <w:pPr>
+              <w:spacing w:after="0"/>
+            </w:pPr>
+            <w:r>
+              <w:rPr>
+                <w:rFonts w:ascii="Consolas" w:hAnsi="Consolas"/>
+                <w:color w:val="FFFFFF"/>
+                <w:sz w:val="18"/>
+              </w:rPr>
+              <w:t>pnpm brain:sync</w:t>
+            </w:r>
+            <w:r>
+              <w:br/>
+            </w:r>
+            <w:r>
+              <w:rPr>
+                <w:rFonts w:ascii="Consolas" w:hAnsi="Consolas"/>
+                <w:color w:val="FFFFFF"/>
+                <w:sz w:val="18"/>
+              </w:rPr>
+              <w:t>pnpm brain:dev</w:t>
+            </w:r>
+          </w:p>
+        </w:tc>
+      </w:tr>
+    </w:tbl>
+    <w:p>
+      <w:pPr>
+        <w:spacing w:after="0"/>
+      </w:pPr>
+    </w:p>
+    <w:p>
+      <w:pPr>
+        <w:pStyle w:val="Heading2"/>
+      </w:pPr>
+      <w:r>
+        <w:t>Dùng vault khác</w:t>
+      </w:r>
+    </w:p>
+    <w:tbl>
+      <w:tblPr>
+        <w:tblW w:type="auto" w:w="0"/>
+        <w:jc w:val="center"/>
+        <w:tblLayout w:type="autofit"/>
+        <w:tblLook w:firstColumn="1" w:firstRow="1" w:lastColumn="0" w:lastRow="0" w:noHBand="0" w:noVBand="1" w:val="04A0"/>
+      </w:tblPr>
+      <w:tblGrid>
+        <w:gridCol w:w="9994"/>
+      </w:tblGrid>
+      <w:tr>
+        <w:tc>
+          <w:tcPr>
+            <w:tcW w:type="dxa" w:w="9994"/>
+            <w:shd w:fill="123047"/>
+            <w:tcMar>
+              <w:top w:w="120" w:type="dxa"/>
+              <w:start w:w="150" w:type="dxa"/>
+              <w:bottom w:w="120" w:type="dxa"/>
+              <w:end w:w="150" w:type="dxa"/>
+            </w:tcMar>
+          </w:tcPr>
+          <w:p>
+            <w:pPr>
+              <w:spacing w:after="0"/>
+            </w:pPr>
+            <w:r>
+              <w:rPr>
+                <w:rFonts w:ascii="Consolas" w:hAnsi="Consolas"/>
+                <w:color w:val="FFFFFF"/>
+                <w:sz w:val="18"/>
+              </w:rPr>
+              <w:t>pnpm brain:sync -- "D:\Obsidian\My Vault"</w:t>
+            </w:r>
+          </w:p>
+        </w:tc>
+      </w:tr>
+    </w:tbl>
+    <w:p>
+      <w:pPr>
+        <w:spacing w:after="0"/>
+      </w:pPr>
+    </w:p>
+    <w:p>
+      <w:pPr>
+        <w:pStyle w:val="Heading2"/>
+      </w:pPr>
+      <w:r>
+        <w:t>Nội dung không public</w:t>
+      </w:r>
+    </w:p>
+    <w:p>
+      <w:pPr>
+        <w:pStyle w:val="ListBullet"/>
+        <w:ind w:left="317" w:hanging="259"/>
+      </w:pPr>
+      <w:r>
+        <w:t>.obsidian, .smart-env, .trash</w:t>
+      </w:r>
+    </w:p>
+    <w:p>
+      <w:pPr>
+        <w:pStyle w:val="ListBullet"/>
+        <w:ind w:left="317" w:hanging="259"/>
+      </w:pPr>
+      <w:r>
+        <w:t>thư mục private và templates</w:t>
+      </w:r>
+    </w:p>
+    <w:p>
+      <w:pPr>
+        <w:pStyle w:val="ListBullet"/>
+        <w:ind w:left="317" w:hanging="259"/>
+      </w:pPr>
+      <w:r>
+        <w:t>file .base</w:t>
+      </w:r>
+    </w:p>
+    <w:p>
+      <w:pPr>
+        <w:pStyle w:val="ListBullet"/>
+        <w:ind w:left="317" w:hanging="259"/>
+      </w:pPr>
+      <w:r>
+        <w:t>ghi chú có draft: true trong frontmatter</w:t>
+      </w:r>
+    </w:p>
+    <w:tbl>
+      <w:tblPr>
+        <w:tblW w:type="auto" w:w="0"/>
+        <w:jc w:val="center"/>
+        <w:tblLook w:firstColumn="1" w:firstRow="1" w:lastColumn="0" w:lastRow="0" w:noHBand="0" w:noVBand="1" w:val="04A0"/>
+      </w:tblPr>
+      <w:tblGrid>
+        <w:gridCol w:w="9994"/>
+      </w:tblGrid>
+      <w:tr>
+        <w:tc>
+          <w:tcPr>
+            <w:tcW w:type="dxa" w:w="9994"/>
+            <w:shd w:fill="E8F5F4"/>
+            <w:tcMar>
+              <w:top w:w="120" w:type="dxa"/>
+              <w:start w:w="150" w:type="dxa"/>
+              <w:bottom w:w="120" w:type="dxa"/>
+              <w:end w:w="150" w:type="dxa"/>
+            </w:tcMar>
+          </w:tcPr>
+          <w:p>
+            <w:pPr>
+              <w:spacing w:after="0"/>
+            </w:pPr>
+            <w:r>
+              <w:rPr>
+                <w:b/>
+                <w:color w:val="087F82"/>
+              </w:rPr>
+              <w:t xml:space="preserve">Quan trọng: </w:t>
+            </w:r>
+            <w:r>
+              <w:t>Vercel không đọc vault trên máy. Luôn chạy pnpm brain:sync trước khi commit nếu Obsidian có thay đổi.</w:t>
+            </w:r>
+          </w:p>
+        </w:tc>
+      </w:tr>
+    </w:tbl>
+    <w:p>
+      <w:pPr>
+        <w:spacing w:after="0"/>
+      </w:pPr>
+    </w:p>
+    <w:p>
+      <w:pPr>
+        <w:pStyle w:val="Heading1"/>
+      </w:pPr>
+      <w:r>
+        <w:t>6. Kiểm tra, commit và push</w:t>
+      </w:r>
+    </w:p>
+    <w:p>
+      <w:pPr>
+        <w:pStyle w:val="Heading2"/>
+      </w:pPr>
+      <w:r>
+        <w:t>Xem thử</w:t>
+      </w:r>
+    </w:p>
+    <w:tbl>
+      <w:tblPr>
+        <w:tblW w:type="auto" w:w="0"/>
+        <w:jc w:val="center"/>
+        <w:tblLayout w:type="autofit"/>
+        <w:tblLook w:firstColumn="1" w:firstRow="1" w:lastColumn="0" w:lastRow="0" w:noHBand="0" w:noVBand="1" w:val="04A0"/>
+      </w:tblPr>
+      <w:tblGrid>
+        <w:gridCol w:w="9994"/>
+      </w:tblGrid>
+      <w:tr>
+        <w:tc>
+          <w:tcPr>
+            <w:tcW w:type="dxa" w:w="9994"/>
+            <w:shd w:fill="123047"/>
+            <w:tcMar>
+              <w:top w:w="120" w:type="dxa"/>
+              <w:start w:w="150" w:type="dxa"/>
+              <w:bottom w:w="120" w:type="dxa"/>
+              <w:end w:w="150" w:type="dxa"/>
+            </w:tcMar>
+          </w:tcPr>
+          <w:p>
+            <w:pPr>
+              <w:spacing w:after="0"/>
+            </w:pPr>
+            <w:r>
+              <w:rPr>
+                <w:rFonts w:ascii="Consolas" w:hAnsi="Consolas"/>
+                <w:color w:val="FFFFFF"/>
+                <w:sz w:val="18"/>
+              </w:rPr>
+              <w:t>pnpm dev</w:t>
+            </w:r>
+          </w:p>
+        </w:tc>
+      </w:tr>
+    </w:tbl>
+    <w:p>
+      <w:pPr>
+        <w:spacing w:after="0"/>
+      </w:pPr>
+    </w:p>
+    <w:p>
+      <w:pPr>
+        <w:pStyle w:val="ListBullet"/>
+        <w:ind w:left="317" w:hanging="259"/>
+      </w:pPr>
+      <w:r>
+        <w:t>Trang chủ, Kho bài và bài vừa sửa trên desktop/mobile.</w:t>
+      </w:r>
+    </w:p>
+    <w:p>
+      <w:pPr>
+        <w:pStyle w:val="ListBullet"/>
+        <w:ind w:left="317" w:hanging="259"/>
+      </w:pPr>
+      <w:r>
+        <w:t>Ảnh bìa, ảnh trong bài, Ctrl + K, player và chế độ sáng/tối.</w:t>
+      </w:r>
+    </w:p>
+    <w:p>
+      <w:pPr>
+        <w:pStyle w:val="ListBullet"/>
+        <w:ind w:left="317" w:hanging="259"/>
+      </w:pPr>
+      <w:r>
+        <w:t>Biểu tượng email mở trình soạn thư tới thanhtungbtlg@gmail.com.</w:t>
+      </w:r>
+    </w:p>
+    <w:p>
+      <w:pPr>
+        <w:pStyle w:val="ListBullet"/>
+        <w:ind w:left="317" w:hanging="259"/>
+      </w:pPr>
+      <w:r>
+        <w:t>Menu Second Brain mở đúng /brain/.</w:t>
+      </w:r>
+    </w:p>
+    <w:p>
+      <w:pPr>
+        <w:pStyle w:val="Heading2"/>
+      </w:pPr>
+      <w:r>
+        <w:t>Kiểm tra kỹ thuật</w:t>
+      </w:r>
+    </w:p>
+    <w:tbl>
+      <w:tblPr>
+        <w:tblW w:type="auto" w:w="0"/>
+        <w:jc w:val="center"/>
+        <w:tblLayout w:type="autofit"/>
+        <w:tblLook w:firstColumn="1" w:firstRow="1" w:lastColumn="0" w:lastRow="0" w:noHBand="0" w:noVBand="1" w:val="04A0"/>
+      </w:tblPr>
+      <w:tblGrid>
+        <w:gridCol w:w="9994"/>
+      </w:tblGrid>
+      <w:tr>
+        <w:tc>
+          <w:tcPr>
+            <w:tcW w:type="dxa" w:w="9994"/>
+            <w:shd w:fill="123047"/>
+            <w:tcMar>
+              <w:top w:w="120" w:type="dxa"/>
+              <w:start w:w="150" w:type="dxa"/>
+              <w:bottom w:w="120" w:type="dxa"/>
+              <w:end w:w="150" w:type="dxa"/>
+            </w:tcMar>
+          </w:tcPr>
+          <w:p>
+            <w:pPr>
+              <w:spacing w:after="0"/>
+            </w:pPr>
+            <w:r>
+              <w:rPr>
+                <w:rFonts w:ascii="Consolas" w:hAnsi="Consolas"/>
+                <w:color w:val="FFFFFF"/>
+                <w:sz w:val="18"/>
+              </w:rPr>
+              <w:t>pnpm check</w:t>
+            </w:r>
+            <w:r>
+              <w:br/>
+            </w:r>
+            <w:r>
+              <w:rPr>
+                <w:rFonts w:ascii="Consolas" w:hAnsi="Consolas"/>
+                <w:color w:val="FFFFFF"/>
+                <w:sz w:val="18"/>
+              </w:rPr>
+              <w:t>pnpm build</w:t>
+            </w:r>
+            <w:r>
+              <w:br/>
+            </w:r>
+            <w:r>
+              <w:rPr>
+                <w:rFonts w:ascii="Consolas" w:hAnsi="Consolas"/>
+                <w:color w:val="FFFFFF"/>
+                <w:sz w:val="18"/>
+              </w:rPr>
+              <w:t>pnpm check:site</w:t>
+            </w:r>
+          </w:p>
+        </w:tc>
+      </w:tr>
+    </w:tbl>
+    <w:p>
+      <w:pPr>
+        <w:spacing w:after="0"/>
+      </w:pPr>
+    </w:p>
+    <w:p>
+      <w:r>
+        <w:t>pnpm build kiểm tra cả Astro và Quartz giống Vercel. Nếu lỗi, ưu tiên đọc dòng đầu tiên có tên file và số dòng.</w:t>
+      </w:r>
+    </w:p>
+    <w:p>
+      <w:pPr>
+        <w:pStyle w:val="Heading2"/>
+      </w:pPr>
+      <w:r>
+        <w:t>Commit và push</w:t>
+      </w:r>
+    </w:p>
+    <w:tbl>
+      <w:tblPr>
+        <w:tblW w:type="auto" w:w="0"/>
+        <w:jc w:val="center"/>
+        <w:tblLayout w:type="autofit"/>
+        <w:tblLook w:firstColumn="1" w:firstRow="1" w:lastColumn="0" w:lastRow="0" w:noHBand="0" w:noVBand="1" w:val="04A0"/>
+      </w:tblPr>
+      <w:tblGrid>
+        <w:gridCol w:w="9994"/>
+      </w:tblGrid>
+      <w:tr>
+        <w:tc>
+          <w:tcPr>
+            <w:tcW w:type="dxa" w:w="9994"/>
+            <w:shd w:fill="123047"/>
+            <w:tcMar>
+              <w:top w:w="120" w:type="dxa"/>
+              <w:start w:w="150" w:type="dxa"/>
+              <w:bottom w:w="120" w:type="dxa"/>
+              <w:end w:w="150" w:type="dxa"/>
+            </w:tcMar>
+          </w:tcPr>
+          <w:p>
+            <w:pPr>
+              <w:spacing w:after="0"/>
+            </w:pPr>
+            <w:r>
+              <w:rPr>
+                <w:rFonts w:ascii="Consolas" w:hAnsi="Consolas"/>
+                <w:color w:val="FFFFFF"/>
+                <w:sz w:val="18"/>
+              </w:rPr>
+              <w:t>git status</w:t>
+            </w:r>
+            <w:r>
+              <w:br/>
+            </w:r>
+            <w:r>
+              <w:rPr>
+                <w:rFonts w:ascii="Consolas" w:hAnsi="Consolas"/>
+                <w:color w:val="FFFFFF"/>
+                <w:sz w:val="18"/>
+              </w:rPr>
+              <w:t>git diff --stat</w:t>
+            </w:r>
+            <w:r>
+              <w:br/>
+            </w:r>
+            <w:r>
+              <w:rPr>
+                <w:rFonts w:ascii="Consolas" w:hAnsi="Consolas"/>
+                <w:color w:val="FFFFFF"/>
+                <w:sz w:val="18"/>
+              </w:rPr>
+              <w:t>git add .</w:t>
+            </w:r>
+            <w:r>
+              <w:br/>
+            </w:r>
+            <w:r>
+              <w:rPr>
+                <w:rFonts w:ascii="Consolas" w:hAnsi="Consolas"/>
+                <w:color w:val="FFFFFF"/>
+                <w:sz w:val="18"/>
+              </w:rPr>
+              <w:t>git commit -m "Cap nhat bai viet va Second Brain"</w:t>
+            </w:r>
+            <w:r>
+              <w:br/>
+            </w:r>
+            <w:r>
+              <w:rPr>
+                <w:rFonts w:ascii="Consolas" w:hAnsi="Consolas"/>
+                <w:color w:val="FFFFFF"/>
+                <w:sz w:val="18"/>
+              </w:rPr>
+              <w:t>git push origin main</w:t>
+            </w:r>
+          </w:p>
+        </w:tc>
+      </w:tr>
+    </w:tbl>
+    <w:p>
+      <w:pPr>
+        <w:spacing w:after="0"/>
+      </w:pPr>
+    </w:p>
+    <w:p>
+      <w:r>
+        <w:t>Sau khi push, chờ Vercel build xanh rồi kiểm tra production. Nếu trình duyệt còn bản cũ, nhấn Ctrl + F5.</w:t>
       </w:r>
     </w:p>
     <w:p>
       <w:pPr>
         <w:pStyle w:val="Heading1"/>
-        <w:keepNext/>
       </w:pPr>
       <w:r>
-        <w:t>2. Quy trình cập nhật nhanh</w:t>
+        <w:t>7. Xử lý lỗi và khôi phục</w:t>
       </w:r>
     </w:p>
     <w:p>
       <w:pPr>
-        <w:pStyle w:val="ListNumber"/>
-        <w:spacing w:after="80" w:line="300" w:lineRule="auto"/>
+        <w:pStyle w:val="Heading2"/>
       </w:pPr>
       <w:r>
-        <w:rPr>
-          <w:rFonts w:ascii="Calibri" w:hAnsi="Calibri" w:eastAsia="Calibri"/>
-        </w:rPr>
-        <w:t>Mở PowerShell trong thư mục C:\Users\NITRO 5\Desktop\thanhtung0209-blog.</w:t>
+        <w:t>Các lỗi thường gặp</w:t>
       </w:r>
+    </w:p>
+    <w:tbl>
+      <w:tblPr>
+        <w:tblStyle w:val="TableGrid"/>
+        <w:tblW w:type="auto" w:w="0"/>
+        <w:jc w:val="center"/>
+        <w:tblLayout w:type="fixed"/>
+        <w:tblLook w:firstColumn="1" w:firstRow="1" w:lastColumn="0" w:lastRow="0" w:noHBand="0" w:noVBand="1" w:val="04A0"/>
+      </w:tblPr>
+      <w:tblGrid>
+        <w:gridCol w:w="3672"/>
+        <w:gridCol w:w="6552"/>
+      </w:tblGrid>
+      <w:tr>
+        <w:trPr>
+          <w:tblHeader w:val="true"/>
+        </w:trPr>
+        <w:tc>
+          <w:tcPr>
+            <w:tcW w:type="dxa" w:w="4997"/>
+            <w:shd w:fill="123047"/>
+            <w:tcMar>
+              <w:top w:w="90" w:type="dxa"/>
+              <w:start w:w="120" w:type="dxa"/>
+              <w:bottom w:w="90" w:type="dxa"/>
+              <w:end w:w="120" w:type="dxa"/>
+            </w:tcMar>
+          </w:tcPr>
+          <w:p>
+            <w:r>
+              <w:rPr>
+                <w:b/>
+                <w:color w:val="FFFFFF"/>
+              </w:rPr>
+              <w:t>Đường dẫn</w:t>
+            </w:r>
+          </w:p>
+        </w:tc>
+        <w:tc>
+          <w:tcPr>
+            <w:tcW w:type="dxa" w:w="4997"/>
+            <w:shd w:fill="123047"/>
+            <w:tcMar>
+              <w:top w:w="90" w:type="dxa"/>
+              <w:start w:w="120" w:type="dxa"/>
+              <w:bottom w:w="90" w:type="dxa"/>
+              <w:end w:w="120" w:type="dxa"/>
+            </w:tcMar>
+          </w:tcPr>
+          <w:p>
+            <w:r>
+              <w:rPr>
+                <w:b/>
+                <w:color w:val="FFFFFF"/>
+              </w:rPr>
+              <w:t>Mục đích</w:t>
+            </w:r>
+          </w:p>
+        </w:tc>
+      </w:tr>
+      <w:tr>
+        <w:tc>
+          <w:tcPr>
+            <w:tcW w:type="dxa" w:w="3672"/>
+            <w:tcMar>
+              <w:top w:w="90" w:type="dxa"/>
+              <w:start w:w="120" w:type="dxa"/>
+              <w:bottom w:w="90" w:type="dxa"/>
+              <w:end w:w="120" w:type="dxa"/>
+            </w:tcMar>
+            <w:vAlign w:val="center"/>
+            <w:shd w:fill="E8EEF5"/>
+          </w:tcPr>
+          <w:p>
+            <w:r>
+              <w:rPr>
+                <w:rFonts w:ascii="Consolas" w:hAnsi="Consolas"/>
+                <w:sz w:val="18"/>
+              </w:rPr>
+              <w:t>Push bị từ chối</w:t>
+            </w:r>
+          </w:p>
+        </w:tc>
+        <w:tc>
+          <w:tcPr>
+            <w:tcW w:type="dxa" w:w="6552"/>
+            <w:tcMar>
+              <w:top w:w="90" w:type="dxa"/>
+              <w:start w:w="120" w:type="dxa"/>
+              <w:bottom w:w="90" w:type="dxa"/>
+              <w:end w:w="120" w:type="dxa"/>
+            </w:tcMar>
+            <w:vAlign w:val="center"/>
+          </w:tcPr>
+          <w:p>
+            <w:r>
+              <w:t>Kiểm tra mạng, quyền GitHub và file nào vượt 100 MB.</w:t>
+            </w:r>
+          </w:p>
+        </w:tc>
+      </w:tr>
+      <w:tr>
+        <w:tc>
+          <w:tcPr>
+            <w:tcW w:type="dxa" w:w="3672"/>
+            <w:tcMar>
+              <w:top w:w="90" w:type="dxa"/>
+              <w:start w:w="120" w:type="dxa"/>
+              <w:bottom w:w="90" w:type="dxa"/>
+              <w:end w:w="120" w:type="dxa"/>
+            </w:tcMar>
+            <w:vAlign w:val="center"/>
+            <w:shd w:fill="E8EEF5"/>
+          </w:tcPr>
+          <w:p>
+            <w:r>
+              <w:rPr>
+                <w:rFonts w:ascii="Consolas" w:hAnsi="Consolas"/>
+                <w:sz w:val="18"/>
+              </w:rPr>
+              <w:t>Vercel build đỏ</w:t>
+            </w:r>
+          </w:p>
+        </w:tc>
+        <w:tc>
+          <w:tcPr>
+            <w:tcW w:type="dxa" w:w="6552"/>
+            <w:tcMar>
+              <w:top w:w="90" w:type="dxa"/>
+              <w:start w:w="120" w:type="dxa"/>
+              <w:bottom w:w="90" w:type="dxa"/>
+              <w:end w:w="120" w:type="dxa"/>
+            </w:tcMar>
+            <w:vAlign w:val="center"/>
+          </w:tcPr>
+          <w:p>
+            <w:r>
+              <w:t>Mở log, tìm lỗi đầu tiên có file/dòng; chạy pnpm build local.</w:t>
+            </w:r>
+          </w:p>
+        </w:tc>
+      </w:tr>
+      <w:tr>
+        <w:tc>
+          <w:tcPr>
+            <w:tcW w:type="dxa" w:w="3672"/>
+            <w:tcMar>
+              <w:top w:w="90" w:type="dxa"/>
+              <w:start w:w="120" w:type="dxa"/>
+              <w:bottom w:w="90" w:type="dxa"/>
+              <w:end w:w="120" w:type="dxa"/>
+            </w:tcMar>
+            <w:vAlign w:val="center"/>
+            <w:shd w:fill="E8EEF5"/>
+          </w:tcPr>
+          <w:p>
+            <w:r>
+              <w:rPr>
+                <w:rFonts w:ascii="Consolas" w:hAnsi="Consolas"/>
+                <w:sz w:val="18"/>
+              </w:rPr>
+              <w:t>Comment không chạy</w:t>
+            </w:r>
+          </w:p>
+        </w:tc>
+        <w:tc>
+          <w:tcPr>
+            <w:tcW w:type="dxa" w:w="6552"/>
+            <w:tcMar>
+              <w:top w:w="90" w:type="dxa"/>
+              <w:start w:w="120" w:type="dxa"/>
+              <w:bottom w:w="90" w:type="dxa"/>
+              <w:end w:w="120" w:type="dxa"/>
+            </w:tcMar>
+            <w:vAlign w:val="center"/>
+          </w:tcPr>
+          <w:p>
+            <w:r>
+              <w:t>Kiểm tra Supabase env, SQL và redeploy.</w:t>
+            </w:r>
+          </w:p>
+        </w:tc>
+      </w:tr>
+      <w:tr>
+        <w:tc>
+          <w:tcPr>
+            <w:tcW w:type="dxa" w:w="3672"/>
+            <w:tcMar>
+              <w:top w:w="90" w:type="dxa"/>
+              <w:start w:w="120" w:type="dxa"/>
+              <w:bottom w:w="90" w:type="dxa"/>
+              <w:end w:w="120" w:type="dxa"/>
+            </w:tcMar>
+            <w:vAlign w:val="center"/>
+            <w:shd w:fill="E8EEF5"/>
+          </w:tcPr>
+          <w:p>
+            <w:r>
+              <w:rPr>
+                <w:rFonts w:ascii="Consolas" w:hAnsi="Consolas"/>
+                <w:sz w:val="18"/>
+              </w:rPr>
+              <w:t>Không có email</w:t>
+            </w:r>
+          </w:p>
+        </w:tc>
+        <w:tc>
+          <w:tcPr>
+            <w:tcW w:type="dxa" w:w="6552"/>
+            <w:tcMar>
+              <w:top w:w="90" w:type="dxa"/>
+              <w:start w:w="120" w:type="dxa"/>
+              <w:bottom w:w="90" w:type="dxa"/>
+              <w:end w:w="120" w:type="dxa"/>
+            </w:tcMar>
+            <w:vAlign w:val="center"/>
+          </w:tcPr>
+          <w:p>
+            <w:r>
+              <w:t>Dùng Gửi email thử; kiểm tra Resend, FROM đã xác minh và spam.</w:t>
+            </w:r>
+          </w:p>
+        </w:tc>
+      </w:tr>
+      <w:tr>
+        <w:tc>
+          <w:tcPr>
+            <w:tcW w:type="dxa" w:w="3672"/>
+            <w:tcMar>
+              <w:top w:w="90" w:type="dxa"/>
+              <w:start w:w="120" w:type="dxa"/>
+              <w:bottom w:w="90" w:type="dxa"/>
+              <w:end w:w="120" w:type="dxa"/>
+            </w:tcMar>
+            <w:vAlign w:val="center"/>
+            <w:shd w:fill="E8EEF5"/>
+          </w:tcPr>
+          <w:p>
+            <w:r>
+              <w:rPr>
+                <w:rFonts w:ascii="Consolas" w:hAnsi="Consolas"/>
+                <w:sz w:val="18"/>
+              </w:rPr>
+              <w:t>Second Brain chưa mới</w:t>
+            </w:r>
+          </w:p>
+        </w:tc>
+        <w:tc>
+          <w:tcPr>
+            <w:tcW w:type="dxa" w:w="6552"/>
+            <w:tcMar>
+              <w:top w:w="90" w:type="dxa"/>
+              <w:start w:w="120" w:type="dxa"/>
+              <w:bottom w:w="90" w:type="dxa"/>
+              <w:end w:w="120" w:type="dxa"/>
+            </w:tcMar>
+            <w:vAlign w:val="center"/>
+          </w:tcPr>
+          <w:p>
+            <w:r>
+              <w:t>Chạy lại pnpm brain:sync rồi commit brain/content/.</w:t>
+            </w:r>
+          </w:p>
+        </w:tc>
+      </w:tr>
+      <w:tr>
+        <w:tc>
+          <w:tcPr>
+            <w:tcW w:type="dxa" w:w="3672"/>
+            <w:tcMar>
+              <w:top w:w="90" w:type="dxa"/>
+              <w:start w:w="120" w:type="dxa"/>
+              <w:bottom w:w="90" w:type="dxa"/>
+              <w:end w:w="120" w:type="dxa"/>
+            </w:tcMar>
+            <w:vAlign w:val="center"/>
+            <w:shd w:fill="E8EEF5"/>
+          </w:tcPr>
+          <w:p>
+            <w:r>
+              <w:rPr>
+                <w:rFonts w:ascii="Consolas" w:hAnsi="Consolas"/>
+                <w:sz w:val="18"/>
+              </w:rPr>
+              <w:t>Website vẫn bản cũ</w:t>
+            </w:r>
+          </w:p>
+        </w:tc>
+        <w:tc>
+          <w:tcPr>
+            <w:tcW w:type="dxa" w:w="6552"/>
+            <w:tcMar>
+              <w:top w:w="90" w:type="dxa"/>
+              <w:start w:w="120" w:type="dxa"/>
+              <w:bottom w:w="90" w:type="dxa"/>
+              <w:end w:w="120" w:type="dxa"/>
+            </w:tcMar>
+            <w:vAlign w:val="center"/>
+          </w:tcPr>
+          <w:p>
+            <w:r>
+              <w:t>Chờ deployment hoàn tất, Ctrl + F5 và kiểm tra domain production.</w:t>
+            </w:r>
+          </w:p>
+        </w:tc>
+      </w:tr>
+    </w:tbl>
+    <w:p>
+      <w:pPr>
+        <w:spacing w:after="0"/>
+      </w:pPr>
     </w:p>
     <w:p>
       <w:pPr>
-        <w:pStyle w:val="ListNumber"/>
-        <w:spacing w:after="80" w:line="300" w:lineRule="auto"/>
+        <w:pStyle w:val="Heading2"/>
       </w:pPr>
       <w:r>
-        <w:rPr>
-          <w:rFonts w:ascii="Calibri" w:hAnsi="Calibri" w:eastAsia="Calibri"/>
-        </w:rPr>
-        <w:t>Kéo bản mới nhất từ GitHub bằng git pull origin main.</w:t>
+        <w:t>Quay lui một commit</w:t>
       </w:r>
     </w:p>
+    <w:tbl>
+      <w:tblPr>
+        <w:tblW w:type="auto" w:w="0"/>
+        <w:jc w:val="center"/>
+        <w:tblLayout w:type="autofit"/>
+        <w:tblLook w:firstColumn="1" w:firstRow="1" w:lastColumn="0" w:lastRow="0" w:noHBand="0" w:noVBand="1" w:val="04A0"/>
+      </w:tblPr>
+      <w:tblGrid>
+        <w:gridCol w:w="9994"/>
+      </w:tblGrid>
+      <w:tr>
+        <w:tc>
+          <w:tcPr>
+            <w:tcW w:type="dxa" w:w="9994"/>
+            <w:shd w:fill="123047"/>
+            <w:tcMar>
+              <w:top w:w="120" w:type="dxa"/>
+              <w:start w:w="150" w:type="dxa"/>
+              <w:bottom w:w="120" w:type="dxa"/>
+              <w:end w:w="150" w:type="dxa"/>
+            </w:tcMar>
+          </w:tcPr>
+          <w:p>
+            <w:pPr>
+              <w:spacing w:after="0"/>
+            </w:pPr>
+            <w:r>
+              <w:rPr>
+                <w:rFonts w:ascii="Consolas" w:hAnsi="Consolas"/>
+                <w:color w:val="FFFFFF"/>
+                <w:sz w:val="18"/>
+              </w:rPr>
+              <w:t>git log --oneline -10</w:t>
+            </w:r>
+            <w:r>
+              <w:br/>
+            </w:r>
+            <w:r>
+              <w:rPr>
+                <w:rFonts w:ascii="Consolas" w:hAnsi="Consolas"/>
+                <w:color w:val="FFFFFF"/>
+                <w:sz w:val="18"/>
+              </w:rPr>
+              <w:t>git revert &lt;ma-commit&gt;</w:t>
+            </w:r>
+            <w:r>
+              <w:br/>
+            </w:r>
+            <w:r>
+              <w:rPr>
+                <w:rFonts w:ascii="Consolas" w:hAnsi="Consolas"/>
+                <w:color w:val="FFFFFF"/>
+                <w:sz w:val="18"/>
+              </w:rPr>
+              <w:t>git push origin main</w:t>
+            </w:r>
+          </w:p>
+        </w:tc>
+      </w:tr>
+    </w:tbl>
     <w:p>
       <w:pPr>
-        <w:pStyle w:val="ListNumber"/>
-        <w:spacing w:after="80" w:line="300" w:lineRule="auto"/>
+        <w:spacing w:after="0"/>
       </w:pPr>
-      <w:r>
-        <w:rPr>
-          <w:rFonts w:ascii="Calibri" w:hAnsi="Calibri" w:eastAsia="Calibri"/>
-        </w:rPr>
-        <w:t>Sửa nội dung hoặc chạy pnpm new-post để tạo bài mới.</w:t>
-      </w:r>
+    </w:p>
+    <w:tbl>
+      <w:tblPr>
+        <w:tblW w:type="auto" w:w="0"/>
+        <w:jc w:val="center"/>
+        <w:tblLook w:firstColumn="1" w:firstRow="1" w:lastColumn="0" w:lastRow="0" w:noHBand="0" w:noVBand="1" w:val="04A0"/>
+      </w:tblPr>
+      <w:tblGrid>
+        <w:gridCol w:w="9994"/>
+      </w:tblGrid>
+      <w:tr>
+        <w:tc>
+          <w:tcPr>
+            <w:tcW w:type="dxa" w:w="9994"/>
+            <w:shd w:fill="FCEEEE"/>
+            <w:tcMar>
+              <w:top w:w="120" w:type="dxa"/>
+              <w:start w:w="150" w:type="dxa"/>
+              <w:bottom w:w="120" w:type="dxa"/>
+              <w:end w:w="150" w:type="dxa"/>
+            </w:tcMar>
+          </w:tcPr>
+          <w:p>
+            <w:pPr>
+              <w:spacing w:after="0"/>
+            </w:pPr>
+            <w:r>
+              <w:rPr>
+                <w:b/>
+                <w:color w:val="B73A3A"/>
+              </w:rPr>
+              <w:t xml:space="preserve">An toàn: </w:t>
+            </w:r>
+            <w:r>
+              <w:t>Ưu tiên git revert. Không dùng git reset --hard nếu chưa chắc chắn vì có thể làm mất thay đổi local.</w:t>
+            </w:r>
+          </w:p>
+        </w:tc>
+      </w:tr>
+    </w:tbl>
+    <w:p>
+      <w:pPr>
+        <w:spacing w:after="0"/>
+      </w:pPr>
     </w:p>
     <w:p>
-      <w:pPr>
-        <w:pStyle w:val="ListNumber"/>
-        <w:spacing w:after="80" w:line="300" w:lineRule="auto"/>
-      </w:pPr>
       <w:r>
-        <w:rPr>
-          <w:rFonts w:ascii="Calibri" w:hAnsi="Calibri" w:eastAsia="Calibri"/>
-        </w:rPr>
-        <w:t>Chạy pnpm dev và mở http://localhost:4321 để xem thử.</w:t>
-      </w:r>
-    </w:p>
-    <w:p>
-      <w:pPr>
-        <w:pStyle w:val="ListNumber"/>
-        <w:spacing w:after="80" w:line="300" w:lineRule="auto"/>
-      </w:pPr>
-      <w:r>
-        <w:rPr>
-          <w:rFonts w:ascii="Calibri" w:hAnsi="Calibri" w:eastAsia="Calibri"/>
-        </w:rPr>
-        <w:t>Chạy pnpm check và pnpm build. Chỉ tiếp tục khi không có lỗi đỏ.</w:t>
-      </w:r>
-    </w:p>
-    <w:p>
-      <w:pPr>
-        <w:pStyle w:val="ListNumber"/>
-        <w:spacing w:after="80" w:line="300" w:lineRule="auto"/>
-      </w:pPr>
-      <w:r>
-        <w:rPr>
-          <w:rFonts w:ascii="Calibri" w:hAnsi="Calibri" w:eastAsia="Calibri"/>
-        </w:rPr>
-        <w:t>Kiểm tra file sẽ đưa lên bằng git status.</w:t>
-      </w:r>
-    </w:p>
-    <w:p>
-      <w:pPr>
-        <w:pStyle w:val="ListNumber"/>
-        <w:spacing w:after="80" w:line="300" w:lineRule="auto"/>
-      </w:pPr>
-      <w:r>
-        <w:rPr>
-          <w:rFonts w:ascii="Calibri" w:hAnsi="Calibri" w:eastAsia="Calibri"/>
-        </w:rPr>
-        <w:t>Stage đúng file bằng git add &lt;đường-dẫn-file&gt; hoặc git add . khi chắc chắn mọi thay đổi đều cần thiết.</w:t>
-      </w:r>
-    </w:p>
-    <w:p>
-      <w:pPr>
-        <w:pStyle w:val="ListNumber"/>
-        <w:spacing w:after="80" w:line="300" w:lineRule="auto"/>
-      </w:pPr>
-      <w:r>
-        <w:rPr>
-          <w:rFonts w:ascii="Calibri" w:hAnsi="Calibri" w:eastAsia="Calibri"/>
-        </w:rPr>
-        <w:t>Tạo commit bằng git commit -m "Mô tả ngắn thay đổi".</w:t>
-      </w:r>
-    </w:p>
-    <w:p>
-      <w:pPr>
-        <w:pStyle w:val="ListNumber"/>
-        <w:spacing w:after="80" w:line="300" w:lineRule="auto"/>
-      </w:pPr>
-      <w:r>
-        <w:rPr>
-          <w:rFonts w:ascii="Calibri" w:hAnsi="Calibri" w:eastAsia="Calibri"/>
-        </w:rPr>
-        <w:t>Push bằng git push origin main.</w:t>
-      </w:r>
-    </w:p>
-    <w:p>
-      <w:pPr>
-        <w:pStyle w:val="ListNumber"/>
-        <w:spacing w:after="80" w:line="300" w:lineRule="auto"/>
-      </w:pPr>
-      <w:r>
-        <w:rPr>
-          <w:rFonts w:ascii="Calibri" w:hAnsi="Calibri" w:eastAsia="Calibri"/>
-        </w:rPr>
-        <w:t>Mở Vercel để theo dõi deployment; khi trạng thái Ready thì web đã cập nhật.</w:t>
-      </w:r>
-    </w:p>
-    <w:p>
-      <w:pPr>
-        <w:pStyle w:val="CodeBlock"/>
-        <w:keepLines/>
-        <w:shd w:fill="F4F6F9"/>
-      </w:pPr>
-      <w:r>
-        <w:rPr>
-          <w:rFonts w:ascii="Consolas" w:hAnsi="Consolas" w:eastAsia="Consolas"/>
-          <w:color w:val="263238"/>
-          <w:sz w:val="19"/>
-        </w:rPr>
-        <w:t>cd "C:\Users\NITRO 5\Desktop\thanhtung0209-blog"</w:t>
-      </w:r>
-      <w:r>
-        <w:br/>
-      </w:r>
-      <w:r>
-        <w:rPr>
-          <w:rFonts w:ascii="Consolas" w:hAnsi="Consolas" w:eastAsia="Consolas"/>
-          <w:color w:val="263238"/>
-          <w:sz w:val="19"/>
-        </w:rPr>
-        <w:t>git pull origin main</w:t>
-      </w:r>
-      <w:r>
-        <w:br/>
-      </w:r>
-      <w:r>
-        <w:rPr>
-          <w:rFonts w:ascii="Consolas" w:hAnsi="Consolas" w:eastAsia="Consolas"/>
-          <w:color w:val="263238"/>
-          <w:sz w:val="19"/>
-        </w:rPr>
-        <w:t>pnpm dev</w:t>
+        <w:t>Backup Quartz v4: branch codex/quartz-v4-backup và tag quartz-v4-backup-2026-07-01.</w:t>
       </w:r>
     </w:p>
     <w:p>
       <w:pPr>
         <w:pStyle w:val="Heading1"/>
-        <w:keepNext/>
       </w:pPr>
       <w:r>
-        <w:t>3. Các thư mục và file quan trọng</w:t>
+        <w:t>8. Checklist mỗi lần xuất bản</w:t>
+      </w:r>
+    </w:p>
+    <w:p>
+      <w:pPr>
+        <w:ind w:left="317" w:hanging="259"/>
+      </w:pPr>
+      <w:r>
+        <w:rPr>
+          <w:b/>
+        </w:rPr>
+        <w:t xml:space="preserve">☐ </w:t>
+      </w:r>
+      <w:r>
+        <w:t>Đã lưu bài/ghi chú và kiểm tra ảnh đúng vị trí.</w:t>
+      </w:r>
+    </w:p>
+    <w:p>
+      <w:pPr>
+        <w:ind w:left="317" w:hanging="259"/>
+      </w:pPr>
+      <w:r>
+        <w:rPr>
+          <w:b/>
+        </w:rPr>
+        <w:t xml:space="preserve">☐ </w:t>
+      </w:r>
+      <w:r>
+        <w:t>Đã chạy pnpm brain:sync nếu Obsidian thay đổi.</w:t>
+      </w:r>
+    </w:p>
+    <w:p>
+      <w:pPr>
+        <w:ind w:left="317" w:hanging="259"/>
+      </w:pPr>
+      <w:r>
+        <w:rPr>
+          <w:b/>
+        </w:rPr>
+        <w:t xml:space="preserve">☐ </w:t>
+      </w:r>
+      <w:r>
+        <w:t>Đã chạy pnpm check, pnpm build và pnpm check:site.</w:t>
+      </w:r>
+    </w:p>
+    <w:p>
+      <w:pPr>
+        <w:ind w:left="317" w:hanging="259"/>
+      </w:pPr>
+      <w:r>
+        <w:rPr>
+          <w:b/>
+        </w:rPr>
+        <w:t xml:space="preserve">☐ </w:t>
+      </w:r>
+      <w:r>
+        <w:t>Đã xem git status; không có .env, token hoặc file bí mật.</w:t>
+      </w:r>
+    </w:p>
+    <w:p>
+      <w:pPr>
+        <w:ind w:left="317" w:hanging="259"/>
+      </w:pPr>
+      <w:r>
+        <w:rPr>
+          <w:b/>
+        </w:rPr>
+        <w:t xml:space="preserve">☐ </w:t>
+      </w:r>
+      <w:r>
+        <w:t>Commit có tên dễ hiểu và đã push origin main.</w:t>
+      </w:r>
+    </w:p>
+    <w:p>
+      <w:pPr>
+        <w:ind w:left="317" w:hanging="259"/>
+      </w:pPr>
+      <w:r>
+        <w:rPr>
+          <w:b/>
+        </w:rPr>
+        <w:t xml:space="preserve">☐ </w:t>
+      </w:r>
+      <w:r>
+        <w:t>Vercel build thành công; production hiển thị đúng trên desktop/mobile.</w:t>
+      </w:r>
+    </w:p>
+    <w:p>
+      <w:pPr>
+        <w:pStyle w:val="Heading2"/>
+      </w:pPr>
+      <w:r>
+        <w:t>Tài liệu trong repository</w:t>
       </w:r>
     </w:p>
     <w:p>
       <w:pPr>
         <w:pStyle w:val="ListBullet"/>
-        <w:spacing w:after="80" w:line="300" w:lineRule="auto"/>
+        <w:ind w:left="317" w:hanging="259"/>
       </w:pPr>
       <w:r>
-        <w:rPr>
-          <w:rFonts w:ascii="Calibri" w:hAnsi="Calibri" w:eastAsia="Calibri"/>
-        </w:rPr>
-        <w:t>src/config.ts: tên website, subtitle, banner, avatar, liên kết mạng xã hội, theme và favicon tùy chỉnh.</w:t>
+        <w:t>docs/HUONG-DAN-TU-CAP-NHAT.md: bản Markdown đầy đủ, dễ sửa.</w:t>
       </w:r>
     </w:p>
     <w:p>
       <w:pPr>
         <w:pStyle w:val="ListBullet"/>
-        <w:spacing w:after="80" w:line="300" w:lineRule="auto"/>
+        <w:ind w:left="317" w:hanging="259"/>
       </w:pPr>
       <w:r>
-        <w:rPr>
-          <w:rFonts w:ascii="Calibri" w:hAnsi="Calibri" w:eastAsia="Calibri"/>
-        </w:rPr>
-        <w:t>src/assets/images/: ảnh dùng chung của website như avatar và banner.</w:t>
+        <w:t>docs/ADMIN-DASHBOARD.md: cấu hình và dùng trang quản trị.</w:t>
       </w:r>
     </w:p>
     <w:p>
       <w:pPr>
         <w:pStyle w:val="ListBullet"/>
-        <w:spacing w:after="80" w:line="300" w:lineRule="auto"/>
+        <w:ind w:left="317" w:hanging="259"/>
       </w:pPr>
       <w:r>
-        <w:rPr>
-          <w:rFonts w:ascii="Calibri" w:hAnsi="Calibri" w:eastAsia="Calibri"/>
-        </w:rPr>
-        <w:t>src/content/posts/&lt;slug&gt;/index.md: nội dung từng bài viết.</w:t>
+        <w:t>docs/QUARTZ-BRAIN.md: quy trình Quartz Second Brain.</w:t>
       </w:r>
     </w:p>
     <w:p>
       <w:pPr>
         <w:pStyle w:val="ListBullet"/>
-        <w:spacing w:after="80" w:line="300" w:lineRule="auto"/>
+        <w:ind w:left="317" w:hanging="259"/>
       </w:pPr>
       <w:r>
-        <w:rPr>
-          <w:rFonts w:ascii="Calibri" w:hAnsi="Calibri" w:eastAsia="Calibri"/>
-        </w:rPr>
-        <w:t>public/favicon/: logo nhỏ trên tab trình duyệt.</w:t>
+        <w:t>README.md: giới thiệu và lệnh nhanh.</w:t>
       </w:r>
     </w:p>
     <w:p>
       <w:pPr>
-        <w:pStyle w:val="ListBullet"/>
-        <w:spacing w:after="80" w:line="300" w:lineRule="auto"/>
+        <w:spacing w:before="360"/>
+        <w:jc w:val="center"/>
       </w:pPr>
       <w:r>
         <w:rPr>
-          <w:rFonts w:ascii="Calibri" w:hAnsi="Calibri" w:eastAsia="Calibri"/>
+          <w:b/>
+          <w:color w:val="087F82"/>
         </w:rPr>
-        <w:t>public/music/: file MP3; public/music/covers/: ảnh cover nhạc.</w:t>
-      </w:r>
-    </w:p>
-    <w:p>
-      <w:pPr>
-        <w:pStyle w:val="ListBullet"/>
-        <w:spacing w:after="80" w:line="300" w:lineRule="auto"/>
-      </w:pPr>
-      <w:r>
-        <w:rPr>
-          <w:rFonts w:ascii="Calibri" w:hAnsi="Calibri" w:eastAsia="Calibri"/>
-        </w:rPr>
-        <w:t>scripts/new-post.js: công cụ hỏi thông tin và tạo khung bài mới.</w:t>
-      </w:r>
-    </w:p>
-    <w:p>
-      <w:pPr>
-        <w:pStyle w:val="ListBullet"/>
-        <w:spacing w:after="80" w:line="300" w:lineRule="auto"/>
-      </w:pPr>
-      <w:r>
-        <w:rPr>
-          <w:rFonts w:ascii="Calibri" w:hAnsi="Calibri" w:eastAsia="Calibri"/>
-        </w:rPr>
-        <w:t>supabase/comments.sql: cấu trúc database cho bình luận và moderation.</w:t>
-      </w:r>
-    </w:p>
-    <w:p>
-      <w:pPr>
-        <w:pStyle w:val="ListBullet"/>
-        <w:spacing w:after="80" w:line="300" w:lineRule="auto"/>
-      </w:pPr>
-      <w:r>
-        <w:rPr>
-          <w:rFonts w:ascii="Calibri" w:hAnsi="Calibri" w:eastAsia="Calibri"/>
-        </w:rPr>
-        <w:t>.env hoặc Environment Variables trên Vercel: URL/key Supabase; tuyệt đối không commit secret.</w:t>
-      </w:r>
-    </w:p>
-    <w:p>
-      <w:pPr>
-        <w:spacing w:before="120" w:after="160"/>
-        <w:ind w:left="173" w:right="115"/>
-        <w:shd w:fill="E8F5EE"/>
-        <w:pBdr>
-          <w:left w:val="single" w:sz="18" w:space="6" w:color="237A45"/>
-        </w:pBdr>
-      </w:pPr>
-      <w:r>
-        <w:rPr>
-          <w:rFonts w:ascii="Calibri" w:hAnsi="Calibri" w:eastAsia="Calibri"/>
-          <w:b/>
-          <w:color w:val="237A45"/>
-        </w:rPr>
-        <w:t xml:space="preserve">Ảnh hiện tại: </w:t>
-      </w:r>
-      <w:r>
-        <w:rPr>
-          <w:rFonts w:ascii="Calibri" w:hAnsi="Calibri" w:eastAsia="Calibri"/>
-        </w:rPr>
-        <w:t>Avatar mới là src/assets/images/profile-avatar.png. Banner mới là src/assets/images/site-banner.jpg. Ảnh cũ wp1892096.png và demo-banner.png vẫn còn để có thể dùng lại.</w:t>
-      </w:r>
-    </w:p>
-    <w:p>
-      <w:pPr>
-        <w:pStyle w:val="Heading1"/>
-        <w:keepNext/>
-      </w:pPr>
-      <w:r>
-        <w:t>4. Tạo bài viết mới</w:t>
-      </w:r>
-    </w:p>
-    <w:p>
-      <w:r>
-        <w:rPr>
-          <w:rFonts w:ascii="Calibri" w:hAnsi="Calibri" w:eastAsia="Calibri"/>
-        </w:rPr>
-        <w:t>Cách dễ nhất là dùng script tương tác:</w:t>
-      </w:r>
-    </w:p>
-    <w:p>
-      <w:pPr>
-        <w:pStyle w:val="CodeBlock"/>
-        <w:keepLines/>
-        <w:shd w:fill="F4F6F9"/>
-      </w:pPr>
-      <w:r>
-        <w:rPr>
-          <w:rFonts w:ascii="Consolas" w:hAnsi="Consolas" w:eastAsia="Consolas"/>
-          <w:color w:val="263238"/>
-          <w:sz w:val="19"/>
-        </w:rPr>
-        <w:t>pnpm new-post</w:t>
-      </w:r>
-    </w:p>
-    <w:p>
-      <w:r>
-        <w:rPr>
-          <w:rFonts w:ascii="Calibri" w:hAnsi="Calibri" w:eastAsia="Calibri"/>
-        </w:rPr>
-        <w:t>Script sẽ lần lượt hỏi:</w:t>
-      </w:r>
-    </w:p>
-    <w:p>
-      <w:pPr>
-        <w:pStyle w:val="ListBullet"/>
-        <w:spacing w:after="80" w:line="300" w:lineRule="auto"/>
-      </w:pPr>
-      <w:r>
-        <w:rPr>
-          <w:rFonts w:ascii="Calibri" w:hAnsi="Calibri" w:eastAsia="Calibri"/>
-        </w:rPr>
-        <w:t>Tiêu đề: tên hiển thị của bài.</w:t>
-      </w:r>
-    </w:p>
-    <w:p>
-      <w:pPr>
-        <w:pStyle w:val="ListBullet"/>
-        <w:spacing w:after="80" w:line="300" w:lineRule="auto"/>
-      </w:pPr>
-      <w:r>
-        <w:rPr>
-          <w:rFonts w:ascii="Calibri" w:hAnsi="Calibri" w:eastAsia="Calibri"/>
-        </w:rPr>
-        <w:t>Slug: tên thư mục và URL; nên viết không dấu, chữ thường, ngăn bằng dấu gạch ngang.</w:t>
-      </w:r>
-    </w:p>
-    <w:p>
-      <w:pPr>
-        <w:pStyle w:val="ListBullet"/>
-        <w:spacing w:after="80" w:line="300" w:lineRule="auto"/>
-      </w:pPr>
-      <w:r>
-        <w:rPr>
-          <w:rFonts w:ascii="Calibri" w:hAnsi="Calibri" w:eastAsia="Calibri"/>
-        </w:rPr>
-        <w:t>Ngày đăng: định dạng YYYY-MM-DD.</w:t>
-      </w:r>
-    </w:p>
-    <w:p>
-      <w:pPr>
-        <w:pStyle w:val="ListBullet"/>
-        <w:spacing w:after="80" w:line="300" w:lineRule="auto"/>
-      </w:pPr>
-      <w:r>
-        <w:rPr>
-          <w:rFonts w:ascii="Calibri" w:hAnsi="Calibri" w:eastAsia="Calibri"/>
-        </w:rPr>
-        <w:t>Mô tả: câu ngắn dùng trên card và SEO.</w:t>
-      </w:r>
-    </w:p>
-    <w:p>
-      <w:pPr>
-        <w:pStyle w:val="ListBullet"/>
-        <w:spacing w:after="80" w:line="300" w:lineRule="auto"/>
-      </w:pPr>
-      <w:r>
-        <w:rPr>
-          <w:rFonts w:ascii="Calibri" w:hAnsi="Calibri" w:eastAsia="Calibri"/>
-        </w:rPr>
-        <w:t>Category: danh mục chính, ví dụ Cuộc sống hoặc WordPress.</w:t>
-      </w:r>
-    </w:p>
-    <w:p>
-      <w:pPr>
-        <w:pStyle w:val="ListBullet"/>
-        <w:spacing w:after="80" w:line="300" w:lineRule="auto"/>
-      </w:pPr>
-      <w:r>
-        <w:rPr>
-          <w:rFonts w:ascii="Calibri" w:hAnsi="Calibri" w:eastAsia="Calibri"/>
-        </w:rPr>
-        <w:t>Tags: nhiều thẻ, ngăn bằng dấu phẩy.</w:t>
-      </w:r>
-    </w:p>
-    <w:p>
-      <w:pPr>
-        <w:pStyle w:val="ListBullet"/>
-        <w:spacing w:after="80" w:line="300" w:lineRule="auto"/>
-      </w:pPr>
-      <w:r>
-        <w:rPr>
-          <w:rFonts w:ascii="Calibri" w:hAnsi="Calibri" w:eastAsia="Calibri"/>
-        </w:rPr>
-        <w:t>Ảnh bìa: tên ảnh trong cùng thư mục bài, ví dụ cover.jpg. Để trống nếu chưa có.</w:t>
-      </w:r>
-    </w:p>
-    <w:p>
-      <w:pPr>
-        <w:pStyle w:val="ListBullet"/>
-        <w:spacing w:after="80" w:line="300" w:lineRule="auto"/>
-      </w:pPr>
-      <w:r>
-        <w:rPr>
-          <w:rFonts w:ascii="Calibri" w:hAnsi="Calibri" w:eastAsia="Calibri"/>
-        </w:rPr>
-        <w:t>Pinned: chỉ chọn y cho bài cần ghim đầu trang.</w:t>
-      </w:r>
-    </w:p>
-    <w:p>
-      <w:pPr>
-        <w:pStyle w:val="ListBullet"/>
-        <w:spacing w:after="80" w:line="300" w:lineRule="auto"/>
-      </w:pPr>
-      <w:r>
-        <w:rPr>
-          <w:rFonts w:ascii="Calibri" w:hAnsi="Calibri" w:eastAsia="Calibri"/>
-        </w:rPr>
-        <w:t>Pin order: số nhỏ hơn sẽ ưu tiên trước trong nhóm bài ghim.</w:t>
-      </w:r>
-    </w:p>
-    <w:p>
-      <w:pPr>
-        <w:pStyle w:val="ListBullet"/>
-        <w:spacing w:after="80" w:line="300" w:lineRule="auto"/>
-      </w:pPr>
-      <w:r>
-        <w:rPr>
-          <w:rFonts w:ascii="Calibri" w:hAnsi="Calibri" w:eastAsia="Calibri"/>
-        </w:rPr>
-        <w:t>Latest: chọn y nếu muốn bài nằm trong nhóm mới nhất ngay dưới bài ghim.</w:t>
-      </w:r>
-    </w:p>
-    <w:p>
-      <w:pPr>
-        <w:pStyle w:val="ListBullet"/>
-        <w:spacing w:after="80" w:line="300" w:lineRule="auto"/>
-      </w:pPr>
-      <w:r>
-        <w:rPr>
-          <w:rFonts w:ascii="Calibri" w:hAnsi="Calibri" w:eastAsia="Calibri"/>
-        </w:rPr>
-        <w:t>Latest order: số nhỏ hơn sẽ ưu tiên trước trong nhóm mới nhất.</w:t>
-      </w:r>
-    </w:p>
-    <w:p>
-      <w:pPr>
-        <w:pStyle w:val="ListBullet"/>
-        <w:spacing w:after="80" w:line="300" w:lineRule="auto"/>
-      </w:pPr>
-      <w:r>
-        <w:rPr>
-          <w:rFonts w:ascii="Calibri" w:hAnsi="Calibri" w:eastAsia="Calibri"/>
-        </w:rPr>
-        <w:t>Draft: chọn y để giữ bản nháp; draft: true sẽ không xuất hiện công khai.</w:t>
-      </w:r>
-    </w:p>
-    <w:p>
-      <w:r>
-        <w:rPr>
-          <w:rFonts w:ascii="Calibri" w:hAnsi="Calibri" w:eastAsia="Calibri"/>
-        </w:rPr>
-        <w:t>Sau khi script chạy xong, mở file:</w:t>
-      </w:r>
-    </w:p>
-    <w:p>
-      <w:pPr>
-        <w:pStyle w:val="CodeBlock"/>
-        <w:keepLines/>
-        <w:shd w:fill="F4F6F9"/>
-      </w:pPr>
-      <w:r>
-        <w:rPr>
-          <w:rFonts w:ascii="Consolas" w:hAnsi="Consolas" w:eastAsia="Consolas"/>
-          <w:color w:val="263238"/>
-          <w:sz w:val="19"/>
-        </w:rPr>
-        <w:t>src/content/posts/&lt;slug&gt;/index.md</w:t>
-      </w:r>
-    </w:p>
-    <w:p>
-      <w:pPr>
-        <w:pStyle w:val="Heading1"/>
-        <w:keepNext/>
-      </w:pPr>
-      <w:r>
-        <w:t>5. Frontmatter của bài viết</w:t>
-      </w:r>
-    </w:p>
-    <w:p>
-      <w:r>
-        <w:rPr>
-          <w:rFonts w:ascii="Calibri" w:hAnsi="Calibri" w:eastAsia="Calibri"/>
-        </w:rPr>
-        <w:t>Frontmatter là khối nằm giữa hai dòng --- ở đầu file Markdown. Ví dụ:</w:t>
-      </w:r>
-    </w:p>
-    <w:p>
-      <w:pPr>
-        <w:pStyle w:val="CodeBlock"/>
-        <w:keepLines/>
-        <w:shd w:fill="F4F6F9"/>
-      </w:pPr>
-      <w:r>
-        <w:rPr>
-          <w:rFonts w:ascii="Consolas" w:hAnsi="Consolas" w:eastAsia="Consolas"/>
-          <w:color w:val="263238"/>
-          <w:sz w:val="19"/>
-        </w:rPr>
-        <w:t>---</w:t>
-      </w:r>
-      <w:r>
-        <w:br/>
-      </w:r>
-      <w:r>
-        <w:rPr>
-          <w:rFonts w:ascii="Consolas" w:hAnsi="Consolas" w:eastAsia="Consolas"/>
-          <w:color w:val="263238"/>
-          <w:sz w:val="19"/>
-        </w:rPr>
-        <w:t>title: "Một ngày bình thường"</w:t>
-      </w:r>
-      <w:r>
-        <w:br/>
-      </w:r>
-      <w:r>
-        <w:rPr>
-          <w:rFonts w:ascii="Consolas" w:hAnsi="Consolas" w:eastAsia="Consolas"/>
-          <w:color w:val="263238"/>
-          <w:sz w:val="19"/>
-        </w:rPr>
-        <w:t>published: 2026-06-20</w:t>
-      </w:r>
-      <w:r>
-        <w:br/>
-      </w:r>
-      <w:r>
-        <w:rPr>
-          <w:rFonts w:ascii="Consolas" w:hAnsi="Consolas" w:eastAsia="Consolas"/>
-          <w:color w:val="263238"/>
-          <w:sz w:val="19"/>
-        </w:rPr>
-        <w:t>description: "Một vài ghi chép trong ngày."</w:t>
-      </w:r>
-      <w:r>
-        <w:br/>
-      </w:r>
-      <w:r>
-        <w:rPr>
-          <w:rFonts w:ascii="Consolas" w:hAnsi="Consolas" w:eastAsia="Consolas"/>
-          <w:color w:val="263238"/>
-          <w:sz w:val="19"/>
-        </w:rPr>
-        <w:t>image: "cover.jpg"</w:t>
-      </w:r>
-      <w:r>
-        <w:br/>
-      </w:r>
-      <w:r>
-        <w:rPr>
-          <w:rFonts w:ascii="Consolas" w:hAnsi="Consolas" w:eastAsia="Consolas"/>
-          <w:color w:val="263238"/>
-          <w:sz w:val="19"/>
-        </w:rPr>
-        <w:t>tags: ["Cuộc sống", "Ghi chép"]</w:t>
-      </w:r>
-      <w:r>
-        <w:br/>
-      </w:r>
-      <w:r>
-        <w:rPr>
-          <w:rFonts w:ascii="Consolas" w:hAnsi="Consolas" w:eastAsia="Consolas"/>
-          <w:color w:val="263238"/>
-          <w:sz w:val="19"/>
-        </w:rPr>
-        <w:t>category: "Nhật ký"</w:t>
-      </w:r>
-      <w:r>
-        <w:br/>
-      </w:r>
-      <w:r>
-        <w:rPr>
-          <w:rFonts w:ascii="Consolas" w:hAnsi="Consolas" w:eastAsia="Consolas"/>
-          <w:color w:val="263238"/>
-          <w:sz w:val="19"/>
-        </w:rPr>
-        <w:t>pinned: false</w:t>
-      </w:r>
-      <w:r>
-        <w:br/>
-      </w:r>
-      <w:r>
-        <w:rPr>
-          <w:rFonts w:ascii="Consolas" w:hAnsi="Consolas" w:eastAsia="Consolas"/>
-          <w:color w:val="263238"/>
-          <w:sz w:val="19"/>
-        </w:rPr>
-        <w:t>pinOrder: 0</w:t>
-      </w:r>
-      <w:r>
-        <w:br/>
-      </w:r>
-      <w:r>
-        <w:rPr>
-          <w:rFonts w:ascii="Consolas" w:hAnsi="Consolas" w:eastAsia="Consolas"/>
-          <w:color w:val="263238"/>
-          <w:sz w:val="19"/>
-        </w:rPr>
-        <w:t>latest: true</w:t>
-      </w:r>
-      <w:r>
-        <w:br/>
-      </w:r>
-      <w:r>
-        <w:rPr>
-          <w:rFonts w:ascii="Consolas" w:hAnsi="Consolas" w:eastAsia="Consolas"/>
-          <w:color w:val="263238"/>
-          <w:sz w:val="19"/>
-        </w:rPr>
-        <w:t>latestOrder: 1</w:t>
-      </w:r>
-      <w:r>
-        <w:br/>
-      </w:r>
-      <w:r>
-        <w:rPr>
-          <w:rFonts w:ascii="Consolas" w:hAnsi="Consolas" w:eastAsia="Consolas"/>
-          <w:color w:val="263238"/>
-          <w:sz w:val="19"/>
-        </w:rPr>
-        <w:t>draft: false</w:t>
-      </w:r>
-      <w:r>
-        <w:br/>
-      </w:r>
-      <w:r>
-        <w:rPr>
-          <w:rFonts w:ascii="Consolas" w:hAnsi="Consolas" w:eastAsia="Consolas"/>
-          <w:color w:val="263238"/>
-          <w:sz w:val="19"/>
-        </w:rPr>
-        <w:t>lang: "vi"</w:t>
-      </w:r>
-      <w:r>
-        <w:br/>
-      </w:r>
-      <w:r>
-        <w:rPr>
-          <w:rFonts w:ascii="Consolas" w:hAnsi="Consolas" w:eastAsia="Consolas"/>
-          <w:color w:val="263238"/>
-          <w:sz w:val="19"/>
-        </w:rPr>
-        <w:t>---</w:t>
-      </w:r>
-    </w:p>
-    <w:p>
-      <w:pPr>
-        <w:spacing w:before="120" w:after="160"/>
-        <w:ind w:left="173" w:right="115"/>
-        <w:shd w:fill="E8EEF5"/>
-        <w:pBdr>
-          <w:left w:val="single" w:sz="18" w:space="6" w:color="2E74B5"/>
-        </w:pBdr>
-      </w:pPr>
-      <w:r>
-        <w:rPr>
-          <w:rFonts w:ascii="Calibri" w:hAnsi="Calibri" w:eastAsia="Calibri"/>
-          <w:b/>
-          <w:color w:val="2E74B5"/>
-        </w:rPr>
-        <w:t xml:space="preserve">Ghim bài: </w:t>
-      </w:r>
-      <w:r>
-        <w:rPr>
-          <w:rFonts w:ascii="Calibri" w:hAnsi="Calibri" w:eastAsia="Calibri"/>
-        </w:rPr>
-        <w:t>Không phải tất cả bài đều được ghim. Chỉ bài có pinned: true mới được ghim. Muốn bỏ ghim, đổi lại thành false.</w:t>
-      </w:r>
-    </w:p>
-    <w:p>
-      <w:pPr>
-        <w:spacing w:before="120" w:after="160"/>
-        <w:ind w:left="173" w:right="115"/>
-        <w:shd w:fill="E8EEF5"/>
-        <w:pBdr>
-          <w:left w:val="single" w:sz="18" w:space="6" w:color="2E74B5"/>
-        </w:pBdr>
-      </w:pPr>
-      <w:r>
-        <w:rPr>
-          <w:rFonts w:ascii="Calibri" w:hAnsi="Calibri" w:eastAsia="Calibri"/>
-          <w:b/>
-          <w:color w:val="2E74B5"/>
-        </w:rPr>
-        <w:t xml:space="preserve">Ngày bài viết: </w:t>
-      </w:r>
-      <w:r>
-        <w:rPr>
-          <w:rFonts w:ascii="Calibri" w:hAnsi="Calibri" w:eastAsia="Calibri"/>
-        </w:rPr>
-        <w:t>Ghim bài không làm thay đổi published. Vì vậy thời gian gốc của bài vẫn được giữ nguyên.</w:t>
-      </w:r>
-    </w:p>
-    <w:p>
-      <w:pPr>
-        <w:pStyle w:val="Heading1"/>
-        <w:keepNext/>
-      </w:pPr>
-      <w:r>
-        <w:t>6. Viết nội dung và chèn ảnh đúng vị trí</w:t>
-      </w:r>
-    </w:p>
-    <w:p>
-      <w:r>
-        <w:rPr>
-          <w:rFonts w:ascii="Calibri" w:hAnsi="Calibri" w:eastAsia="Calibri"/>
-        </w:rPr>
-        <w:t>Markdown hiển thị theo đúng thứ tự bạn viết. Ảnh muốn xuất hiện giữa hai đoạn phải đặt cú pháp ảnh ngay giữa hai đoạn đó.</w:t>
-      </w:r>
-    </w:p>
-    <w:p>
-      <w:pPr>
-        <w:pStyle w:val="CodeBlock"/>
-        <w:keepLines/>
-        <w:shd w:fill="F4F6F9"/>
-      </w:pPr>
-      <w:r>
-        <w:rPr>
-          <w:rFonts w:ascii="Consolas" w:hAnsi="Consolas" w:eastAsia="Consolas"/>
-          <w:color w:val="263238"/>
-          <w:sz w:val="19"/>
-        </w:rPr>
-        <w:t>Đây là đoạn văn thứ nhất.</w:t>
-      </w:r>
-      <w:r>
-        <w:br/>
-      </w:r>
-      <w:r>
-        <w:rPr>
-          <w:rFonts w:ascii="Consolas" w:hAnsi="Consolas" w:eastAsia="Consolas"/>
-          <w:color w:val="263238"/>
-          <w:sz w:val="19"/>
-        </w:rPr>
-      </w:r>
-      <w:r>
-        <w:br/>
-      </w:r>
-      <w:r>
-        <w:rPr>
-          <w:rFonts w:ascii="Consolas" w:hAnsi="Consolas" w:eastAsia="Consolas"/>
-          <w:color w:val="263238"/>
-          <w:sz w:val="19"/>
-        </w:rPr>
-        <w:t>![Mô tả ảnh](./anh-chup.jpg)</w:t>
-      </w:r>
-      <w:r>
-        <w:br/>
-      </w:r>
-      <w:r>
-        <w:rPr>
-          <w:rFonts w:ascii="Consolas" w:hAnsi="Consolas" w:eastAsia="Consolas"/>
-          <w:color w:val="263238"/>
-          <w:sz w:val="19"/>
-        </w:rPr>
-      </w:r>
-      <w:r>
-        <w:br/>
-      </w:r>
-      <w:r>
-        <w:rPr>
-          <w:rFonts w:ascii="Consolas" w:hAnsi="Consolas" w:eastAsia="Consolas"/>
-          <w:color w:val="263238"/>
-          <w:sz w:val="19"/>
-        </w:rPr>
-        <w:t>Đây là đoạn văn sau ảnh.</w:t>
-      </w:r>
-    </w:p>
-    <w:p>
-      <w:pPr>
-        <w:pStyle w:val="ListNumber"/>
-        <w:spacing w:after="80" w:line="300" w:lineRule="auto"/>
-      </w:pPr>
-      <w:r>
-        <w:rPr>
-          <w:rFonts w:ascii="Calibri" w:hAnsi="Calibri" w:eastAsia="Calibri"/>
-        </w:rPr>
-        <w:t>Copy ảnh vào cùng thư mục với index.md của bài.</w:t>
-      </w:r>
-    </w:p>
-    <w:p>
-      <w:pPr>
-        <w:pStyle w:val="ListNumber"/>
-        <w:spacing w:after="80" w:line="300" w:lineRule="auto"/>
-      </w:pPr>
-      <w:r>
-        <w:rPr>
-          <w:rFonts w:ascii="Calibri" w:hAnsi="Calibri" w:eastAsia="Calibri"/>
-        </w:rPr>
-        <w:t>Đổi tên ảnh ngắn, không dấu, ví dụ anh-chup.jpg.</w:t>
-      </w:r>
-    </w:p>
-    <w:p>
-      <w:pPr>
-        <w:pStyle w:val="ListNumber"/>
-        <w:spacing w:after="80" w:line="300" w:lineRule="auto"/>
-      </w:pPr>
-      <w:r>
-        <w:rPr>
-          <w:rFonts w:ascii="Calibri" w:hAnsi="Calibri" w:eastAsia="Calibri"/>
-        </w:rPr>
-        <w:t>Đặt dòng ![Mô tả](./anh-chup.jpg) đúng vị trí cần hiện.</w:t>
-      </w:r>
-    </w:p>
-    <w:p>
-      <w:pPr>
-        <w:pStyle w:val="ListNumber"/>
-        <w:spacing w:after="80" w:line="300" w:lineRule="auto"/>
-      </w:pPr>
-      <w:r>
-        <w:rPr>
-          <w:rFonts w:ascii="Calibri" w:hAnsi="Calibri" w:eastAsia="Calibri"/>
-        </w:rPr>
-        <w:t>Nếu muốn ảnh làm ảnh bìa ở đầu bài, thêm image: "anh-chup.jpg" trong frontmatter.</w:t>
-      </w:r>
-    </w:p>
-    <w:p>
-      <w:pPr>
-        <w:spacing w:before="120" w:after="160"/>
-        <w:ind w:left="173" w:right="115"/>
-        <w:shd w:fill="FFF4CE"/>
-        <w:pBdr>
-          <w:left w:val="single" w:sz="18" w:space="6" w:color="A16207"/>
-        </w:pBdr>
-      </w:pPr>
-      <w:r>
-        <w:rPr>
-          <w:rFonts w:ascii="Calibri" w:hAnsi="Calibri" w:eastAsia="Calibri"/>
-          <w:b/>
-          <w:color w:val="A16207"/>
-        </w:rPr>
-        <w:t xml:space="preserve">Phân biệt: </w:t>
-      </w:r>
-      <w:r>
-        <w:rPr>
-          <w:rFonts w:ascii="Calibri" w:hAnsi="Calibri" w:eastAsia="Calibri"/>
-        </w:rPr>
-        <w:t>image trong frontmatter là ảnh bìa đầu bài. Cú pháp ![](./ten-anh.jpg) trong phần nội dung là ảnh nằm đúng vị trí khi đọc.</w:t>
-      </w:r>
-    </w:p>
-    <w:p>
-      <w:pPr>
-        <w:pStyle w:val="Heading1"/>
-        <w:keepNext/>
-      </w:pPr>
-      <w:r>
-        <w:t>7. Đổi ảnh đại diện và ảnh bìa website</w:t>
-      </w:r>
-    </w:p>
-    <w:p>
-      <w:pPr>
-        <w:pStyle w:val="Heading2"/>
-        <w:keepNext/>
-      </w:pPr>
-      <w:r>
-        <w:t>7.1 Đổi ảnh đại diện</w:t>
-      </w:r>
-    </w:p>
-    <w:p>
-      <w:pPr>
-        <w:pStyle w:val="ListNumber"/>
-        <w:spacing w:after="80" w:line="300" w:lineRule="auto"/>
-      </w:pPr>
-      <w:r>
-        <w:rPr>
-          <w:rFonts w:ascii="Calibri" w:hAnsi="Calibri" w:eastAsia="Calibri"/>
-        </w:rPr>
-        <w:t>Chuẩn bị ảnh vuông PNG/JPG, nên từ 512 x 512 px trở lên.</w:t>
-      </w:r>
-    </w:p>
-    <w:p>
-      <w:pPr>
-        <w:pStyle w:val="ListNumber"/>
-        <w:spacing w:after="80" w:line="300" w:lineRule="auto"/>
-      </w:pPr>
-      <w:r>
-        <w:rPr>
-          <w:rFonts w:ascii="Calibri" w:hAnsi="Calibri" w:eastAsia="Calibri"/>
-        </w:rPr>
-        <w:t>Copy ảnh vào src/assets/images/.</w:t>
-      </w:r>
-    </w:p>
-    <w:p>
-      <w:pPr>
-        <w:pStyle w:val="ListNumber"/>
-        <w:spacing w:after="80" w:line="300" w:lineRule="auto"/>
-      </w:pPr>
-      <w:r>
-        <w:rPr>
-          <w:rFonts w:ascii="Calibri" w:hAnsi="Calibri" w:eastAsia="Calibri"/>
-        </w:rPr>
-        <w:t>Mở src/config.ts và sửa profileConfig.avatar.</w:t>
-      </w:r>
-    </w:p>
-    <w:p>
-      <w:pPr>
-        <w:pStyle w:val="CodeBlock"/>
-        <w:keepLines/>
-        <w:shd w:fill="F4F6F9"/>
-      </w:pPr>
-      <w:r>
-        <w:rPr>
-          <w:rFonts w:ascii="Consolas" w:hAnsi="Consolas" w:eastAsia="Consolas"/>
-          <w:color w:val="263238"/>
-          <w:sz w:val="19"/>
-        </w:rPr>
-        <w:t>avatar: "assets/images/profile-avatar.png",</w:t>
-      </w:r>
-    </w:p>
-    <w:p>
-      <w:pPr>
-        <w:pStyle w:val="Heading2"/>
-        <w:keepNext/>
-      </w:pPr>
-      <w:r>
-        <w:t>7.2 Đổi ảnh bìa</w:t>
-      </w:r>
-    </w:p>
-    <w:p>
-      <w:pPr>
-        <w:pStyle w:val="ListNumber"/>
-        <w:spacing w:after="80" w:line="300" w:lineRule="auto"/>
-      </w:pPr>
-      <w:r>
-        <w:rPr>
-          <w:rFonts w:ascii="Calibri" w:hAnsi="Calibri" w:eastAsia="Calibri"/>
-        </w:rPr>
-        <w:t>Chuẩn bị ảnh ngang, tỷ lệ khoảng 16:7 hoặc 21:9; khuyến nghị rộng 1920-2048 px.</w:t>
-      </w:r>
-    </w:p>
-    <w:p>
-      <w:pPr>
-        <w:pStyle w:val="ListNumber"/>
-        <w:spacing w:after="80" w:line="300" w:lineRule="auto"/>
-      </w:pPr>
-      <w:r>
-        <w:rPr>
-          <w:rFonts w:ascii="Calibri" w:hAnsi="Calibri" w:eastAsia="Calibri"/>
-        </w:rPr>
-        <w:t>Nén ảnh trước khi commit; nên dưới 1 MB nếu có thể.</w:t>
-      </w:r>
-    </w:p>
-    <w:p>
-      <w:pPr>
-        <w:pStyle w:val="ListNumber"/>
-        <w:spacing w:after="80" w:line="300" w:lineRule="auto"/>
-      </w:pPr>
-      <w:r>
-        <w:rPr>
-          <w:rFonts w:ascii="Calibri" w:hAnsi="Calibri" w:eastAsia="Calibri"/>
-        </w:rPr>
-        <w:t>Copy ảnh vào src/assets/images/ rồi sửa siteConfig.banner.src.</w:t>
-      </w:r>
-    </w:p>
-    <w:p>
-      <w:pPr>
-        <w:pStyle w:val="ListNumber"/>
-        <w:spacing w:after="80" w:line="300" w:lineRule="auto"/>
-      </w:pPr>
-      <w:r>
-        <w:rPr>
-          <w:rFonts w:ascii="Calibri" w:hAnsi="Calibri" w:eastAsia="Calibri"/>
-        </w:rPr>
-        <w:t>Có thể đổi position thành top, center hoặc bottom để điều chỉnh vùng crop.</w:t>
-      </w:r>
-    </w:p>
-    <w:p>
-      <w:pPr>
-        <w:pStyle w:val="CodeBlock"/>
-        <w:keepLines/>
-        <w:shd w:fill="F4F6F9"/>
-      </w:pPr>
-      <w:r>
-        <w:rPr>
-          <w:rFonts w:ascii="Consolas" w:hAnsi="Consolas" w:eastAsia="Consolas"/>
-          <w:color w:val="263238"/>
-          <w:sz w:val="19"/>
-        </w:rPr>
-        <w:t>banner: {</w:t>
-      </w:r>
-      <w:r>
-        <w:br/>
-      </w:r>
-      <w:r>
-        <w:rPr>
-          <w:rFonts w:ascii="Consolas" w:hAnsi="Consolas" w:eastAsia="Consolas"/>
-          <w:color w:val="263238"/>
-          <w:sz w:val="19"/>
-        </w:rPr>
-        <w:t xml:space="preserve">  enable: true,</w:t>
-      </w:r>
-      <w:r>
-        <w:br/>
-      </w:r>
-      <w:r>
-        <w:rPr>
-          <w:rFonts w:ascii="Consolas" w:hAnsi="Consolas" w:eastAsia="Consolas"/>
-          <w:color w:val="263238"/>
-          <w:sz w:val="19"/>
-        </w:rPr>
-        <w:t xml:space="preserve">  src: "assets/images/site-banner.jpg",</w:t>
-      </w:r>
-      <w:r>
-        <w:br/>
-      </w:r>
-      <w:r>
-        <w:rPr>
-          <w:rFonts w:ascii="Consolas" w:hAnsi="Consolas" w:eastAsia="Consolas"/>
-          <w:color w:val="263238"/>
-          <w:sz w:val="19"/>
-        </w:rPr>
-        <w:t xml:space="preserve">  position: "center",</w:t>
-      </w:r>
-      <w:r>
-        <w:br/>
-      </w:r>
-      <w:r>
-        <w:rPr>
-          <w:rFonts w:ascii="Consolas" w:hAnsi="Consolas" w:eastAsia="Consolas"/>
-          <w:color w:val="263238"/>
-          <w:sz w:val="19"/>
-        </w:rPr>
-        <w:t>},</w:t>
-      </w:r>
-    </w:p>
-    <w:p>
-      <w:pPr>
-        <w:pStyle w:val="Heading1"/>
-        <w:keepNext/>
-      </w:pPr>
-      <w:r>
-        <w:t>8. Đổi logo/favicon trên tab trình duyệt</w:t>
-      </w:r>
-    </w:p>
-    <w:p>
-      <w:r>
-        <w:rPr>
-          <w:rFonts w:ascii="Calibri" w:hAnsi="Calibri" w:eastAsia="Calibri"/>
-        </w:rPr>
-        <w:t>Logo nhỏ trên tab được gọi là favicon. Repo hiện dùng các file trong public/favicon/.</w:t>
-      </w:r>
-    </w:p>
-    <w:p>
-      <w:pPr>
-        <w:pStyle w:val="ListBullet"/>
-        <w:spacing w:after="80" w:line="300" w:lineRule="auto"/>
-      </w:pPr>
-      <w:r>
-        <w:rPr>
-          <w:rFonts w:ascii="Calibri" w:hAnsi="Calibri" w:eastAsia="Calibri"/>
-        </w:rPr>
-        <w:t>favicon-light-32.png và favicon-dark-32.png: icon nhỏ cho tab.</w:t>
-      </w:r>
-    </w:p>
-    <w:p>
-      <w:pPr>
-        <w:pStyle w:val="ListBullet"/>
-        <w:spacing w:after="80" w:line="300" w:lineRule="auto"/>
-      </w:pPr>
-      <w:r>
-        <w:rPr>
-          <w:rFonts w:ascii="Calibri" w:hAnsi="Calibri" w:eastAsia="Calibri"/>
-        </w:rPr>
-        <w:t>favicon-light-128.png / 180.png / 192.png và bản dark tương ứng: dùng cho thiết bị hoặc shortcut.</w:t>
-      </w:r>
-    </w:p>
-    <w:p>
-      <w:r>
-        <w:rPr>
-          <w:rFonts w:ascii="Calibri" w:hAnsi="Calibri" w:eastAsia="Calibri"/>
-        </w:rPr>
-        <w:t>Cách đơn giản nhất: xuất logo vuông đúng các kích thước 32, 128, 180 và 192 px; thay các file cùng tên rồi chạy build.</w:t>
-      </w:r>
-    </w:p>
-    <w:p>
-      <w:pPr>
-        <w:spacing w:before="120" w:after="160"/>
-        <w:ind w:left="173" w:right="115"/>
-        <w:shd w:fill="FFF4CE"/>
-        <w:pBdr>
-          <w:left w:val="single" w:sz="18" w:space="6" w:color="A16207"/>
-        </w:pBdr>
-      </w:pPr>
-      <w:r>
-        <w:rPr>
-          <w:rFonts w:ascii="Calibri" w:hAnsi="Calibri" w:eastAsia="Calibri"/>
-          <w:b/>
-          <w:color w:val="A16207"/>
-        </w:rPr>
-        <w:t xml:space="preserve">Lưu ý: </w:t>
-      </w:r>
-      <w:r>
-        <w:rPr>
-          <w:rFonts w:ascii="Calibri" w:hAnsi="Calibri" w:eastAsia="Calibri"/>
-        </w:rPr>
-        <w:t>Favicon có thể bị trình duyệt cache. Sau khi deploy, hãy Ctrl + F5 hoặc mở cửa sổ ẩn danh để kiểm tra.</w:t>
-      </w:r>
-    </w:p>
-    <w:p>
-      <w:pPr>
-        <w:pStyle w:val="Heading1"/>
-        <w:keepNext/>
-      </w:pPr>
-      <w:r>
-        <w:t>9. Đổi tên web, giới thiệu và liên kết</w:t>
-      </w:r>
-    </w:p>
-    <w:p>
-      <w:r>
-        <w:rPr>
-          <w:rFonts w:ascii="Calibri" w:hAnsi="Calibri" w:eastAsia="Calibri"/>
-        </w:rPr>
-        <w:t>Mở src/config.ts:</w:t>
-      </w:r>
-    </w:p>
-    <w:p>
-      <w:pPr>
-        <w:pStyle w:val="CodeBlock"/>
-        <w:keepLines/>
-        <w:shd w:fill="F4F6F9"/>
-      </w:pPr>
-      <w:r>
-        <w:rPr>
-          <w:rFonts w:ascii="Consolas" w:hAnsi="Consolas" w:eastAsia="Consolas"/>
-          <w:color w:val="263238"/>
-          <w:sz w:val="19"/>
-        </w:rPr>
-        <w:t>siteConfig.title       // tên trên tab/navbar</w:t>
-      </w:r>
-      <w:r>
-        <w:br/>
-      </w:r>
-      <w:r>
-        <w:rPr>
-          <w:rFonts w:ascii="Consolas" w:hAnsi="Consolas" w:eastAsia="Consolas"/>
-          <w:color w:val="263238"/>
-          <w:sz w:val="19"/>
-        </w:rPr>
-        <w:t>siteConfig.subtitle    // dòng phụ</w:t>
-      </w:r>
-      <w:r>
-        <w:br/>
-      </w:r>
-      <w:r>
-        <w:rPr>
-          <w:rFonts w:ascii="Consolas" w:hAnsi="Consolas" w:eastAsia="Consolas"/>
-          <w:color w:val="263238"/>
-          <w:sz w:val="19"/>
-        </w:rPr>
-        <w:t>profileConfig.name     // tên phần giới thiệu</w:t>
-      </w:r>
-      <w:r>
-        <w:br/>
-      </w:r>
-      <w:r>
-        <w:rPr>
-          <w:rFonts w:ascii="Consolas" w:hAnsi="Consolas" w:eastAsia="Consolas"/>
-          <w:color w:val="263238"/>
-          <w:sz w:val="19"/>
-        </w:rPr>
-        <w:t>profileConfig.bio      // mô tả ngắn</w:t>
-      </w:r>
-      <w:r>
-        <w:br/>
-      </w:r>
-      <w:r>
-        <w:rPr>
-          <w:rFonts w:ascii="Consolas" w:hAnsi="Consolas" w:eastAsia="Consolas"/>
-          <w:color w:val="263238"/>
-          <w:sz w:val="19"/>
-        </w:rPr>
-        <w:t>profileConfig.links    // Facebook, Instagram, WordPress, LinkedIn, GitHub, Email</w:t>
-      </w:r>
-    </w:p>
-    <w:p>
-      <w:r>
-        <w:rPr>
-          <w:rFonts w:ascii="Calibri" w:hAnsi="Calibri" w:eastAsia="Calibri"/>
-        </w:rPr>
-        <w:t>Khi thêm link mới, cần có name, icon và url. Icon đang dùng bộ Iconify.</w:t>
-      </w:r>
-    </w:p>
-    <w:p>
-      <w:pPr>
-        <w:pStyle w:val="Heading1"/>
-        <w:keepNext/>
-      </w:pPr>
-      <w:r>
-        <w:t>10. Thêm hoặc đổi nhạc</w:t>
-      </w:r>
-    </w:p>
-    <w:p>
-      <w:pPr>
-        <w:pStyle w:val="ListNumber"/>
-        <w:spacing w:after="80" w:line="300" w:lineRule="auto"/>
-      </w:pPr>
-      <w:r>
-        <w:rPr>
-          <w:rFonts w:ascii="Calibri" w:hAnsi="Calibri" w:eastAsia="Calibri"/>
-        </w:rPr>
-        <w:t>Copy file MP3 vào public/music/.</w:t>
-      </w:r>
-    </w:p>
-    <w:p>
-      <w:pPr>
-        <w:pStyle w:val="ListNumber"/>
-        <w:spacing w:after="80" w:line="300" w:lineRule="auto"/>
-      </w:pPr>
-      <w:r>
-        <w:rPr>
-          <w:rFonts w:ascii="Calibri" w:hAnsi="Calibri" w:eastAsia="Calibri"/>
-        </w:rPr>
-        <w:t>Đặt tên theo mẫu Tên bài hát - Tên kênh hoặc nghệ sĩ.mp3.</w:t>
-      </w:r>
-    </w:p>
-    <w:p>
-      <w:pPr>
-        <w:pStyle w:val="ListNumber"/>
-        <w:spacing w:after="80" w:line="300" w:lineRule="auto"/>
-      </w:pPr>
-      <w:r>
-        <w:rPr>
-          <w:rFonts w:ascii="Calibri" w:hAnsi="Calibri" w:eastAsia="Calibri"/>
-        </w:rPr>
-        <w:t>Nếu tên bài có nhiều dấu -, phần sau dấu - cuối cùng được hiểu là tên kênh/nghệ sĩ.</w:t>
-      </w:r>
-    </w:p>
-    <w:p>
-      <w:pPr>
-        <w:pStyle w:val="ListNumber"/>
-        <w:spacing w:after="80" w:line="300" w:lineRule="auto"/>
-      </w:pPr>
-      <w:r>
-        <w:rPr>
-          <w:rFonts w:ascii="Calibri" w:hAnsi="Calibri" w:eastAsia="Calibri"/>
-        </w:rPr>
-        <w:t>Đặt ảnh cover cùng tên vào public/music/covers/, ví dụ .jpg.</w:t>
-      </w:r>
-    </w:p>
-    <w:p>
-      <w:pPr>
-        <w:pStyle w:val="ListNumber"/>
-        <w:spacing w:after="80" w:line="300" w:lineRule="auto"/>
-      </w:pPr>
-      <w:r>
-        <w:rPr>
-          <w:rFonts w:ascii="Calibri" w:hAnsi="Calibri" w:eastAsia="Calibri"/>
-        </w:rPr>
-        <w:t>Chạy pnpm music hoặc pnpm build để tạo lại manifest.json.</w:t>
-      </w:r>
-    </w:p>
-    <w:p>
-      <w:pPr>
-        <w:pStyle w:val="CodeBlock"/>
-        <w:keepLines/>
-        <w:shd w:fill="F4F6F9"/>
-      </w:pPr>
-      <w:r>
-        <w:rPr>
-          <w:rFonts w:ascii="Consolas" w:hAnsi="Consolas" w:eastAsia="Consolas"/>
-          <w:color w:val="263238"/>
-          <w:sz w:val="19"/>
-        </w:rPr>
-        <w:t>public/music/Muộn Rồi Mà Còn - Sơn Tùng M-TP.mp3</w:t>
-      </w:r>
-      <w:r>
-        <w:br/>
-      </w:r>
-      <w:r>
-        <w:rPr>
-          <w:rFonts w:ascii="Consolas" w:hAnsi="Consolas" w:eastAsia="Consolas"/>
-          <w:color w:val="263238"/>
-          <w:sz w:val="19"/>
-        </w:rPr>
-        <w:t>public/music/covers/Muộn Rồi Mà Còn - Sơn Tùng M-TP.jpg</w:t>
-      </w:r>
-      <w:r>
-        <w:br/>
-      </w:r>
-      <w:r>
-        <w:rPr>
-          <w:rFonts w:ascii="Consolas" w:hAnsi="Consolas" w:eastAsia="Consolas"/>
-          <w:color w:val="263238"/>
-          <w:sz w:val="19"/>
-        </w:rPr>
-        <w:t>pnpm music</w:t>
-      </w:r>
-    </w:p>
-    <w:p>
-      <w:pPr>
-        <w:spacing w:before="120" w:after="160"/>
-        <w:ind w:left="173" w:right="115"/>
-        <w:shd w:fill="FFF4CE"/>
-        <w:pBdr>
-          <w:left w:val="single" w:sz="18" w:space="6" w:color="A16207"/>
-        </w:pBdr>
-      </w:pPr>
-      <w:r>
-        <w:rPr>
-          <w:rFonts w:ascii="Calibri" w:hAnsi="Calibri" w:eastAsia="Calibri"/>
-          <w:b/>
-          <w:color w:val="A16207"/>
-        </w:rPr>
-        <w:t xml:space="preserve">Giới hạn GitHub: </w:t>
-      </w:r>
-      <w:r>
-        <w:rPr>
-          <w:rFonts w:ascii="Calibri" w:hAnsi="Calibri" w:eastAsia="Calibri"/>
-        </w:rPr>
-        <w:t>Một file không được vượt 100 MB. Nên nén MP3 hợp lý để repo và website tải nhanh.</w:t>
-      </w:r>
-    </w:p>
-    <w:p>
-      <w:pPr>
-        <w:pStyle w:val="Heading1"/>
-        <w:keepNext/>
-      </w:pPr>
-      <w:r>
-        <w:t>11. Bình luận Supabase và moderation</w:t>
-      </w:r>
-    </w:p>
-    <w:p>
-      <w:pPr>
-        <w:pStyle w:val="ListBullet"/>
-        <w:spacing w:after="80" w:line="300" w:lineRule="auto"/>
-      </w:pPr>
-      <w:r>
-        <w:rPr>
-          <w:rFonts w:ascii="Calibri" w:hAnsi="Calibri" w:eastAsia="Calibri"/>
-        </w:rPr>
-        <w:t>Khách gửi bình luận ẩn danh; bình luận mới có trạng thái pending.</w:t>
-      </w:r>
-    </w:p>
-    <w:p>
-      <w:pPr>
-        <w:pStyle w:val="ListBullet"/>
-        <w:spacing w:after="80" w:line="300" w:lineRule="auto"/>
-      </w:pPr>
-      <w:r>
-        <w:rPr>
-          <w:rFonts w:ascii="Calibri" w:hAnsi="Calibri" w:eastAsia="Calibri"/>
-        </w:rPr>
-        <w:t>Chỉ bình luận đã được admin duyệt mới hiển thị công khai.</w:t>
-      </w:r>
-    </w:p>
-    <w:p>
-      <w:pPr>
-        <w:pStyle w:val="ListBullet"/>
-        <w:spacing w:after="80" w:line="300" w:lineRule="auto"/>
-      </w:pPr>
-      <w:r>
-        <w:rPr>
-          <w:rFonts w:ascii="Calibri" w:hAnsi="Calibri" w:eastAsia="Calibri"/>
-        </w:rPr>
-        <w:t>Admin có thể duyệt hoặc xóa bình luận trong khu vực quản trị của phần bình luận.</w:t>
-      </w:r>
-    </w:p>
-    <w:p>
-      <w:pPr>
-        <w:pStyle w:val="ListBullet"/>
-        <w:spacing w:after="80" w:line="300" w:lineRule="auto"/>
-      </w:pPr>
-      <w:r>
-        <w:rPr>
-          <w:rFonts w:ascii="Calibri" w:hAnsi="Calibri" w:eastAsia="Calibri"/>
-        </w:rPr>
-        <w:t>Vercel cần PUBLIC_SUPABASE_URL/PUBLIC_SUPABASE_ANON_KEY hoặc các biến NEXT_PUBLIC tương ứng.</w:t>
-      </w:r>
-    </w:p>
-    <w:p>
-      <w:pPr>
-        <w:pStyle w:val="ListBullet"/>
-        <w:spacing w:after="80" w:line="300" w:lineRule="auto"/>
-      </w:pPr>
-      <w:r>
-        <w:rPr>
-          <w:rFonts w:ascii="Calibri" w:hAnsi="Calibri" w:eastAsia="Calibri"/>
-        </w:rPr>
-        <w:t>Không đặt service_role key hoặc mật khẩu admin trong source code.</w:t>
-      </w:r>
-    </w:p>
-    <w:p>
-      <w:pPr>
-        <w:pStyle w:val="Heading1"/>
-        <w:keepNext/>
-      </w:pPr>
-      <w:r>
-        <w:t>12. Kiểm tra trước khi push</w:t>
-      </w:r>
-    </w:p>
-    <w:p>
-      <w:pPr>
-        <w:pStyle w:val="CodeBlock"/>
-        <w:keepLines/>
-        <w:shd w:fill="F4F6F9"/>
-      </w:pPr>
-      <w:r>
-        <w:rPr>
-          <w:rFonts w:ascii="Consolas" w:hAnsi="Consolas" w:eastAsia="Consolas"/>
-          <w:color w:val="263238"/>
-          <w:sz w:val="19"/>
-        </w:rPr>
-        <w:t>pnpm check</w:t>
-      </w:r>
-      <w:r>
-        <w:br/>
-      </w:r>
-      <w:r>
-        <w:rPr>
-          <w:rFonts w:ascii="Consolas" w:hAnsi="Consolas" w:eastAsia="Consolas"/>
-          <w:color w:val="263238"/>
-          <w:sz w:val="19"/>
-        </w:rPr>
-        <w:t>pnpm build</w:t>
-      </w:r>
-      <w:r>
-        <w:br/>
-      </w:r>
-      <w:r>
-        <w:rPr>
-          <w:rFonts w:ascii="Consolas" w:hAnsi="Consolas" w:eastAsia="Consolas"/>
-          <w:color w:val="263238"/>
-          <w:sz w:val="19"/>
-        </w:rPr>
-        <w:t>git status</w:t>
-      </w:r>
-      <w:r>
-        <w:br/>
-      </w:r>
-      <w:r>
-        <w:rPr>
-          <w:rFonts w:ascii="Consolas" w:hAnsi="Consolas" w:eastAsia="Consolas"/>
-          <w:color w:val="263238"/>
-          <w:sz w:val="19"/>
-        </w:rPr>
-        <w:t>git diff --check</w:t>
-      </w:r>
-    </w:p>
-    <w:p>
-      <w:pPr>
-        <w:pStyle w:val="ListBullet"/>
-        <w:spacing w:after="80" w:line="300" w:lineRule="auto"/>
-      </w:pPr>
-      <w:r>
-        <w:rPr>
-          <w:rFonts w:ascii="Calibri" w:hAnsi="Calibri" w:eastAsia="Calibri"/>
-        </w:rPr>
-        <w:t>Bài mới có draft: false.</w:t>
-      </w:r>
-    </w:p>
-    <w:p>
-      <w:pPr>
-        <w:pStyle w:val="ListBullet"/>
-        <w:spacing w:after="80" w:line="300" w:lineRule="auto"/>
-      </w:pPr>
-      <w:r>
-        <w:rPr>
-          <w:rFonts w:ascii="Calibri" w:hAnsi="Calibri" w:eastAsia="Calibri"/>
-        </w:rPr>
-        <w:t>Ngày published đúng và không vô tình nằm ở tương lai.</w:t>
-      </w:r>
-    </w:p>
-    <w:p>
-      <w:pPr>
-        <w:pStyle w:val="ListBullet"/>
-        <w:spacing w:after="80" w:line="300" w:lineRule="auto"/>
-      </w:pPr>
-      <w:r>
-        <w:rPr>
-          <w:rFonts w:ascii="Calibri" w:hAnsi="Calibri" w:eastAsia="Calibri"/>
-        </w:rPr>
-        <w:t>Ảnh hiển thị đúng vị trí, tên file không sai chữ hoa/chữ thường.</w:t>
-      </w:r>
-    </w:p>
-    <w:p>
-      <w:pPr>
-        <w:pStyle w:val="ListBullet"/>
-        <w:spacing w:after="80" w:line="300" w:lineRule="auto"/>
-      </w:pPr>
-      <w:r>
-        <w:rPr>
-          <w:rFonts w:ascii="Calibri" w:hAnsi="Calibri" w:eastAsia="Calibri"/>
-        </w:rPr>
-        <w:t>Không có file .env, mật khẩu, API secret trong git status.</w:t>
-      </w:r>
-    </w:p>
-    <w:p>
-      <w:pPr>
-        <w:pStyle w:val="ListBullet"/>
-        <w:spacing w:after="80" w:line="300" w:lineRule="auto"/>
-      </w:pPr>
-      <w:r>
-        <w:rPr>
-          <w:rFonts w:ascii="Calibri" w:hAnsi="Calibri" w:eastAsia="Calibri"/>
-        </w:rPr>
-        <w:t>Không có file ảnh/nhạc quá lớn.</w:t>
-      </w:r>
-    </w:p>
-    <w:p>
-      <w:pPr>
-        <w:pStyle w:val="ListBullet"/>
-        <w:spacing w:after="80" w:line="300" w:lineRule="auto"/>
-      </w:pPr>
-      <w:r>
-        <w:rPr>
-          <w:rFonts w:ascii="Calibri" w:hAnsi="Calibri" w:eastAsia="Calibri"/>
-        </w:rPr>
-        <w:t>Trang home, bài viết và player hoạt động ở localhost.</w:t>
-      </w:r>
-    </w:p>
-    <w:p>
-      <w:pPr>
-        <w:pStyle w:val="Heading1"/>
-        <w:keepNext/>
-      </w:pPr>
-      <w:r>
-        <w:t>13. Commit và push</w:t>
-      </w:r>
-    </w:p>
-    <w:p>
-      <w:pPr>
-        <w:pStyle w:val="CodeBlock"/>
-        <w:keepLines/>
-        <w:shd w:fill="F4F6F9"/>
-      </w:pPr>
-      <w:r>
-        <w:rPr>
-          <w:rFonts w:ascii="Consolas" w:hAnsi="Consolas" w:eastAsia="Consolas"/>
-          <w:color w:val="263238"/>
-          <w:sz w:val="19"/>
-        </w:rPr>
-        <w:t>git status</w:t>
-      </w:r>
-      <w:r>
-        <w:br/>
-      </w:r>
-      <w:r>
-        <w:rPr>
-          <w:rFonts w:ascii="Consolas" w:hAnsi="Consolas" w:eastAsia="Consolas"/>
-          <w:color w:val="263238"/>
-          <w:sz w:val="19"/>
-        </w:rPr>
-        <w:t>git add .</w:t>
-      </w:r>
-      <w:r>
-        <w:br/>
-      </w:r>
-      <w:r>
-        <w:rPr>
-          <w:rFonts w:ascii="Consolas" w:hAnsi="Consolas" w:eastAsia="Consolas"/>
-          <w:color w:val="263238"/>
-          <w:sz w:val="19"/>
-        </w:rPr>
-        <w:t>git commit -m "Add new blog post"</w:t>
-      </w:r>
-      <w:r>
-        <w:br/>
-      </w:r>
-      <w:r>
-        <w:rPr>
-          <w:rFonts w:ascii="Consolas" w:hAnsi="Consolas" w:eastAsia="Consolas"/>
-          <w:color w:val="263238"/>
-          <w:sz w:val="19"/>
-        </w:rPr>
-        <w:t>git push origin main</w:t>
-      </w:r>
-    </w:p>
-    <w:p>
-      <w:pPr>
-        <w:spacing w:before="120" w:after="160"/>
-        <w:ind w:left="173" w:right="115"/>
-        <w:shd w:fill="FFF4CE"/>
-        <w:pBdr>
-          <w:left w:val="single" w:sz="18" w:space="6" w:color="A16207"/>
-        </w:pBdr>
-      </w:pPr>
-      <w:r>
-        <w:rPr>
-          <w:rFonts w:ascii="Calibri" w:hAnsi="Calibri" w:eastAsia="Calibri"/>
-          <w:b/>
-          <w:color w:val="A16207"/>
-        </w:rPr>
-        <w:t xml:space="preserve">Nên stage chọn lọc: </w:t>
-      </w:r>
-      <w:r>
-        <w:rPr>
-          <w:rFonts w:ascii="Calibri" w:hAnsi="Calibri" w:eastAsia="Calibri"/>
-        </w:rPr>
-        <w:t>Nếu git status có file lạ hoặc thay đổi không liên quan, dùng git add đường-dẫn-file thay cho git add .</w:t>
-      </w:r>
-    </w:p>
-    <w:p>
-      <w:r>
-        <w:rPr>
-          <w:rFonts w:ascii="Calibri" w:hAnsi="Calibri" w:eastAsia="Calibri"/>
-        </w:rPr>
-        <w:t>Ví dụ chỉ đưa một bài mới và ảnh của nó lên:</w:t>
-      </w:r>
-    </w:p>
-    <w:p>
-      <w:pPr>
-        <w:pStyle w:val="CodeBlock"/>
-        <w:keepLines/>
-        <w:shd w:fill="F4F6F9"/>
-      </w:pPr>
-      <w:r>
-        <w:rPr>
-          <w:rFonts w:ascii="Consolas" w:hAnsi="Consolas" w:eastAsia="Consolas"/>
-          <w:color w:val="263238"/>
-          <w:sz w:val="19"/>
-        </w:rPr>
-        <w:t>git add "src/content/posts/ten-bai/index.md"</w:t>
-      </w:r>
-      <w:r>
-        <w:br/>
-      </w:r>
-      <w:r>
-        <w:rPr>
-          <w:rFonts w:ascii="Consolas" w:hAnsi="Consolas" w:eastAsia="Consolas"/>
-          <w:color w:val="263238"/>
-          <w:sz w:val="19"/>
-        </w:rPr>
-        <w:t>git add "src/content/posts/ten-bai/cover.jpg"</w:t>
-      </w:r>
-      <w:r>
-        <w:br/>
-      </w:r>
-      <w:r>
-        <w:rPr>
-          <w:rFonts w:ascii="Consolas" w:hAnsi="Consolas" w:eastAsia="Consolas"/>
-          <w:color w:val="263238"/>
-          <w:sz w:val="19"/>
-        </w:rPr>
-        <w:t>git commit -m "Add ten bai"</w:t>
-      </w:r>
-      <w:r>
-        <w:br/>
-      </w:r>
-      <w:r>
-        <w:rPr>
-          <w:rFonts w:ascii="Consolas" w:hAnsi="Consolas" w:eastAsia="Consolas"/>
-          <w:color w:val="263238"/>
-          <w:sz w:val="19"/>
-        </w:rPr>
-        <w:t>git push origin main</w:t>
-      </w:r>
-    </w:p>
-    <w:p>
-      <w:pPr>
-        <w:pStyle w:val="Heading1"/>
-        <w:keepNext/>
-      </w:pPr>
-      <w:r>
-        <w:t>14. Backup và quay lại phiên bản cũ</w:t>
-      </w:r>
-    </w:p>
-    <w:p>
-      <w:pPr>
-        <w:pStyle w:val="ListBullet"/>
-        <w:spacing w:after="80" w:line="300" w:lineRule="auto"/>
-      </w:pPr>
-      <w:r>
-        <w:rPr>
-          <w:rFonts w:ascii="Calibri" w:hAnsi="Calibri" w:eastAsia="Calibri"/>
-        </w:rPr>
-        <w:t>Xem lịch sử: git log --oneline -10</w:t>
-      </w:r>
-    </w:p>
-    <w:p>
-      <w:pPr>
-        <w:pStyle w:val="ListBullet"/>
-        <w:spacing w:after="80" w:line="300" w:lineRule="auto"/>
-      </w:pPr>
-      <w:r>
-        <w:rPr>
-          <w:rFonts w:ascii="Calibri" w:hAnsi="Calibri" w:eastAsia="Calibri"/>
-        </w:rPr>
-        <w:t>Tạo bản hoàn tác an toàn: git revert &lt;commit-hash&gt;</w:t>
-      </w:r>
-    </w:p>
-    <w:p>
-      <w:pPr>
-        <w:pStyle w:val="ListBullet"/>
-        <w:spacing w:after="80" w:line="300" w:lineRule="auto"/>
-      </w:pPr>
-      <w:r>
-        <w:rPr>
-          <w:rFonts w:ascii="Calibri" w:hAnsi="Calibri" w:eastAsia="Calibri"/>
-        </w:rPr>
-        <w:t>Sau đó push commit hoàn tác: git push origin main</w:t>
-      </w:r>
-    </w:p>
-    <w:p>
-      <w:pPr>
-        <w:pStyle w:val="CodeBlock"/>
-        <w:keepLines/>
-        <w:shd w:fill="F4F6F9"/>
-      </w:pPr>
-      <w:r>
-        <w:rPr>
-          <w:rFonts w:ascii="Consolas" w:hAnsi="Consolas" w:eastAsia="Consolas"/>
-          <w:color w:val="263238"/>
-          <w:sz w:val="19"/>
-        </w:rPr>
-        <w:t>git log --oneline -10</w:t>
-      </w:r>
-      <w:r>
-        <w:br/>
-      </w:r>
-      <w:r>
-        <w:rPr>
-          <w:rFonts w:ascii="Consolas" w:hAnsi="Consolas" w:eastAsia="Consolas"/>
-          <w:color w:val="263238"/>
-          <w:sz w:val="19"/>
-        </w:rPr>
-        <w:t>git revert 254abd8</w:t>
-      </w:r>
-      <w:r>
-        <w:br/>
-      </w:r>
-      <w:r>
-        <w:rPr>
-          <w:rFonts w:ascii="Consolas" w:hAnsi="Consolas" w:eastAsia="Consolas"/>
-          <w:color w:val="263238"/>
-          <w:sz w:val="19"/>
-        </w:rPr>
-        <w:t>git push origin main</w:t>
-      </w:r>
-    </w:p>
-    <w:p>
-      <w:pPr>
-        <w:spacing w:before="120" w:after="160"/>
-        <w:ind w:left="173" w:right="115"/>
-        <w:shd w:fill="FFF4CE"/>
-        <w:pBdr>
-          <w:left w:val="single" w:sz="18" w:space="6" w:color="A16207"/>
-        </w:pBdr>
-      </w:pPr>
-      <w:r>
-        <w:rPr>
-          <w:rFonts w:ascii="Calibri" w:hAnsi="Calibri" w:eastAsia="Calibri"/>
-          <w:b/>
-          <w:color w:val="A16207"/>
-        </w:rPr>
-        <w:t xml:space="preserve">Tránh dùng: </w:t>
-      </w:r>
-      <w:r>
-        <w:rPr>
-          <w:rFonts w:ascii="Calibri" w:hAnsi="Calibri" w:eastAsia="Calibri"/>
-        </w:rPr>
-        <w:t>Không dùng git reset --hard hoặc xóa lịch sử nếu chưa hiểu rõ, vì có thể mất thay đổi chưa backup.</w:t>
-      </w:r>
-    </w:p>
-    <w:p>
-      <w:pPr>
-        <w:pStyle w:val="Heading1"/>
-        <w:keepNext/>
-      </w:pPr>
-      <w:r>
-        <w:t>15. Lỗi thường gặp</w:t>
-      </w:r>
-    </w:p>
-    <w:p>
-      <w:pPr>
-        <w:spacing w:after="100"/>
-      </w:pPr>
-      <w:r>
-        <w:rPr>
-          <w:rFonts w:ascii="Calibri" w:hAnsi="Calibri" w:eastAsia="Calibri"/>
-          <w:b/>
-          <w:color w:val="1F4D78"/>
-        </w:rPr>
-        <w:t xml:space="preserve">Bài mới không hiện: </w:t>
-      </w:r>
-      <w:r>
-        <w:rPr>
-          <w:rFonts w:ascii="Calibri" w:hAnsi="Calibri" w:eastAsia="Calibri"/>
-        </w:rPr>
-        <w:t>Kiểm tra draft: false, ngày published, đúng thư mục src/content/posts và chạy pnpm build.</w:t>
-      </w:r>
-    </w:p>
-    <w:p>
-      <w:pPr>
-        <w:spacing w:after="100"/>
-      </w:pPr>
-      <w:r>
-        <w:rPr>
-          <w:rFonts w:ascii="Calibri" w:hAnsi="Calibri" w:eastAsia="Calibri"/>
-          <w:b/>
-          <w:color w:val="1F4D78"/>
-        </w:rPr>
-        <w:t xml:space="preserve">Ảnh bị dồn lên đầu: </w:t>
-      </w:r>
-      <w:r>
-        <w:rPr>
-          <w:rFonts w:ascii="Calibri" w:hAnsi="Calibri" w:eastAsia="Calibri"/>
-        </w:rPr>
-        <w:t>Chỉ dùng image trong frontmatter cho ảnh bìa. Ảnh nội dung phải dùng ![](./anh.jpg) đúng vị trí.</w:t>
-      </w:r>
-    </w:p>
-    <w:p>
-      <w:pPr>
-        <w:spacing w:after="100"/>
-      </w:pPr>
-      <w:r>
-        <w:rPr>
-          <w:rFonts w:ascii="Calibri" w:hAnsi="Calibri" w:eastAsia="Calibri"/>
-          <w:b/>
-          <w:color w:val="1F4D78"/>
-        </w:rPr>
-        <w:t xml:space="preserve">Ảnh không tải: </w:t>
-      </w:r>
-      <w:r>
-        <w:rPr>
-          <w:rFonts w:ascii="Calibri" w:hAnsi="Calibri" w:eastAsia="Calibri"/>
-        </w:rPr>
-        <w:t>Kiểm tra tên file, phần mở rộng, chữ hoa/chữ thường và đường dẫn tương đối.</w:t>
-      </w:r>
-    </w:p>
-    <w:p>
-      <w:pPr>
-        <w:spacing w:after="100"/>
-      </w:pPr>
-      <w:r>
-        <w:rPr>
-          <w:rFonts w:ascii="Calibri" w:hAnsi="Calibri" w:eastAsia="Calibri"/>
-          <w:b/>
-          <w:color w:val="1F4D78"/>
-        </w:rPr>
-        <w:t xml:space="preserve">Nhạc không xuất hiện: </w:t>
-      </w:r>
-      <w:r>
-        <w:rPr>
-          <w:rFonts w:ascii="Calibri" w:hAnsi="Calibri" w:eastAsia="Calibri"/>
-        </w:rPr>
-        <w:t>Kiểm tra tên file/cover rồi chạy pnpm music. Không sửa manifest.json bằng tay.</w:t>
-      </w:r>
-    </w:p>
-    <w:p>
-      <w:pPr>
-        <w:spacing w:after="100"/>
-      </w:pPr>
-      <w:r>
-        <w:rPr>
-          <w:rFonts w:ascii="Calibri" w:hAnsi="Calibri" w:eastAsia="Calibri"/>
-          <w:b/>
-          <w:color w:val="1F4D78"/>
-        </w:rPr>
-        <w:t xml:space="preserve">Comment báo chưa cấu hình: </w:t>
-      </w:r>
-      <w:r>
-        <w:rPr>
-          <w:rFonts w:ascii="Calibri" w:hAnsi="Calibri" w:eastAsia="Calibri"/>
-        </w:rPr>
-        <w:t>Kiểm tra Environment Variables trên Vercel và redeploy sau khi thêm biến.</w:t>
-      </w:r>
-    </w:p>
-    <w:p>
-      <w:pPr>
-        <w:spacing w:after="100"/>
-      </w:pPr>
-      <w:r>
-        <w:rPr>
-          <w:rFonts w:ascii="Calibri" w:hAnsi="Calibri" w:eastAsia="Calibri"/>
-          <w:b/>
-          <w:color w:val="1F4D78"/>
-        </w:rPr>
-        <w:t xml:space="preserve">Push bị từ chối vì file lớn: </w:t>
-      </w:r>
-      <w:r>
-        <w:rPr>
-          <w:rFonts w:ascii="Calibri" w:hAnsi="Calibri" w:eastAsia="Calibri"/>
-        </w:rPr>
-        <w:t>Xóa file khỏi commit, nén xuống dưới 100 MB, commit lại rồi push.</w:t>
-      </w:r>
-    </w:p>
-    <w:p>
-      <w:pPr>
-        <w:spacing w:after="100"/>
-      </w:pPr>
-      <w:r>
-        <w:rPr>
-          <w:rFonts w:ascii="Calibri" w:hAnsi="Calibri" w:eastAsia="Calibri"/>
-          <w:b/>
-          <w:color w:val="1F4D78"/>
-        </w:rPr>
-        <w:t xml:space="preserve">Vercel build fail: </w:t>
-      </w:r>
-      <w:r>
-        <w:rPr>
-          <w:rFonts w:ascii="Calibri" w:hAnsi="Calibri" w:eastAsia="Calibri"/>
-        </w:rPr>
-        <w:t>Mở log deployment, chạy pnpm build ở máy để tái hiện và sửa lỗi trước khi push lại.</w:t>
-      </w:r>
-    </w:p>
-    <w:p>
-      <w:pPr>
-        <w:pStyle w:val="Heading1"/>
-        <w:keepNext/>
-      </w:pPr>
-      <w:r>
-        <w:t>16. Bộ lệnh tra nhanh</w:t>
-      </w:r>
-    </w:p>
-    <w:p>
-      <w:pPr>
-        <w:pStyle w:val="CodeBlock"/>
-        <w:keepLines/>
-        <w:shd w:fill="F4F6F9"/>
-      </w:pPr>
-      <w:r>
-        <w:rPr>
-          <w:rFonts w:ascii="Consolas" w:hAnsi="Consolas" w:eastAsia="Consolas"/>
-          <w:color w:val="263238"/>
-          <w:sz w:val="19"/>
-        </w:rPr>
-        <w:t>pnpm install        # cài thư viện lần đầu</w:t>
-      </w:r>
-      <w:r>
-        <w:br/>
-      </w:r>
-      <w:r>
-        <w:rPr>
-          <w:rFonts w:ascii="Consolas" w:hAnsi="Consolas" w:eastAsia="Consolas"/>
-          <w:color w:val="263238"/>
-          <w:sz w:val="19"/>
-        </w:rPr>
-        <w:t>pnpm dev            # chạy web local</w:t>
-      </w:r>
-      <w:r>
-        <w:br/>
-      </w:r>
-      <w:r>
-        <w:rPr>
-          <w:rFonts w:ascii="Consolas" w:hAnsi="Consolas" w:eastAsia="Consolas"/>
-          <w:color w:val="263238"/>
-          <w:sz w:val="19"/>
-        </w:rPr>
-        <w:t>pnpm new-post       # tạo bài mới</w:t>
-      </w:r>
-      <w:r>
-        <w:br/>
-      </w:r>
-      <w:r>
-        <w:rPr>
-          <w:rFonts w:ascii="Consolas" w:hAnsi="Consolas" w:eastAsia="Consolas"/>
-          <w:color w:val="263238"/>
-          <w:sz w:val="19"/>
-        </w:rPr>
-        <w:t>pnpm music          # cập nhật danh sách nhạc</w:t>
-      </w:r>
-      <w:r>
-        <w:br/>
-      </w:r>
-      <w:r>
-        <w:rPr>
-          <w:rFonts w:ascii="Consolas" w:hAnsi="Consolas" w:eastAsia="Consolas"/>
-          <w:color w:val="263238"/>
-          <w:sz w:val="19"/>
-        </w:rPr>
-        <w:t>pnpm check          # kiểm tra Astro/TypeScript</w:t>
-      </w:r>
-      <w:r>
-        <w:br/>
-      </w:r>
-      <w:r>
-        <w:rPr>
-          <w:rFonts w:ascii="Consolas" w:hAnsi="Consolas" w:eastAsia="Consolas"/>
-          <w:color w:val="263238"/>
-          <w:sz w:val="19"/>
-        </w:rPr>
-        <w:t>pnpm build          # build production</w:t>
-      </w:r>
-      <w:r>
-        <w:br/>
-      </w:r>
-      <w:r>
-        <w:rPr>
-          <w:rFonts w:ascii="Consolas" w:hAnsi="Consolas" w:eastAsia="Consolas"/>
-          <w:color w:val="263238"/>
-          <w:sz w:val="19"/>
-        </w:rPr>
-        <w:t>git status          # xem file thay đổi</w:t>
-      </w:r>
-      <w:r>
-        <w:br/>
-      </w:r>
-      <w:r>
-        <w:rPr>
-          <w:rFonts w:ascii="Consolas" w:hAnsi="Consolas" w:eastAsia="Consolas"/>
-          <w:color w:val="263238"/>
-          <w:sz w:val="19"/>
-        </w:rPr>
-        <w:t>git diff            # xem nội dung thay đổi</w:t>
-      </w:r>
-      <w:r>
-        <w:br/>
-      </w:r>
-      <w:r>
-        <w:rPr>
-          <w:rFonts w:ascii="Consolas" w:hAnsi="Consolas" w:eastAsia="Consolas"/>
-          <w:color w:val="263238"/>
-          <w:sz w:val="19"/>
-        </w:rPr>
-        <w:t>git pull origin main</w:t>
-      </w:r>
-      <w:r>
-        <w:br/>
-      </w:r>
-      <w:r>
-        <w:rPr>
-          <w:rFonts w:ascii="Consolas" w:hAnsi="Consolas" w:eastAsia="Consolas"/>
-          <w:color w:val="263238"/>
-          <w:sz w:val="19"/>
-        </w:rPr>
-        <w:t>git push origin main</w:t>
-      </w:r>
-    </w:p>
-    <w:p>
-      <w:pPr>
-        <w:spacing w:before="120" w:after="160"/>
-        <w:ind w:left="173" w:right="115"/>
-        <w:shd w:fill="E8F5EE"/>
-        <w:pBdr>
-          <w:left w:val="single" w:sz="18" w:space="6" w:color="237A45"/>
-        </w:pBdr>
-      </w:pPr>
-      <w:r>
-        <w:rPr>
-          <w:rFonts w:ascii="Calibri" w:hAnsi="Calibri" w:eastAsia="Calibri"/>
-          <w:b/>
-          <w:color w:val="237A45"/>
-        </w:rPr>
-        <w:t xml:space="preserve">Kết luận: </w:t>
-      </w:r>
-      <w:r>
-        <w:rPr>
-          <w:rFonts w:ascii="Calibri" w:hAnsi="Calibri" w:eastAsia="Calibri"/>
-        </w:rPr>
-        <w:t>Quy trình ổn định nhất là: pull → sửa → xem local → check/build → kiểm tra git status → commit → push → xem Vercel.</w:t>
+        <w:t>Tự cập nhật được nghĩa là bạn luôn giữ quyền chủ động với website của mình.</w:t>
       </w:r>
     </w:p>
     <w:sectPr>
       <w:headerReference w:type="default" r:id="rId9"/>
       <w:footerReference w:type="default" r:id="rId10"/>
       <w:pgSz w:w="12240" w:h="15840"/>
-      <w:pgMar w:top="1152" w:right="1224" w:bottom="1152" w:left="1224" w:header="504" w:footer="504" w:gutter="0"/>
+      <w:pgMar w:top="1037" w:right="1123" w:bottom="979" w:left="1123" w:header="432" w:footer="432" w:gutter="0"/>
       <w:cols w:space="720"/>
-      <w:titlePg/>
       <w:docGrid w:linePitch="360"/>
     </w:sectPr>
   </w:body>
@@ -2264,15 +3311,14 @@
     </w:pPr>
     <w:r>
       <w:rPr>
-        <w:rFonts w:ascii="Calibri" w:hAnsi="Calibri" w:eastAsia="Calibri"/>
-        <w:color w:val="667085"/>
-        <w:sz w:val="17"/>
-      </w:rPr>
-      <w:t xml:space="preserve">www.thanhtung0209.com  •  Trang </w:t>
+        <w:color w:val="65727B"/>
+        <w:sz w:val="16"/>
+      </w:rPr>
+      <w:t xml:space="preserve">Hướng dẫn tự vận hành  •  Trang </w:t>
     </w:r>
     <w:r>
       <w:fldChar w:fldCharType="begin"/>
-      <w:instrText xml:space="preserve">PAGE</w:instrText>
+      <w:instrText xml:space="preserve"> PAGE </w:instrText>
       <w:fldChar w:fldCharType="end"/>
     </w:r>
   </w:p>
@@ -2288,11 +3334,12 @@
     </w:pPr>
     <w:r>
       <w:rPr>
-        <w:rFonts w:ascii="Calibri" w:hAnsi="Calibri" w:eastAsia="Calibri"/>
-        <w:color w:val="667085"/>
-        <w:sz w:val="17"/>
-      </w:rPr>
-      <w:t>TUNG-BLOG  |  Hướng dẫn sử dụng</w:t>
+        <w:rFonts w:ascii="Calibri" w:hAnsi="Calibri"/>
+        <w:b/>
+        <w:color w:val="087F82"/>
+        <w:sz w:val="16"/>
+      </w:rPr>
+      <w:t>THANH TÙNG  /  BLOG &amp; SECOND BRAIN</w:t>
     </w:r>
   </w:p>
 </w:hdr>
@@ -2662,12 +3709,12 @@
     <w:qFormat/>
     <w:rsid w:val="00FC693F"/>
     <w:pPr>
-      <w:spacing w:before="0" w:after="120" w:line="300" w:lineRule="auto"/>
+      <w:spacing w:after="100" w:line="276" w:lineRule="auto"/>
     </w:pPr>
     <w:rPr>
       <w:rFonts w:ascii="Calibri" w:hAnsi="Calibri"/>
-      <w:color w:val="20242A"/>
-      <w:sz w:val="22"/>
+      <w:color w:val="123047"/>
+      <w:sz w:val="21"/>
     </w:rPr>
   </w:style>
   <w:style w:type="paragraph" w:styleId="Header">
@@ -2725,15 +3772,15 @@
     <w:pPr>
       <w:keepNext/>
       <w:keepLines/>
-      <w:spacing w:before="360" w:after="200"/>
+      <w:spacing w:before="320" w:after="140"/>
       <w:outlineLvl w:val="0"/>
     </w:pPr>
     <w:rPr>
       <w:rFonts w:asciiTheme="majorHAnsi" w:eastAsiaTheme="majorEastAsia" w:hAnsiTheme="majorHAnsi" w:cstheme="majorBidi" w:ascii="Calibri" w:hAnsi="Calibri"/>
       <w:b/>
       <w:bCs/>
-      <w:color w:val="2E74B5"/>
-      <w:sz w:val="32"/>
+      <w:color w:val="123047"/>
+      <w:sz w:val="34"/>
       <w:szCs w:val="28"/>
     </w:rPr>
   </w:style>
@@ -2749,14 +3796,14 @@
     <w:pPr>
       <w:keepNext/>
       <w:keepLines/>
-      <w:spacing w:before="280" w:after="140"/>
+      <w:spacing w:before="240" w:after="100"/>
       <w:outlineLvl w:val="1"/>
     </w:pPr>
     <w:rPr>
       <w:rFonts w:asciiTheme="majorHAnsi" w:eastAsiaTheme="majorEastAsia" w:hAnsiTheme="majorHAnsi" w:cstheme="majorBidi" w:ascii="Calibri" w:hAnsi="Calibri"/>
       <w:b/>
       <w:bCs/>
-      <w:color w:val="2E74B5"/>
+      <w:color w:val="087F82"/>
       <w:sz w:val="26"/>
       <w:szCs w:val="26"/>
     </w:rPr>
@@ -2773,15 +3820,15 @@
     <w:pPr>
       <w:keepNext/>
       <w:keepLines/>
-      <w:spacing w:before="200" w:after="100"/>
+      <w:spacing w:before="180" w:after="80"/>
       <w:outlineLvl w:val="2"/>
     </w:pPr>
     <w:rPr>
       <w:rFonts w:asciiTheme="majorHAnsi" w:eastAsiaTheme="majorEastAsia" w:hAnsiTheme="majorHAnsi" w:cstheme="majorBidi" w:ascii="Calibri" w:hAnsi="Calibri"/>
       <w:b/>
       <w:bCs/>
-      <w:color w:val="1F4D78"/>
-      <w:sz w:val="24"/>
+      <w:color w:val="123047"/>
+      <w:sz w:val="22"/>
     </w:rPr>
   </w:style>
   <w:style w:type="paragraph" w:styleId="Heading4">
@@ -3012,18 +4059,20 @@
     <w:qFormat/>
     <w:rsid w:val="00FC693F"/>
     <w:pPr>
+      <w:keepNext/>
       <w:pBdr>
         <w:bottom w:val="single" w:sz="8" w:space="4" w:color="4F81BD" w:themeColor="accent1"/>
       </w:pBdr>
-      <w:spacing w:after="300" w:line="240" w:lineRule="auto"/>
+      <w:spacing w:after="200" w:line="240" w:lineRule="auto" w:before="0"/>
       <w:contextualSpacing/>
     </w:pPr>
     <w:rPr>
-      <w:rFonts w:asciiTheme="majorHAnsi" w:eastAsiaTheme="majorEastAsia" w:hAnsiTheme="majorHAnsi" w:cstheme="majorBidi"/>
-      <w:color w:val="17365D" w:themeColor="text2" w:themeShade="BF"/>
+      <w:rFonts w:asciiTheme="majorHAnsi" w:eastAsiaTheme="majorEastAsia" w:hAnsiTheme="majorHAnsi" w:cstheme="majorBidi" w:ascii="Calibri" w:hAnsi="Calibri"/>
+      <w:b/>
+      <w:color w:val="123047"/>
       <w:spacing w:val="5"/>
       <w:kern w:val="28"/>
-      <w:sz w:val="52"/>
+      <w:sz w:val="60"/>
       <w:szCs w:val="52"/>
     </w:rPr>
   </w:style>
@@ -3051,15 +4100,18 @@
     <w:qFormat/>
     <w:rsid w:val="00FC693F"/>
     <w:pPr>
+      <w:keepNext/>
       <w:numPr>
         <w:ilvl w:val="1"/>
       </w:numPr>
+      <w:spacing w:before="0" w:after="200"/>
     </w:pPr>
     <w:rPr>
-      <w:rFonts w:asciiTheme="majorHAnsi" w:eastAsiaTheme="majorEastAsia" w:hAnsiTheme="majorHAnsi" w:cstheme="majorBidi"/>
+      <w:rFonts w:asciiTheme="majorHAnsi" w:eastAsiaTheme="majorEastAsia" w:hAnsiTheme="majorHAnsi" w:cstheme="majorBidi" w:ascii="Calibri" w:hAnsi="Calibri"/>
+      <w:b w:val="0"/>
       <w:i/>
       <w:iCs/>
-      <w:color w:val="4F81BD" w:themeColor="accent1"/>
+      <w:color w:val="65727B"/>
       <w:spacing w:val="15"/>
       <w:sz w:val="24"/>
       <w:szCs w:val="24"/>
@@ -3197,12 +4249,13 @@
       <w:numPr>
         <w:numId w:val="1"/>
       </w:numPr>
-      <w:spacing w:after="80" w:line="300" w:lineRule="auto"/>
+      <w:spacing w:after="60" w:line="264" w:lineRule="auto"/>
       <w:contextualSpacing/>
     </w:pPr>
     <w:rPr>
       <w:rFonts w:ascii="Calibri" w:hAnsi="Calibri"/>
-      <w:sz w:val="22"/>
+      <w:color w:val="123047"/>
+      <w:sz w:val="21"/>
     </w:rPr>
   </w:style>
   <w:style w:type="paragraph" w:styleId="ListBullet2">
@@ -3215,13 +4268,8 @@
       <w:numPr>
         <w:numId w:val="2"/>
       </w:numPr>
-      <w:spacing w:after="80" w:line="300" w:lineRule="auto"/>
       <w:contextualSpacing/>
     </w:pPr>
-    <w:rPr>
-      <w:rFonts w:ascii="Calibri" w:hAnsi="Calibri"/>
-      <w:sz w:val="22"/>
-    </w:rPr>
   </w:style>
   <w:style w:type="paragraph" w:styleId="ListBullet3">
     <w:name w:val="List Bullet 3"/>
@@ -3246,12 +4294,13 @@
       <w:numPr>
         <w:numId w:val="5"/>
       </w:numPr>
-      <w:spacing w:after="80" w:line="300" w:lineRule="auto"/>
+      <w:spacing w:after="60" w:line="264" w:lineRule="auto"/>
       <w:contextualSpacing/>
     </w:pPr>
     <w:rPr>
       <w:rFonts w:ascii="Calibri" w:hAnsi="Calibri"/>
-      <w:sz w:val="22"/>
+      <w:color w:val="123047"/>
+      <w:sz w:val="21"/>
     </w:rPr>
   </w:style>
   <w:style w:type="paragraph" w:styleId="ListNumber2">
@@ -14368,15 +15417,16 @@
       </w:tcPr>
     </w:tblStylePr>
   </w:style>
-  <w:style w:type="paragraph" w:customStyle="1" w:styleId="CodeBlock">
-    <w:name w:val="Code Block"/>
+  <w:style w:type="paragraph" w:customStyle="1" w:styleId="SmallLabel">
+    <w:name w:val="Small Label"/>
     <w:pPr>
-      <w:spacing w:before="100" w:after="160" w:line="252" w:lineRule="auto"/>
-      <w:ind w:left="259" w:right="173"/>
+      <w:spacing w:after="60"/>
     </w:pPr>
     <w:rPr>
-      <w:rFonts w:ascii="Consolas" w:hAnsi="Consolas"/>
-      <w:sz w:val="19"/>
+      <w:rFonts w:ascii="Calibri" w:hAnsi="Calibri"/>
+      <w:b/>
+      <w:color w:val="087F82"/>
+      <w:sz w:val="16"/>
     </w:rPr>
   </w:style>
 </w:styles>

--- a/docs/huong-dan-su-dung-tung-blog.docx
+++ b/docs/huong-dan-su-dung-tung-blog.docx
@@ -2187,6 +2187,25 @@
       </w:r>
     </w:p>
     <w:p>
+      <w:pPr/>
+      <w:r>
+        <w:t>Mỗi ghi chú muốn xuất hiện trên web phải có frontmatter publish: true. Ghi chú không có thuộc tính này vẫn được giữ riêng trong vault.</w:t>
+      </w:r>
+    </w:p>
+    <w:p>
+      <w:pPr/>
+      <w:r>
+        <w:rPr>
+          <w:rFonts w:ascii="Consolas" w:hAnsi="Consolas"/>
+        </w:rPr>
+        <w:t>---</w:t>
+        <w:br/>
+        <w:t>publish: true</w:t>
+        <w:br/>
+        <w:t>---</w:t>
+      </w:r>
+    </w:p>
+    <w:p>
       <w:pPr>
         <w:pStyle w:val="ListNumber"/>
       </w:pPr>
@@ -2199,7 +2218,7 @@
         <w:pStyle w:val="ListNumber"/>
       </w:pPr>
       <w:r>
-        <w:t>Chạy pnpm brain:sync để sao chép phần được phép public.</w:t>
+        <w:t>Chạy pnpm brain:sync để sao chép vault và tạo trang chủ Second Brain.</w:t>
       </w:r>
     </w:p>
     <w:p>
@@ -2224,6 +2243,46 @@
       </w:pPr>
       <w:r>
         <w:t>Nhấn Ctrl + C để dừng server, sau đó build và push.</w:t>
+      </w:r>
+    </w:p>
+    <w:p>
+      <w:pPr>
+        <w:pStyle w:val="Heading2"/>
+      </w:pPr>
+      <w:r>
+        <w:t>Tính năng Quartz v5 đang bật</w:t>
+      </w:r>
+    </w:p>
+    <w:p>
+      <w:pPr>
+        <w:pStyle w:val="ListBullet"/>
+      </w:pPr>
+      <w:r>
+        <w:t>Ghi chú gần đây: hiện 5 ghi chú cập nhật gần nhất ở cuối trang.</w:t>
+      </w:r>
+    </w:p>
+    <w:p>
+      <w:pPr>
+        <w:pStyle w:val="ListBullet"/>
+      </w:pPr>
+      <w:r>
+        <w:t>Ảnh chia sẻ động: tự tạo ảnh Open Graph 1200 x 630 cho từng trang.</w:t>
+      </w:r>
+    </w:p>
+    <w:p>
+      <w:pPr>
+        <w:pStyle w:val="ListBullet"/>
+      </w:pPr>
+      <w:r>
+        <w:t>Explicit Publish: chỉ xuất bản ghi chú có publish: true.</w:t>
+      </w:r>
+    </w:p>
+    <w:p>
+      <w:pPr>
+        <w:pStyle w:val="ListBullet"/>
+      </w:pPr>
+      <w:r>
+        <w:t>Canvas Page: chỉ file .canvas trong thư mục public-canvas được đưa lên web, dưới dạng sơ đồ có thể kéo và thu phóng.</w:t>
       </w:r>
     </w:p>
     <w:tbl>
@@ -2364,6 +2423,14 @@
       </w:pPr>
       <w:r>
         <w:t>file .base</w:t>
+      </w:r>
+    </w:p>
+    <w:p>
+      <w:pPr>
+        <w:pStyle w:val="ListBullet"/>
+      </w:pPr>
+      <w:r>
+        <w:t>ghi chú không có publish: true</w:t>
       </w:r>
     </w:p>
     <w:p>
@@ -3142,6 +3209,12 @@
       </w:r>
     </w:p>
     <w:p>
+      <w:pPr/>
+      <w:r>
+        <w:t>Backup vault trước khi bật Explicit Publish: LEED_Obsidian_Vault-backup-before-quartz-v5-plugins-2026-07-02.zip trong Downloads.</w:t>
+      </w:r>
+    </w:p>
+    <w:p>
       <w:pPr>
         <w:pStyle w:val="Heading1"/>
       </w:pPr>
